--- a/docs/てんから勤怠システム_操作マニュアル.docx
+++ b/docs/てんから勤怠システム_操作マニュアル.docx
@@ -243,7 +243,7 @@
     </w:p>
     <w:tbl>
       <w:tblPr>
-        <w:tblW w:type="pct" w:w="100%"/>
+        <w:tblW w:type="dxa" w:w="9638"/>
         <w:tblBorders>
           <w:top w:val="single" w:color="auto" w:sz="4"/>
           <w:left w:val="single" w:color="auto" w:sz="4"/>
@@ -252,12 +252,13 @@
           <w:insideH w:val="single" w:color="auto" w:sz="4"/>
           <w:insideV w:val="single" w:color="auto" w:sz="4"/>
         </w:tblBorders>
+        <w:tblLayout w:type="fixed"/>
       </w:tblPr>
       <w:tblGrid>
-        <w:gridCol w:w="100"/>
-        <w:gridCol w:w="100"/>
-        <w:gridCol w:w="100"/>
-        <w:gridCol w:w="100"/>
+        <w:gridCol w:w="2409"/>
+        <w:gridCol w:w="2409"/>
+        <w:gridCol w:w="2409"/>
+        <w:gridCol w:w="2409"/>
       </w:tblGrid>
       <w:tr>
         <w:trPr>
@@ -265,11 +266,24 @@
         </w:trPr>
         <w:tc>
           <w:tcPr>
-            <w:tcW w:type="pct" w:w="25%"/>
+            <w:tcW w:type="dxa" w:w="2409"/>
+            <w:tcBorders>
+              <w:top w:val="single" w:color="D1D5DB" w:sz="4"/>
+              <w:left w:val="single" w:color="D1D5DB" w:sz="4"/>
+              <w:bottom w:val="single" w:color="D1D5DB" w:sz="4"/>
+              <w:right w:val="single" w:color="D1D5DB" w:sz="4"/>
+            </w:tcBorders>
             <w:shd w:fill="2563EB" w:val="clear"/>
-          </w:tcPr>
-          <w:p>
-            <w:pPr>
+            <w:tcMar>
+              <w:top w:type="dxa" w:w="60"/>
+              <w:left w:type="dxa" w:w="120"/>
+              <w:bottom w:type="dxa" w:w="60"/>
+              <w:right w:type="dxa" w:w="120"/>
+            </w:tcMar>
+          </w:tcPr>
+          <w:p>
+            <w:pPr>
+              <w:spacing w:after="0" w:before="0" w:line="240"/>
               <w:jc w:val="center"/>
             </w:pPr>
             <w:r>
@@ -287,11 +301,24 @@
         </w:tc>
         <w:tc>
           <w:tcPr>
-            <w:tcW w:type="pct" w:w="25%"/>
+            <w:tcW w:type="dxa" w:w="2409"/>
+            <w:tcBorders>
+              <w:top w:val="single" w:color="D1D5DB" w:sz="4"/>
+              <w:left w:val="single" w:color="D1D5DB" w:sz="4"/>
+              <w:bottom w:val="single" w:color="D1D5DB" w:sz="4"/>
+              <w:right w:val="single" w:color="D1D5DB" w:sz="4"/>
+            </w:tcBorders>
             <w:shd w:fill="2563EB" w:val="clear"/>
-          </w:tcPr>
-          <w:p>
-            <w:pPr>
+            <w:tcMar>
+              <w:top w:type="dxa" w:w="60"/>
+              <w:left w:type="dxa" w:w="120"/>
+              <w:bottom w:type="dxa" w:w="60"/>
+              <w:right w:type="dxa" w:w="120"/>
+            </w:tcMar>
+          </w:tcPr>
+          <w:p>
+            <w:pPr>
+              <w:spacing w:after="0" w:before="0" w:line="240"/>
               <w:jc w:val="center"/>
             </w:pPr>
             <w:r>
@@ -309,11 +336,24 @@
         </w:tc>
         <w:tc>
           <w:tcPr>
-            <w:tcW w:type="pct" w:w="25%"/>
+            <w:tcW w:type="dxa" w:w="2409"/>
+            <w:tcBorders>
+              <w:top w:val="single" w:color="D1D5DB" w:sz="4"/>
+              <w:left w:val="single" w:color="D1D5DB" w:sz="4"/>
+              <w:bottom w:val="single" w:color="D1D5DB" w:sz="4"/>
+              <w:right w:val="single" w:color="D1D5DB" w:sz="4"/>
+            </w:tcBorders>
             <w:shd w:fill="2563EB" w:val="clear"/>
-          </w:tcPr>
-          <w:p>
-            <w:pPr>
+            <w:tcMar>
+              <w:top w:type="dxa" w:w="60"/>
+              <w:left w:type="dxa" w:w="120"/>
+              <w:bottom w:type="dxa" w:w="60"/>
+              <w:right w:type="dxa" w:w="120"/>
+            </w:tcMar>
+          </w:tcPr>
+          <w:p>
+            <w:pPr>
+              <w:spacing w:after="0" w:before="0" w:line="240"/>
               <w:jc w:val="center"/>
             </w:pPr>
             <w:r>
@@ -331,11 +371,24 @@
         </w:tc>
         <w:tc>
           <w:tcPr>
-            <w:tcW w:type="pct" w:w="25%"/>
+            <w:tcW w:type="dxa" w:w="2409"/>
+            <w:tcBorders>
+              <w:top w:val="single" w:color="D1D5DB" w:sz="4"/>
+              <w:left w:val="single" w:color="D1D5DB" w:sz="4"/>
+              <w:bottom w:val="single" w:color="D1D5DB" w:sz="4"/>
+              <w:right w:val="single" w:color="D1D5DB" w:sz="4"/>
+            </w:tcBorders>
             <w:shd w:fill="2563EB" w:val="clear"/>
-          </w:tcPr>
-          <w:p>
-            <w:pPr>
+            <w:tcMar>
+              <w:top w:type="dxa" w:w="60"/>
+              <w:left w:type="dxa" w:w="120"/>
+              <w:bottom w:type="dxa" w:w="60"/>
+              <w:right w:type="dxa" w:w="120"/>
+            </w:tcMar>
+          </w:tcPr>
+          <w:p>
+            <w:pPr>
+              <w:spacing w:after="0" w:before="0" w:line="240"/>
               <w:jc w:val="center"/>
             </w:pPr>
             <w:r>
@@ -354,7 +407,25 @@
       </w:tr>
       <w:tr>
         <w:tc>
-          <w:p>
+          <w:tcPr>
+            <w:tcW w:type="dxa" w:w="2409"/>
+            <w:tcBorders>
+              <w:top w:val="single" w:color="D1D5DB" w:sz="4"/>
+              <w:left w:val="single" w:color="D1D5DB" w:sz="4"/>
+              <w:bottom w:val="single" w:color="D1D5DB" w:sz="4"/>
+              <w:right w:val="single" w:color="D1D5DB" w:sz="4"/>
+            </w:tcBorders>
+            <w:tcMar>
+              <w:top w:type="dxa" w:w="60"/>
+              <w:left w:type="dxa" w:w="120"/>
+              <w:bottom w:type="dxa" w:w="60"/>
+              <w:right w:type="dxa" w:w="120"/>
+            </w:tcMar>
+          </w:tcPr>
+          <w:p>
+            <w:pPr>
+              <w:spacing w:after="0" w:before="0" w:line="240"/>
+            </w:pPr>
             <w:r>
               <w:rPr>
                 <w:rFonts w:ascii="Yu Gothic" w:cs="Yu Gothic" w:eastAsia="Yu Gothic" w:hAnsi="Yu Gothic"/>
@@ -366,7 +437,25 @@
           </w:p>
         </w:tc>
         <w:tc>
-          <w:p>
+          <w:tcPr>
+            <w:tcW w:type="dxa" w:w="2409"/>
+            <w:tcBorders>
+              <w:top w:val="single" w:color="D1D5DB" w:sz="4"/>
+              <w:left w:val="single" w:color="D1D5DB" w:sz="4"/>
+              <w:bottom w:val="single" w:color="D1D5DB" w:sz="4"/>
+              <w:right w:val="single" w:color="D1D5DB" w:sz="4"/>
+            </w:tcBorders>
+            <w:tcMar>
+              <w:top w:type="dxa" w:w="60"/>
+              <w:left w:type="dxa" w:w="120"/>
+              <w:bottom w:type="dxa" w:w="60"/>
+              <w:right w:type="dxa" w:w="120"/>
+            </w:tcMar>
+          </w:tcPr>
+          <w:p>
+            <w:pPr>
+              <w:spacing w:after="0" w:before="0" w:line="240"/>
+            </w:pPr>
             <w:r>
               <w:rPr>
                 <w:rFonts w:ascii="Yu Gothic" w:cs="Yu Gothic" w:eastAsia="Yu Gothic" w:hAnsi="Yu Gothic"/>
@@ -378,7 +467,25 @@
           </w:p>
         </w:tc>
         <w:tc>
-          <w:p>
+          <w:tcPr>
+            <w:tcW w:type="dxa" w:w="2409"/>
+            <w:tcBorders>
+              <w:top w:val="single" w:color="D1D5DB" w:sz="4"/>
+              <w:left w:val="single" w:color="D1D5DB" w:sz="4"/>
+              <w:bottom w:val="single" w:color="D1D5DB" w:sz="4"/>
+              <w:right w:val="single" w:color="D1D5DB" w:sz="4"/>
+            </w:tcBorders>
+            <w:tcMar>
+              <w:top w:type="dxa" w:w="60"/>
+              <w:left w:type="dxa" w:w="120"/>
+              <w:bottom w:type="dxa" w:w="60"/>
+              <w:right w:type="dxa" w:w="120"/>
+            </w:tcMar>
+          </w:tcPr>
+          <w:p>
+            <w:pPr>
+              <w:spacing w:after="0" w:before="0" w:line="240"/>
+            </w:pPr>
             <w:r>
               <w:rPr>
                 <w:rFonts w:ascii="Yu Gothic" w:cs="Yu Gothic" w:eastAsia="Yu Gothic" w:hAnsi="Yu Gothic"/>
@@ -390,7 +497,25 @@
           </w:p>
         </w:tc>
         <w:tc>
-          <w:p>
+          <w:tcPr>
+            <w:tcW w:type="dxa" w:w="2409"/>
+            <w:tcBorders>
+              <w:top w:val="single" w:color="D1D5DB" w:sz="4"/>
+              <w:left w:val="single" w:color="D1D5DB" w:sz="4"/>
+              <w:bottom w:val="single" w:color="D1D5DB" w:sz="4"/>
+              <w:right w:val="single" w:color="D1D5DB" w:sz="4"/>
+            </w:tcBorders>
+            <w:tcMar>
+              <w:top w:type="dxa" w:w="60"/>
+              <w:left w:type="dxa" w:w="120"/>
+              <w:bottom w:type="dxa" w:w="60"/>
+              <w:right w:type="dxa" w:w="120"/>
+            </w:tcMar>
+          </w:tcPr>
+          <w:p>
+            <w:pPr>
+              <w:spacing w:after="0" w:before="0" w:line="240"/>
+            </w:pPr>
             <w:r>
               <w:rPr>
                 <w:rFonts w:ascii="Yu Gothic" w:cs="Yu Gothic" w:eastAsia="Yu Gothic" w:hAnsi="Yu Gothic"/>
@@ -405,9 +530,25 @@
       <w:tr>
         <w:tc>
           <w:tcPr>
+            <w:tcW w:type="dxa" w:w="2409"/>
+            <w:tcBorders>
+              <w:top w:val="single" w:color="D1D5DB" w:sz="4"/>
+              <w:left w:val="single" w:color="D1D5DB" w:sz="4"/>
+              <w:bottom w:val="single" w:color="D1D5DB" w:sz="4"/>
+              <w:right w:val="single" w:color="D1D5DB" w:sz="4"/>
+            </w:tcBorders>
             <w:shd w:fill="F3F4F6" w:val="clear"/>
-          </w:tcPr>
-          <w:p>
+            <w:tcMar>
+              <w:top w:type="dxa" w:w="60"/>
+              <w:left w:type="dxa" w:w="120"/>
+              <w:bottom w:type="dxa" w:w="60"/>
+              <w:right w:type="dxa" w:w="120"/>
+            </w:tcMar>
+          </w:tcPr>
+          <w:p>
+            <w:pPr>
+              <w:spacing w:after="0" w:before="0" w:line="240"/>
+            </w:pPr>
             <w:r>
               <w:rPr>
                 <w:rFonts w:ascii="Yu Gothic" w:cs="Yu Gothic" w:eastAsia="Yu Gothic" w:hAnsi="Yu Gothic"/>
@@ -420,9 +561,25 @@
         </w:tc>
         <w:tc>
           <w:tcPr>
+            <w:tcW w:type="dxa" w:w="2409"/>
+            <w:tcBorders>
+              <w:top w:val="single" w:color="D1D5DB" w:sz="4"/>
+              <w:left w:val="single" w:color="D1D5DB" w:sz="4"/>
+              <w:bottom w:val="single" w:color="D1D5DB" w:sz="4"/>
+              <w:right w:val="single" w:color="D1D5DB" w:sz="4"/>
+            </w:tcBorders>
             <w:shd w:fill="F3F4F6" w:val="clear"/>
-          </w:tcPr>
-          <w:p>
+            <w:tcMar>
+              <w:top w:type="dxa" w:w="60"/>
+              <w:left w:type="dxa" w:w="120"/>
+              <w:bottom w:type="dxa" w:w="60"/>
+              <w:right w:type="dxa" w:w="120"/>
+            </w:tcMar>
+          </w:tcPr>
+          <w:p>
+            <w:pPr>
+              <w:spacing w:after="0" w:before="0" w:line="240"/>
+            </w:pPr>
             <w:r>
               <w:rPr>
                 <w:rFonts w:ascii="Yu Gothic" w:cs="Yu Gothic" w:eastAsia="Yu Gothic" w:hAnsi="Yu Gothic"/>
@@ -435,9 +592,25 @@
         </w:tc>
         <w:tc>
           <w:tcPr>
+            <w:tcW w:type="dxa" w:w="2409"/>
+            <w:tcBorders>
+              <w:top w:val="single" w:color="D1D5DB" w:sz="4"/>
+              <w:left w:val="single" w:color="D1D5DB" w:sz="4"/>
+              <w:bottom w:val="single" w:color="D1D5DB" w:sz="4"/>
+              <w:right w:val="single" w:color="D1D5DB" w:sz="4"/>
+            </w:tcBorders>
             <w:shd w:fill="F3F4F6" w:val="clear"/>
-          </w:tcPr>
-          <w:p>
+            <w:tcMar>
+              <w:top w:type="dxa" w:w="60"/>
+              <w:left w:type="dxa" w:w="120"/>
+              <w:bottom w:type="dxa" w:w="60"/>
+              <w:right w:type="dxa" w:w="120"/>
+            </w:tcMar>
+          </w:tcPr>
+          <w:p>
+            <w:pPr>
+              <w:spacing w:after="0" w:before="0" w:line="240"/>
+            </w:pPr>
             <w:r>
               <w:rPr>
                 <w:rFonts w:ascii="Yu Gothic" w:cs="Yu Gothic" w:eastAsia="Yu Gothic" w:hAnsi="Yu Gothic"/>
@@ -450,9 +623,25 @@
         </w:tc>
         <w:tc>
           <w:tcPr>
+            <w:tcW w:type="dxa" w:w="2409"/>
+            <w:tcBorders>
+              <w:top w:val="single" w:color="D1D5DB" w:sz="4"/>
+              <w:left w:val="single" w:color="D1D5DB" w:sz="4"/>
+              <w:bottom w:val="single" w:color="D1D5DB" w:sz="4"/>
+              <w:right w:val="single" w:color="D1D5DB" w:sz="4"/>
+            </w:tcBorders>
             <w:shd w:fill="F3F4F6" w:val="clear"/>
-          </w:tcPr>
-          <w:p>
+            <w:tcMar>
+              <w:top w:type="dxa" w:w="60"/>
+              <w:left w:type="dxa" w:w="120"/>
+              <w:bottom w:type="dxa" w:w="60"/>
+              <w:right w:type="dxa" w:w="120"/>
+            </w:tcMar>
+          </w:tcPr>
+          <w:p>
+            <w:pPr>
+              <w:spacing w:after="0" w:before="0" w:line="240"/>
+            </w:pPr>
             <w:r>
               <w:rPr>
                 <w:rFonts w:ascii="Yu Gothic" w:cs="Yu Gothic" w:eastAsia="Yu Gothic" w:hAnsi="Yu Gothic"/>
@@ -466,7 +655,25 @@
       </w:tr>
       <w:tr>
         <w:tc>
-          <w:p>
+          <w:tcPr>
+            <w:tcW w:type="dxa" w:w="2409"/>
+            <w:tcBorders>
+              <w:top w:val="single" w:color="D1D5DB" w:sz="4"/>
+              <w:left w:val="single" w:color="D1D5DB" w:sz="4"/>
+              <w:bottom w:val="single" w:color="D1D5DB" w:sz="4"/>
+              <w:right w:val="single" w:color="D1D5DB" w:sz="4"/>
+            </w:tcBorders>
+            <w:tcMar>
+              <w:top w:type="dxa" w:w="60"/>
+              <w:left w:type="dxa" w:w="120"/>
+              <w:bottom w:type="dxa" w:w="60"/>
+              <w:right w:type="dxa" w:w="120"/>
+            </w:tcMar>
+          </w:tcPr>
+          <w:p>
+            <w:pPr>
+              <w:spacing w:after="0" w:before="0" w:line="240"/>
+            </w:pPr>
             <w:r>
               <w:rPr>
                 <w:rFonts w:ascii="Yu Gothic" w:cs="Yu Gothic" w:eastAsia="Yu Gothic" w:hAnsi="Yu Gothic"/>
@@ -478,7 +685,25 @@
           </w:p>
         </w:tc>
         <w:tc>
-          <w:p>
+          <w:tcPr>
+            <w:tcW w:type="dxa" w:w="2409"/>
+            <w:tcBorders>
+              <w:top w:val="single" w:color="D1D5DB" w:sz="4"/>
+              <w:left w:val="single" w:color="D1D5DB" w:sz="4"/>
+              <w:bottom w:val="single" w:color="D1D5DB" w:sz="4"/>
+              <w:right w:val="single" w:color="D1D5DB" w:sz="4"/>
+            </w:tcBorders>
+            <w:tcMar>
+              <w:top w:type="dxa" w:w="60"/>
+              <w:left w:type="dxa" w:w="120"/>
+              <w:bottom w:type="dxa" w:w="60"/>
+              <w:right w:type="dxa" w:w="120"/>
+            </w:tcMar>
+          </w:tcPr>
+          <w:p>
+            <w:pPr>
+              <w:spacing w:after="0" w:before="0" w:line="240"/>
+            </w:pPr>
             <w:r>
               <w:rPr>
                 <w:rFonts w:ascii="Yu Gothic" w:cs="Yu Gothic" w:eastAsia="Yu Gothic" w:hAnsi="Yu Gothic"/>
@@ -490,7 +715,25 @@
           </w:p>
         </w:tc>
         <w:tc>
-          <w:p>
+          <w:tcPr>
+            <w:tcW w:type="dxa" w:w="2409"/>
+            <w:tcBorders>
+              <w:top w:val="single" w:color="D1D5DB" w:sz="4"/>
+              <w:left w:val="single" w:color="D1D5DB" w:sz="4"/>
+              <w:bottom w:val="single" w:color="D1D5DB" w:sz="4"/>
+              <w:right w:val="single" w:color="D1D5DB" w:sz="4"/>
+            </w:tcBorders>
+            <w:tcMar>
+              <w:top w:type="dxa" w:w="60"/>
+              <w:left w:type="dxa" w:w="120"/>
+              <w:bottom w:type="dxa" w:w="60"/>
+              <w:right w:type="dxa" w:w="120"/>
+            </w:tcMar>
+          </w:tcPr>
+          <w:p>
+            <w:pPr>
+              <w:spacing w:after="0" w:before="0" w:line="240"/>
+            </w:pPr>
             <w:r>
               <w:rPr>
                 <w:rFonts w:ascii="Yu Gothic" w:cs="Yu Gothic" w:eastAsia="Yu Gothic" w:hAnsi="Yu Gothic"/>
@@ -502,7 +745,25 @@
           </w:p>
         </w:tc>
         <w:tc>
-          <w:p>
+          <w:tcPr>
+            <w:tcW w:type="dxa" w:w="2409"/>
+            <w:tcBorders>
+              <w:top w:val="single" w:color="D1D5DB" w:sz="4"/>
+              <w:left w:val="single" w:color="D1D5DB" w:sz="4"/>
+              <w:bottom w:val="single" w:color="D1D5DB" w:sz="4"/>
+              <w:right w:val="single" w:color="D1D5DB" w:sz="4"/>
+            </w:tcBorders>
+            <w:tcMar>
+              <w:top w:type="dxa" w:w="60"/>
+              <w:left w:type="dxa" w:w="120"/>
+              <w:bottom w:type="dxa" w:w="60"/>
+              <w:right w:type="dxa" w:w="120"/>
+            </w:tcMar>
+          </w:tcPr>
+          <w:p>
+            <w:pPr>
+              <w:spacing w:after="0" w:before="0" w:line="240"/>
+            </w:pPr>
             <w:r>
               <w:rPr>
                 <w:rFonts w:ascii="Yu Gothic" w:cs="Yu Gothic" w:eastAsia="Yu Gothic" w:hAnsi="Yu Gothic"/>
@@ -774,7 +1035,7 @@
     </w:p>
     <w:tbl>
       <w:tblPr>
-        <w:tblW w:type="pct" w:w="100%"/>
+        <w:tblW w:type="dxa" w:w="9638"/>
         <w:tblBorders>
           <w:top w:val="single" w:color="auto" w:sz="4"/>
           <w:left w:val="single" w:color="auto" w:sz="4"/>
@@ -783,10 +1044,11 @@
           <w:insideH w:val="single" w:color="auto" w:sz="4"/>
           <w:insideV w:val="single" w:color="auto" w:sz="4"/>
         </w:tblBorders>
+        <w:tblLayout w:type="fixed"/>
       </w:tblPr>
       <w:tblGrid>
-        <w:gridCol w:w="100"/>
-        <w:gridCol w:w="100"/>
+        <w:gridCol w:w="4819"/>
+        <w:gridCol w:w="4819"/>
       </w:tblGrid>
       <w:tr>
         <w:trPr>
@@ -794,11 +1056,24 @@
         </w:trPr>
         <w:tc>
           <w:tcPr>
-            <w:tcW w:type="pct" w:w="50%"/>
+            <w:tcW w:type="dxa" w:w="4819"/>
+            <w:tcBorders>
+              <w:top w:val="single" w:color="D1D5DB" w:sz="4"/>
+              <w:left w:val="single" w:color="D1D5DB" w:sz="4"/>
+              <w:bottom w:val="single" w:color="D1D5DB" w:sz="4"/>
+              <w:right w:val="single" w:color="D1D5DB" w:sz="4"/>
+            </w:tcBorders>
             <w:shd w:fill="2563EB" w:val="clear"/>
-          </w:tcPr>
-          <w:p>
-            <w:pPr>
+            <w:tcMar>
+              <w:top w:type="dxa" w:w="60"/>
+              <w:left w:type="dxa" w:w="120"/>
+              <w:bottom w:type="dxa" w:w="60"/>
+              <w:right w:type="dxa" w:w="120"/>
+            </w:tcMar>
+          </w:tcPr>
+          <w:p>
+            <w:pPr>
+              <w:spacing w:after="0" w:before="0" w:line="240"/>
               <w:jc w:val="center"/>
             </w:pPr>
             <w:r>
@@ -816,11 +1091,24 @@
         </w:tc>
         <w:tc>
           <w:tcPr>
-            <w:tcW w:type="pct" w:w="50%"/>
+            <w:tcW w:type="dxa" w:w="4819"/>
+            <w:tcBorders>
+              <w:top w:val="single" w:color="D1D5DB" w:sz="4"/>
+              <w:left w:val="single" w:color="D1D5DB" w:sz="4"/>
+              <w:bottom w:val="single" w:color="D1D5DB" w:sz="4"/>
+              <w:right w:val="single" w:color="D1D5DB" w:sz="4"/>
+            </w:tcBorders>
             <w:shd w:fill="2563EB" w:val="clear"/>
-          </w:tcPr>
-          <w:p>
-            <w:pPr>
+            <w:tcMar>
+              <w:top w:type="dxa" w:w="60"/>
+              <w:left w:type="dxa" w:w="120"/>
+              <w:bottom w:type="dxa" w:w="60"/>
+              <w:right w:type="dxa" w:w="120"/>
+            </w:tcMar>
+          </w:tcPr>
+          <w:p>
+            <w:pPr>
+              <w:spacing w:after="0" w:before="0" w:line="240"/>
               <w:jc w:val="center"/>
             </w:pPr>
             <w:r>
@@ -839,7 +1127,25 @@
       </w:tr>
       <w:tr>
         <w:tc>
-          <w:p>
+          <w:tcPr>
+            <w:tcW w:type="dxa" w:w="4819"/>
+            <w:tcBorders>
+              <w:top w:val="single" w:color="D1D5DB" w:sz="4"/>
+              <w:left w:val="single" w:color="D1D5DB" w:sz="4"/>
+              <w:bottom w:val="single" w:color="D1D5DB" w:sz="4"/>
+              <w:right w:val="single" w:color="D1D5DB" w:sz="4"/>
+            </w:tcBorders>
+            <w:tcMar>
+              <w:top w:type="dxa" w:w="60"/>
+              <w:left w:type="dxa" w:w="120"/>
+              <w:bottom w:type="dxa" w:w="60"/>
+              <w:right w:type="dxa" w:w="120"/>
+            </w:tcMar>
+          </w:tcPr>
+          <w:p>
+            <w:pPr>
+              <w:spacing w:after="0" w:before="0" w:line="240"/>
+            </w:pPr>
             <w:r>
               <w:rPr>
                 <w:rFonts w:ascii="Yu Gothic" w:cs="Yu Gothic" w:eastAsia="Yu Gothic" w:hAnsi="Yu Gothic"/>
@@ -851,7 +1157,25 @@
           </w:p>
         </w:tc>
         <w:tc>
-          <w:p>
+          <w:tcPr>
+            <w:tcW w:type="dxa" w:w="4819"/>
+            <w:tcBorders>
+              <w:top w:val="single" w:color="D1D5DB" w:sz="4"/>
+              <w:left w:val="single" w:color="D1D5DB" w:sz="4"/>
+              <w:bottom w:val="single" w:color="D1D5DB" w:sz="4"/>
+              <w:right w:val="single" w:color="D1D5DB" w:sz="4"/>
+            </w:tcBorders>
+            <w:tcMar>
+              <w:top w:type="dxa" w:w="60"/>
+              <w:left w:type="dxa" w:w="120"/>
+              <w:bottom w:type="dxa" w:w="60"/>
+              <w:right w:type="dxa" w:w="120"/>
+            </w:tcMar>
+          </w:tcPr>
+          <w:p>
+            <w:pPr>
+              <w:spacing w:after="0" w:before="0" w:line="240"/>
+            </w:pPr>
             <w:r>
               <w:rPr>
                 <w:rFonts w:ascii="Yu Gothic" w:cs="Yu Gothic" w:eastAsia="Yu Gothic" w:hAnsi="Yu Gothic"/>
@@ -866,9 +1190,25 @@
       <w:tr>
         <w:tc>
           <w:tcPr>
+            <w:tcW w:type="dxa" w:w="4819"/>
+            <w:tcBorders>
+              <w:top w:val="single" w:color="D1D5DB" w:sz="4"/>
+              <w:left w:val="single" w:color="D1D5DB" w:sz="4"/>
+              <w:bottom w:val="single" w:color="D1D5DB" w:sz="4"/>
+              <w:right w:val="single" w:color="D1D5DB" w:sz="4"/>
+            </w:tcBorders>
             <w:shd w:fill="F3F4F6" w:val="clear"/>
-          </w:tcPr>
-          <w:p>
+            <w:tcMar>
+              <w:top w:type="dxa" w:w="60"/>
+              <w:left w:type="dxa" w:w="120"/>
+              <w:bottom w:type="dxa" w:w="60"/>
+              <w:right w:type="dxa" w:w="120"/>
+            </w:tcMar>
+          </w:tcPr>
+          <w:p>
+            <w:pPr>
+              <w:spacing w:after="0" w:before="0" w:line="240"/>
+            </w:pPr>
             <w:r>
               <w:rPr>
                 <w:rFonts w:ascii="Yu Gothic" w:cs="Yu Gothic" w:eastAsia="Yu Gothic" w:hAnsi="Yu Gothic"/>
@@ -881,9 +1221,25 @@
         </w:tc>
         <w:tc>
           <w:tcPr>
+            <w:tcW w:type="dxa" w:w="4819"/>
+            <w:tcBorders>
+              <w:top w:val="single" w:color="D1D5DB" w:sz="4"/>
+              <w:left w:val="single" w:color="D1D5DB" w:sz="4"/>
+              <w:bottom w:val="single" w:color="D1D5DB" w:sz="4"/>
+              <w:right w:val="single" w:color="D1D5DB" w:sz="4"/>
+            </w:tcBorders>
             <w:shd w:fill="F3F4F6" w:val="clear"/>
-          </w:tcPr>
-          <w:p>
+            <w:tcMar>
+              <w:top w:type="dxa" w:w="60"/>
+              <w:left w:type="dxa" w:w="120"/>
+              <w:bottom w:type="dxa" w:w="60"/>
+              <w:right w:type="dxa" w:w="120"/>
+            </w:tcMar>
+          </w:tcPr>
+          <w:p>
+            <w:pPr>
+              <w:spacing w:after="0" w:before="0" w:line="240"/>
+            </w:pPr>
             <w:r>
               <w:rPr>
                 <w:rFonts w:ascii="Yu Gothic" w:cs="Yu Gothic" w:eastAsia="Yu Gothic" w:hAnsi="Yu Gothic"/>
@@ -897,7 +1253,25 @@
       </w:tr>
       <w:tr>
         <w:tc>
-          <w:p>
+          <w:tcPr>
+            <w:tcW w:type="dxa" w:w="4819"/>
+            <w:tcBorders>
+              <w:top w:val="single" w:color="D1D5DB" w:sz="4"/>
+              <w:left w:val="single" w:color="D1D5DB" w:sz="4"/>
+              <w:bottom w:val="single" w:color="D1D5DB" w:sz="4"/>
+              <w:right w:val="single" w:color="D1D5DB" w:sz="4"/>
+            </w:tcBorders>
+            <w:tcMar>
+              <w:top w:type="dxa" w:w="60"/>
+              <w:left w:type="dxa" w:w="120"/>
+              <w:bottom w:type="dxa" w:w="60"/>
+              <w:right w:type="dxa" w:w="120"/>
+            </w:tcMar>
+          </w:tcPr>
+          <w:p>
+            <w:pPr>
+              <w:spacing w:after="0" w:before="0" w:line="240"/>
+            </w:pPr>
             <w:r>
               <w:rPr>
                 <w:rFonts w:ascii="Yu Gothic" w:cs="Yu Gothic" w:eastAsia="Yu Gothic" w:hAnsi="Yu Gothic"/>
@@ -909,7 +1283,25 @@
           </w:p>
         </w:tc>
         <w:tc>
-          <w:p>
+          <w:tcPr>
+            <w:tcW w:type="dxa" w:w="4819"/>
+            <w:tcBorders>
+              <w:top w:val="single" w:color="D1D5DB" w:sz="4"/>
+              <w:left w:val="single" w:color="D1D5DB" w:sz="4"/>
+              <w:bottom w:val="single" w:color="D1D5DB" w:sz="4"/>
+              <w:right w:val="single" w:color="D1D5DB" w:sz="4"/>
+            </w:tcBorders>
+            <w:tcMar>
+              <w:top w:type="dxa" w:w="60"/>
+              <w:left w:type="dxa" w:w="120"/>
+              <w:bottom w:type="dxa" w:w="60"/>
+              <w:right w:type="dxa" w:w="120"/>
+            </w:tcMar>
+          </w:tcPr>
+          <w:p>
+            <w:pPr>
+              <w:spacing w:after="0" w:before="0" w:line="240"/>
+            </w:pPr>
             <w:r>
               <w:rPr>
                 <w:rFonts w:ascii="Yu Gothic" w:cs="Yu Gothic" w:eastAsia="Yu Gothic" w:hAnsi="Yu Gothic"/>
@@ -924,9 +1316,25 @@
       <w:tr>
         <w:tc>
           <w:tcPr>
+            <w:tcW w:type="dxa" w:w="4819"/>
+            <w:tcBorders>
+              <w:top w:val="single" w:color="D1D5DB" w:sz="4"/>
+              <w:left w:val="single" w:color="D1D5DB" w:sz="4"/>
+              <w:bottom w:val="single" w:color="D1D5DB" w:sz="4"/>
+              <w:right w:val="single" w:color="D1D5DB" w:sz="4"/>
+            </w:tcBorders>
             <w:shd w:fill="F3F4F6" w:val="clear"/>
-          </w:tcPr>
-          <w:p>
+            <w:tcMar>
+              <w:top w:type="dxa" w:w="60"/>
+              <w:left w:type="dxa" w:w="120"/>
+              <w:bottom w:type="dxa" w:w="60"/>
+              <w:right w:type="dxa" w:w="120"/>
+            </w:tcMar>
+          </w:tcPr>
+          <w:p>
+            <w:pPr>
+              <w:spacing w:after="0" w:before="0" w:line="240"/>
+            </w:pPr>
             <w:r>
               <w:rPr>
                 <w:rFonts w:ascii="Yu Gothic" w:cs="Yu Gothic" w:eastAsia="Yu Gothic" w:hAnsi="Yu Gothic"/>
@@ -939,9 +1347,25 @@
         </w:tc>
         <w:tc>
           <w:tcPr>
+            <w:tcW w:type="dxa" w:w="4819"/>
+            <w:tcBorders>
+              <w:top w:val="single" w:color="D1D5DB" w:sz="4"/>
+              <w:left w:val="single" w:color="D1D5DB" w:sz="4"/>
+              <w:bottom w:val="single" w:color="D1D5DB" w:sz="4"/>
+              <w:right w:val="single" w:color="D1D5DB" w:sz="4"/>
+            </w:tcBorders>
             <w:shd w:fill="F3F4F6" w:val="clear"/>
-          </w:tcPr>
-          <w:p>
+            <w:tcMar>
+              <w:top w:type="dxa" w:w="60"/>
+              <w:left w:type="dxa" w:w="120"/>
+              <w:bottom w:type="dxa" w:w="60"/>
+              <w:right w:type="dxa" w:w="120"/>
+            </w:tcMar>
+          </w:tcPr>
+          <w:p>
+            <w:pPr>
+              <w:spacing w:after="0" w:before="0" w:line="240"/>
+            </w:pPr>
             <w:r>
               <w:rPr>
                 <w:rFonts w:ascii="Yu Gothic" w:cs="Yu Gothic" w:eastAsia="Yu Gothic" w:hAnsi="Yu Gothic"/>
@@ -1095,7 +1519,7 @@
     </w:p>
     <w:tbl>
       <w:tblPr>
-        <w:tblW w:type="pct" w:w="100%"/>
+        <w:tblW w:type="dxa" w:w="9638"/>
         <w:tblBorders>
           <w:top w:val="single" w:color="auto" w:sz="4"/>
           <w:left w:val="single" w:color="auto" w:sz="4"/>
@@ -1104,10 +1528,11 @@
           <w:insideH w:val="single" w:color="auto" w:sz="4"/>
           <w:insideV w:val="single" w:color="auto" w:sz="4"/>
         </w:tblBorders>
+        <w:tblLayout w:type="fixed"/>
       </w:tblPr>
       <w:tblGrid>
-        <w:gridCol w:w="100"/>
-        <w:gridCol w:w="100"/>
+        <w:gridCol w:w="4819"/>
+        <w:gridCol w:w="4819"/>
       </w:tblGrid>
       <w:tr>
         <w:trPr>
@@ -1115,11 +1540,24 @@
         </w:trPr>
         <w:tc>
           <w:tcPr>
-            <w:tcW w:type="pct" w:w="50%"/>
+            <w:tcW w:type="dxa" w:w="4819"/>
+            <w:tcBorders>
+              <w:top w:val="single" w:color="D1D5DB" w:sz="4"/>
+              <w:left w:val="single" w:color="D1D5DB" w:sz="4"/>
+              <w:bottom w:val="single" w:color="D1D5DB" w:sz="4"/>
+              <w:right w:val="single" w:color="D1D5DB" w:sz="4"/>
+            </w:tcBorders>
             <w:shd w:fill="2563EB" w:val="clear"/>
-          </w:tcPr>
-          <w:p>
-            <w:pPr>
+            <w:tcMar>
+              <w:top w:type="dxa" w:w="60"/>
+              <w:left w:type="dxa" w:w="120"/>
+              <w:bottom w:type="dxa" w:w="60"/>
+              <w:right w:type="dxa" w:w="120"/>
+            </w:tcMar>
+          </w:tcPr>
+          <w:p>
+            <w:pPr>
+              <w:spacing w:after="0" w:before="0" w:line="240"/>
               <w:jc w:val="center"/>
             </w:pPr>
             <w:r>
@@ -1137,11 +1575,24 @@
         </w:tc>
         <w:tc>
           <w:tcPr>
-            <w:tcW w:type="pct" w:w="50%"/>
+            <w:tcW w:type="dxa" w:w="4819"/>
+            <w:tcBorders>
+              <w:top w:val="single" w:color="D1D5DB" w:sz="4"/>
+              <w:left w:val="single" w:color="D1D5DB" w:sz="4"/>
+              <w:bottom w:val="single" w:color="D1D5DB" w:sz="4"/>
+              <w:right w:val="single" w:color="D1D5DB" w:sz="4"/>
+            </w:tcBorders>
             <w:shd w:fill="2563EB" w:val="clear"/>
-          </w:tcPr>
-          <w:p>
-            <w:pPr>
+            <w:tcMar>
+              <w:top w:type="dxa" w:w="60"/>
+              <w:left w:type="dxa" w:w="120"/>
+              <w:bottom w:type="dxa" w:w="60"/>
+              <w:right w:type="dxa" w:w="120"/>
+            </w:tcMar>
+          </w:tcPr>
+          <w:p>
+            <w:pPr>
+              <w:spacing w:after="0" w:before="0" w:line="240"/>
               <w:jc w:val="center"/>
             </w:pPr>
             <w:r>
@@ -1160,7 +1611,25 @@
       </w:tr>
       <w:tr>
         <w:tc>
-          <w:p>
+          <w:tcPr>
+            <w:tcW w:type="dxa" w:w="4819"/>
+            <w:tcBorders>
+              <w:top w:val="single" w:color="D1D5DB" w:sz="4"/>
+              <w:left w:val="single" w:color="D1D5DB" w:sz="4"/>
+              <w:bottom w:val="single" w:color="D1D5DB" w:sz="4"/>
+              <w:right w:val="single" w:color="D1D5DB" w:sz="4"/>
+            </w:tcBorders>
+            <w:tcMar>
+              <w:top w:type="dxa" w:w="60"/>
+              <w:left w:type="dxa" w:w="120"/>
+              <w:bottom w:type="dxa" w:w="60"/>
+              <w:right w:type="dxa" w:w="120"/>
+            </w:tcMar>
+          </w:tcPr>
+          <w:p>
+            <w:pPr>
+              <w:spacing w:after="0" w:before="0" w:line="240"/>
+            </w:pPr>
             <w:r>
               <w:rPr>
                 <w:rFonts w:ascii="Yu Gothic" w:cs="Yu Gothic" w:eastAsia="Yu Gothic" w:hAnsi="Yu Gothic"/>
@@ -1172,7 +1641,25 @@
           </w:p>
         </w:tc>
         <w:tc>
-          <w:p>
+          <w:tcPr>
+            <w:tcW w:type="dxa" w:w="4819"/>
+            <w:tcBorders>
+              <w:top w:val="single" w:color="D1D5DB" w:sz="4"/>
+              <w:left w:val="single" w:color="D1D5DB" w:sz="4"/>
+              <w:bottom w:val="single" w:color="D1D5DB" w:sz="4"/>
+              <w:right w:val="single" w:color="D1D5DB" w:sz="4"/>
+            </w:tcBorders>
+            <w:tcMar>
+              <w:top w:type="dxa" w:w="60"/>
+              <w:left w:type="dxa" w:w="120"/>
+              <w:bottom w:type="dxa" w:w="60"/>
+              <w:right w:type="dxa" w:w="120"/>
+            </w:tcMar>
+          </w:tcPr>
+          <w:p>
+            <w:pPr>
+              <w:spacing w:after="0" w:before="0" w:line="240"/>
+            </w:pPr>
             <w:r>
               <w:rPr>
                 <w:rFonts w:ascii="Yu Gothic" w:cs="Yu Gothic" w:eastAsia="Yu Gothic" w:hAnsi="Yu Gothic"/>
@@ -1187,9 +1674,25 @@
       <w:tr>
         <w:tc>
           <w:tcPr>
+            <w:tcW w:type="dxa" w:w="4819"/>
+            <w:tcBorders>
+              <w:top w:val="single" w:color="D1D5DB" w:sz="4"/>
+              <w:left w:val="single" w:color="D1D5DB" w:sz="4"/>
+              <w:bottom w:val="single" w:color="D1D5DB" w:sz="4"/>
+              <w:right w:val="single" w:color="D1D5DB" w:sz="4"/>
+            </w:tcBorders>
             <w:shd w:fill="F3F4F6" w:val="clear"/>
-          </w:tcPr>
-          <w:p>
+            <w:tcMar>
+              <w:top w:type="dxa" w:w="60"/>
+              <w:left w:type="dxa" w:w="120"/>
+              <w:bottom w:type="dxa" w:w="60"/>
+              <w:right w:type="dxa" w:w="120"/>
+            </w:tcMar>
+          </w:tcPr>
+          <w:p>
+            <w:pPr>
+              <w:spacing w:after="0" w:before="0" w:line="240"/>
+            </w:pPr>
             <w:r>
               <w:rPr>
                 <w:rFonts w:ascii="Yu Gothic" w:cs="Yu Gothic" w:eastAsia="Yu Gothic" w:hAnsi="Yu Gothic"/>
@@ -1202,9 +1705,25 @@
         </w:tc>
         <w:tc>
           <w:tcPr>
+            <w:tcW w:type="dxa" w:w="4819"/>
+            <w:tcBorders>
+              <w:top w:val="single" w:color="D1D5DB" w:sz="4"/>
+              <w:left w:val="single" w:color="D1D5DB" w:sz="4"/>
+              <w:bottom w:val="single" w:color="D1D5DB" w:sz="4"/>
+              <w:right w:val="single" w:color="D1D5DB" w:sz="4"/>
+            </w:tcBorders>
             <w:shd w:fill="F3F4F6" w:val="clear"/>
-          </w:tcPr>
-          <w:p>
+            <w:tcMar>
+              <w:top w:type="dxa" w:w="60"/>
+              <w:left w:type="dxa" w:w="120"/>
+              <w:bottom w:type="dxa" w:w="60"/>
+              <w:right w:type="dxa" w:w="120"/>
+            </w:tcMar>
+          </w:tcPr>
+          <w:p>
+            <w:pPr>
+              <w:spacing w:after="0" w:before="0" w:line="240"/>
+            </w:pPr>
             <w:r>
               <w:rPr>
                 <w:rFonts w:ascii="Yu Gothic" w:cs="Yu Gothic" w:eastAsia="Yu Gothic" w:hAnsi="Yu Gothic"/>
@@ -1218,7 +1737,25 @@
       </w:tr>
       <w:tr>
         <w:tc>
-          <w:p>
+          <w:tcPr>
+            <w:tcW w:type="dxa" w:w="4819"/>
+            <w:tcBorders>
+              <w:top w:val="single" w:color="D1D5DB" w:sz="4"/>
+              <w:left w:val="single" w:color="D1D5DB" w:sz="4"/>
+              <w:bottom w:val="single" w:color="D1D5DB" w:sz="4"/>
+              <w:right w:val="single" w:color="D1D5DB" w:sz="4"/>
+            </w:tcBorders>
+            <w:tcMar>
+              <w:top w:type="dxa" w:w="60"/>
+              <w:left w:type="dxa" w:w="120"/>
+              <w:bottom w:type="dxa" w:w="60"/>
+              <w:right w:type="dxa" w:w="120"/>
+            </w:tcMar>
+          </w:tcPr>
+          <w:p>
+            <w:pPr>
+              <w:spacing w:after="0" w:before="0" w:line="240"/>
+            </w:pPr>
             <w:r>
               <w:rPr>
                 <w:rFonts w:ascii="Yu Gothic" w:cs="Yu Gothic" w:eastAsia="Yu Gothic" w:hAnsi="Yu Gothic"/>
@@ -1230,7 +1767,25 @@
           </w:p>
         </w:tc>
         <w:tc>
-          <w:p>
+          <w:tcPr>
+            <w:tcW w:type="dxa" w:w="4819"/>
+            <w:tcBorders>
+              <w:top w:val="single" w:color="D1D5DB" w:sz="4"/>
+              <w:left w:val="single" w:color="D1D5DB" w:sz="4"/>
+              <w:bottom w:val="single" w:color="D1D5DB" w:sz="4"/>
+              <w:right w:val="single" w:color="D1D5DB" w:sz="4"/>
+            </w:tcBorders>
+            <w:tcMar>
+              <w:top w:type="dxa" w:w="60"/>
+              <w:left w:type="dxa" w:w="120"/>
+              <w:bottom w:type="dxa" w:w="60"/>
+              <w:right w:type="dxa" w:w="120"/>
+            </w:tcMar>
+          </w:tcPr>
+          <w:p>
+            <w:pPr>
+              <w:spacing w:after="0" w:before="0" w:line="240"/>
+            </w:pPr>
             <w:r>
               <w:rPr>
                 <w:rFonts w:ascii="Yu Gothic" w:cs="Yu Gothic" w:eastAsia="Yu Gothic" w:hAnsi="Yu Gothic"/>
@@ -1245,9 +1800,25 @@
       <w:tr>
         <w:tc>
           <w:tcPr>
+            <w:tcW w:type="dxa" w:w="4819"/>
+            <w:tcBorders>
+              <w:top w:val="single" w:color="D1D5DB" w:sz="4"/>
+              <w:left w:val="single" w:color="D1D5DB" w:sz="4"/>
+              <w:bottom w:val="single" w:color="D1D5DB" w:sz="4"/>
+              <w:right w:val="single" w:color="D1D5DB" w:sz="4"/>
+            </w:tcBorders>
             <w:shd w:fill="F3F4F6" w:val="clear"/>
-          </w:tcPr>
-          <w:p>
+            <w:tcMar>
+              <w:top w:type="dxa" w:w="60"/>
+              <w:left w:type="dxa" w:w="120"/>
+              <w:bottom w:type="dxa" w:w="60"/>
+              <w:right w:type="dxa" w:w="120"/>
+            </w:tcMar>
+          </w:tcPr>
+          <w:p>
+            <w:pPr>
+              <w:spacing w:after="0" w:before="0" w:line="240"/>
+            </w:pPr>
             <w:r>
               <w:rPr>
                 <w:rFonts w:ascii="Yu Gothic" w:cs="Yu Gothic" w:eastAsia="Yu Gothic" w:hAnsi="Yu Gothic"/>
@@ -1260,9 +1831,25 @@
         </w:tc>
         <w:tc>
           <w:tcPr>
+            <w:tcW w:type="dxa" w:w="4819"/>
+            <w:tcBorders>
+              <w:top w:val="single" w:color="D1D5DB" w:sz="4"/>
+              <w:left w:val="single" w:color="D1D5DB" w:sz="4"/>
+              <w:bottom w:val="single" w:color="D1D5DB" w:sz="4"/>
+              <w:right w:val="single" w:color="D1D5DB" w:sz="4"/>
+            </w:tcBorders>
             <w:shd w:fill="F3F4F6" w:val="clear"/>
-          </w:tcPr>
-          <w:p>
+            <w:tcMar>
+              <w:top w:type="dxa" w:w="60"/>
+              <w:left w:type="dxa" w:w="120"/>
+              <w:bottom w:type="dxa" w:w="60"/>
+              <w:right w:type="dxa" w:w="120"/>
+            </w:tcMar>
+          </w:tcPr>
+          <w:p>
+            <w:pPr>
+              <w:spacing w:after="0" w:before="0" w:line="240"/>
+            </w:pPr>
             <w:r>
               <w:rPr>
                 <w:rFonts w:ascii="Yu Gothic" w:cs="Yu Gothic" w:eastAsia="Yu Gothic" w:hAnsi="Yu Gothic"/>
@@ -1425,7 +2012,7 @@
     </w:p>
     <w:tbl>
       <w:tblPr>
-        <w:tblW w:type="pct" w:w="100%"/>
+        <w:tblW w:type="dxa" w:w="9638"/>
         <w:tblBorders>
           <w:top w:val="single" w:color="auto" w:sz="4"/>
           <w:left w:val="single" w:color="auto" w:sz="4"/>
@@ -1434,10 +2021,11 @@
           <w:insideH w:val="single" w:color="auto" w:sz="4"/>
           <w:insideV w:val="single" w:color="auto" w:sz="4"/>
         </w:tblBorders>
+        <w:tblLayout w:type="fixed"/>
       </w:tblPr>
       <w:tblGrid>
-        <w:gridCol w:w="100"/>
-        <w:gridCol w:w="100"/>
+        <w:gridCol w:w="4819"/>
+        <w:gridCol w:w="4819"/>
       </w:tblGrid>
       <w:tr>
         <w:trPr>
@@ -1445,11 +2033,24 @@
         </w:trPr>
         <w:tc>
           <w:tcPr>
-            <w:tcW w:type="pct" w:w="50%"/>
+            <w:tcW w:type="dxa" w:w="4819"/>
+            <w:tcBorders>
+              <w:top w:val="single" w:color="D1D5DB" w:sz="4"/>
+              <w:left w:val="single" w:color="D1D5DB" w:sz="4"/>
+              <w:bottom w:val="single" w:color="D1D5DB" w:sz="4"/>
+              <w:right w:val="single" w:color="D1D5DB" w:sz="4"/>
+            </w:tcBorders>
             <w:shd w:fill="2563EB" w:val="clear"/>
-          </w:tcPr>
-          <w:p>
-            <w:pPr>
+            <w:tcMar>
+              <w:top w:type="dxa" w:w="60"/>
+              <w:left w:type="dxa" w:w="120"/>
+              <w:bottom w:type="dxa" w:w="60"/>
+              <w:right w:type="dxa" w:w="120"/>
+            </w:tcMar>
+          </w:tcPr>
+          <w:p>
+            <w:pPr>
+              <w:spacing w:after="0" w:before="0" w:line="240"/>
               <w:jc w:val="center"/>
             </w:pPr>
             <w:r>
@@ -1467,11 +2068,24 @@
         </w:tc>
         <w:tc>
           <w:tcPr>
-            <w:tcW w:type="pct" w:w="50%"/>
+            <w:tcW w:type="dxa" w:w="4819"/>
+            <w:tcBorders>
+              <w:top w:val="single" w:color="D1D5DB" w:sz="4"/>
+              <w:left w:val="single" w:color="D1D5DB" w:sz="4"/>
+              <w:bottom w:val="single" w:color="D1D5DB" w:sz="4"/>
+              <w:right w:val="single" w:color="D1D5DB" w:sz="4"/>
+            </w:tcBorders>
             <w:shd w:fill="2563EB" w:val="clear"/>
-          </w:tcPr>
-          <w:p>
-            <w:pPr>
+            <w:tcMar>
+              <w:top w:type="dxa" w:w="60"/>
+              <w:left w:type="dxa" w:w="120"/>
+              <w:bottom w:type="dxa" w:w="60"/>
+              <w:right w:type="dxa" w:w="120"/>
+            </w:tcMar>
+          </w:tcPr>
+          <w:p>
+            <w:pPr>
+              <w:spacing w:after="0" w:before="0" w:line="240"/>
               <w:jc w:val="center"/>
             </w:pPr>
             <w:r>
@@ -1490,7 +2104,25 @@
       </w:tr>
       <w:tr>
         <w:tc>
-          <w:p>
+          <w:tcPr>
+            <w:tcW w:type="dxa" w:w="4819"/>
+            <w:tcBorders>
+              <w:top w:val="single" w:color="D1D5DB" w:sz="4"/>
+              <w:left w:val="single" w:color="D1D5DB" w:sz="4"/>
+              <w:bottom w:val="single" w:color="D1D5DB" w:sz="4"/>
+              <w:right w:val="single" w:color="D1D5DB" w:sz="4"/>
+            </w:tcBorders>
+            <w:tcMar>
+              <w:top w:type="dxa" w:w="60"/>
+              <w:left w:type="dxa" w:w="120"/>
+              <w:bottom w:type="dxa" w:w="60"/>
+              <w:right w:type="dxa" w:w="120"/>
+            </w:tcMar>
+          </w:tcPr>
+          <w:p>
+            <w:pPr>
+              <w:spacing w:after="0" w:before="0" w:line="240"/>
+            </w:pPr>
             <w:r>
               <w:rPr>
                 <w:rFonts w:ascii="Yu Gothic" w:cs="Yu Gothic" w:eastAsia="Yu Gothic" w:hAnsi="Yu Gothic"/>
@@ -1502,7 +2134,25 @@
           </w:p>
         </w:tc>
         <w:tc>
-          <w:p>
+          <w:tcPr>
+            <w:tcW w:type="dxa" w:w="4819"/>
+            <w:tcBorders>
+              <w:top w:val="single" w:color="D1D5DB" w:sz="4"/>
+              <w:left w:val="single" w:color="D1D5DB" w:sz="4"/>
+              <w:bottom w:val="single" w:color="D1D5DB" w:sz="4"/>
+              <w:right w:val="single" w:color="D1D5DB" w:sz="4"/>
+            </w:tcBorders>
+            <w:tcMar>
+              <w:top w:type="dxa" w:w="60"/>
+              <w:left w:type="dxa" w:w="120"/>
+              <w:bottom w:type="dxa" w:w="60"/>
+              <w:right w:type="dxa" w:w="120"/>
+            </w:tcMar>
+          </w:tcPr>
+          <w:p>
+            <w:pPr>
+              <w:spacing w:after="0" w:before="0" w:line="240"/>
+            </w:pPr>
             <w:r>
               <w:rPr>
                 <w:rFonts w:ascii="Yu Gothic" w:cs="Yu Gothic" w:eastAsia="Yu Gothic" w:hAnsi="Yu Gothic"/>
@@ -1517,9 +2167,25 @@
       <w:tr>
         <w:tc>
           <w:tcPr>
+            <w:tcW w:type="dxa" w:w="4819"/>
+            <w:tcBorders>
+              <w:top w:val="single" w:color="D1D5DB" w:sz="4"/>
+              <w:left w:val="single" w:color="D1D5DB" w:sz="4"/>
+              <w:bottom w:val="single" w:color="D1D5DB" w:sz="4"/>
+              <w:right w:val="single" w:color="D1D5DB" w:sz="4"/>
+            </w:tcBorders>
             <w:shd w:fill="F3F4F6" w:val="clear"/>
-          </w:tcPr>
-          <w:p>
+            <w:tcMar>
+              <w:top w:type="dxa" w:w="60"/>
+              <w:left w:type="dxa" w:w="120"/>
+              <w:bottom w:type="dxa" w:w="60"/>
+              <w:right w:type="dxa" w:w="120"/>
+            </w:tcMar>
+          </w:tcPr>
+          <w:p>
+            <w:pPr>
+              <w:spacing w:after="0" w:before="0" w:line="240"/>
+            </w:pPr>
             <w:r>
               <w:rPr>
                 <w:rFonts w:ascii="Yu Gothic" w:cs="Yu Gothic" w:eastAsia="Yu Gothic" w:hAnsi="Yu Gothic"/>
@@ -1532,9 +2198,25 @@
         </w:tc>
         <w:tc>
           <w:tcPr>
+            <w:tcW w:type="dxa" w:w="4819"/>
+            <w:tcBorders>
+              <w:top w:val="single" w:color="D1D5DB" w:sz="4"/>
+              <w:left w:val="single" w:color="D1D5DB" w:sz="4"/>
+              <w:bottom w:val="single" w:color="D1D5DB" w:sz="4"/>
+              <w:right w:val="single" w:color="D1D5DB" w:sz="4"/>
+            </w:tcBorders>
             <w:shd w:fill="F3F4F6" w:val="clear"/>
-          </w:tcPr>
-          <w:p>
+            <w:tcMar>
+              <w:top w:type="dxa" w:w="60"/>
+              <w:left w:type="dxa" w:w="120"/>
+              <w:bottom w:type="dxa" w:w="60"/>
+              <w:right w:type="dxa" w:w="120"/>
+            </w:tcMar>
+          </w:tcPr>
+          <w:p>
+            <w:pPr>
+              <w:spacing w:after="0" w:before="0" w:line="240"/>
+            </w:pPr>
             <w:r>
               <w:rPr>
                 <w:rFonts w:ascii="Yu Gothic" w:cs="Yu Gothic" w:eastAsia="Yu Gothic" w:hAnsi="Yu Gothic"/>
@@ -1548,7 +2230,25 @@
       </w:tr>
       <w:tr>
         <w:tc>
-          <w:p>
+          <w:tcPr>
+            <w:tcW w:type="dxa" w:w="4819"/>
+            <w:tcBorders>
+              <w:top w:val="single" w:color="D1D5DB" w:sz="4"/>
+              <w:left w:val="single" w:color="D1D5DB" w:sz="4"/>
+              <w:bottom w:val="single" w:color="D1D5DB" w:sz="4"/>
+              <w:right w:val="single" w:color="D1D5DB" w:sz="4"/>
+            </w:tcBorders>
+            <w:tcMar>
+              <w:top w:type="dxa" w:w="60"/>
+              <w:left w:type="dxa" w:w="120"/>
+              <w:bottom w:type="dxa" w:w="60"/>
+              <w:right w:type="dxa" w:w="120"/>
+            </w:tcMar>
+          </w:tcPr>
+          <w:p>
+            <w:pPr>
+              <w:spacing w:after="0" w:before="0" w:line="240"/>
+            </w:pPr>
             <w:r>
               <w:rPr>
                 <w:rFonts w:ascii="Yu Gothic" w:cs="Yu Gothic" w:eastAsia="Yu Gothic" w:hAnsi="Yu Gothic"/>
@@ -1560,7 +2260,25 @@
           </w:p>
         </w:tc>
         <w:tc>
-          <w:p>
+          <w:tcPr>
+            <w:tcW w:type="dxa" w:w="4819"/>
+            <w:tcBorders>
+              <w:top w:val="single" w:color="D1D5DB" w:sz="4"/>
+              <w:left w:val="single" w:color="D1D5DB" w:sz="4"/>
+              <w:bottom w:val="single" w:color="D1D5DB" w:sz="4"/>
+              <w:right w:val="single" w:color="D1D5DB" w:sz="4"/>
+            </w:tcBorders>
+            <w:tcMar>
+              <w:top w:type="dxa" w:w="60"/>
+              <w:left w:type="dxa" w:w="120"/>
+              <w:bottom w:type="dxa" w:w="60"/>
+              <w:right w:type="dxa" w:w="120"/>
+            </w:tcMar>
+          </w:tcPr>
+          <w:p>
+            <w:pPr>
+              <w:spacing w:after="0" w:before="0" w:line="240"/>
+            </w:pPr>
             <w:r>
               <w:rPr>
                 <w:rFonts w:ascii="Yu Gothic" w:cs="Yu Gothic" w:eastAsia="Yu Gothic" w:hAnsi="Yu Gothic"/>
@@ -1575,9 +2293,25 @@
       <w:tr>
         <w:tc>
           <w:tcPr>
+            <w:tcW w:type="dxa" w:w="4819"/>
+            <w:tcBorders>
+              <w:top w:val="single" w:color="D1D5DB" w:sz="4"/>
+              <w:left w:val="single" w:color="D1D5DB" w:sz="4"/>
+              <w:bottom w:val="single" w:color="D1D5DB" w:sz="4"/>
+              <w:right w:val="single" w:color="D1D5DB" w:sz="4"/>
+            </w:tcBorders>
             <w:shd w:fill="F3F4F6" w:val="clear"/>
-          </w:tcPr>
-          <w:p>
+            <w:tcMar>
+              <w:top w:type="dxa" w:w="60"/>
+              <w:left w:type="dxa" w:w="120"/>
+              <w:bottom w:type="dxa" w:w="60"/>
+              <w:right w:type="dxa" w:w="120"/>
+            </w:tcMar>
+          </w:tcPr>
+          <w:p>
+            <w:pPr>
+              <w:spacing w:after="0" w:before="0" w:line="240"/>
+            </w:pPr>
             <w:r>
               <w:rPr>
                 <w:rFonts w:ascii="Yu Gothic" w:cs="Yu Gothic" w:eastAsia="Yu Gothic" w:hAnsi="Yu Gothic"/>
@@ -1590,9 +2324,25 @@
         </w:tc>
         <w:tc>
           <w:tcPr>
+            <w:tcW w:type="dxa" w:w="4819"/>
+            <w:tcBorders>
+              <w:top w:val="single" w:color="D1D5DB" w:sz="4"/>
+              <w:left w:val="single" w:color="D1D5DB" w:sz="4"/>
+              <w:bottom w:val="single" w:color="D1D5DB" w:sz="4"/>
+              <w:right w:val="single" w:color="D1D5DB" w:sz="4"/>
+            </w:tcBorders>
             <w:shd w:fill="F3F4F6" w:val="clear"/>
-          </w:tcPr>
-          <w:p>
+            <w:tcMar>
+              <w:top w:type="dxa" w:w="60"/>
+              <w:left w:type="dxa" w:w="120"/>
+              <w:bottom w:type="dxa" w:w="60"/>
+              <w:right w:type="dxa" w:w="120"/>
+            </w:tcMar>
+          </w:tcPr>
+          <w:p>
+            <w:pPr>
+              <w:spacing w:after="0" w:before="0" w:line="240"/>
+            </w:pPr>
             <w:r>
               <w:rPr>
                 <w:rFonts w:ascii="Yu Gothic" w:cs="Yu Gothic" w:eastAsia="Yu Gothic" w:hAnsi="Yu Gothic"/>
@@ -1606,7 +2356,25 @@
       </w:tr>
       <w:tr>
         <w:tc>
-          <w:p>
+          <w:tcPr>
+            <w:tcW w:type="dxa" w:w="4819"/>
+            <w:tcBorders>
+              <w:top w:val="single" w:color="D1D5DB" w:sz="4"/>
+              <w:left w:val="single" w:color="D1D5DB" w:sz="4"/>
+              <w:bottom w:val="single" w:color="D1D5DB" w:sz="4"/>
+              <w:right w:val="single" w:color="D1D5DB" w:sz="4"/>
+            </w:tcBorders>
+            <w:tcMar>
+              <w:top w:type="dxa" w:w="60"/>
+              <w:left w:type="dxa" w:w="120"/>
+              <w:bottom w:type="dxa" w:w="60"/>
+              <w:right w:type="dxa" w:w="120"/>
+            </w:tcMar>
+          </w:tcPr>
+          <w:p>
+            <w:pPr>
+              <w:spacing w:after="0" w:before="0" w:line="240"/>
+            </w:pPr>
             <w:r>
               <w:rPr>
                 <w:rFonts w:ascii="Yu Gothic" w:cs="Yu Gothic" w:eastAsia="Yu Gothic" w:hAnsi="Yu Gothic"/>
@@ -1618,7 +2386,25 @@
           </w:p>
         </w:tc>
         <w:tc>
-          <w:p>
+          <w:tcPr>
+            <w:tcW w:type="dxa" w:w="4819"/>
+            <w:tcBorders>
+              <w:top w:val="single" w:color="D1D5DB" w:sz="4"/>
+              <w:left w:val="single" w:color="D1D5DB" w:sz="4"/>
+              <w:bottom w:val="single" w:color="D1D5DB" w:sz="4"/>
+              <w:right w:val="single" w:color="D1D5DB" w:sz="4"/>
+            </w:tcBorders>
+            <w:tcMar>
+              <w:top w:type="dxa" w:w="60"/>
+              <w:left w:type="dxa" w:w="120"/>
+              <w:bottom w:type="dxa" w:w="60"/>
+              <w:right w:type="dxa" w:w="120"/>
+            </w:tcMar>
+          </w:tcPr>
+          <w:p>
+            <w:pPr>
+              <w:spacing w:after="0" w:before="0" w:line="240"/>
+            </w:pPr>
             <w:r>
               <w:rPr>
                 <w:rFonts w:ascii="Yu Gothic" w:cs="Yu Gothic" w:eastAsia="Yu Gothic" w:hAnsi="Yu Gothic"/>
@@ -1633,9 +2419,25 @@
       <w:tr>
         <w:tc>
           <w:tcPr>
+            <w:tcW w:type="dxa" w:w="4819"/>
+            <w:tcBorders>
+              <w:top w:val="single" w:color="D1D5DB" w:sz="4"/>
+              <w:left w:val="single" w:color="D1D5DB" w:sz="4"/>
+              <w:bottom w:val="single" w:color="D1D5DB" w:sz="4"/>
+              <w:right w:val="single" w:color="D1D5DB" w:sz="4"/>
+            </w:tcBorders>
             <w:shd w:fill="F3F4F6" w:val="clear"/>
-          </w:tcPr>
-          <w:p>
+            <w:tcMar>
+              <w:top w:type="dxa" w:w="60"/>
+              <w:left w:type="dxa" w:w="120"/>
+              <w:bottom w:type="dxa" w:w="60"/>
+              <w:right w:type="dxa" w:w="120"/>
+            </w:tcMar>
+          </w:tcPr>
+          <w:p>
+            <w:pPr>
+              <w:spacing w:after="0" w:before="0" w:line="240"/>
+            </w:pPr>
             <w:r>
               <w:rPr>
                 <w:rFonts w:ascii="Yu Gothic" w:cs="Yu Gothic" w:eastAsia="Yu Gothic" w:hAnsi="Yu Gothic"/>
@@ -1648,9 +2450,25 @@
         </w:tc>
         <w:tc>
           <w:tcPr>
+            <w:tcW w:type="dxa" w:w="4819"/>
+            <w:tcBorders>
+              <w:top w:val="single" w:color="D1D5DB" w:sz="4"/>
+              <w:left w:val="single" w:color="D1D5DB" w:sz="4"/>
+              <w:bottom w:val="single" w:color="D1D5DB" w:sz="4"/>
+              <w:right w:val="single" w:color="D1D5DB" w:sz="4"/>
+            </w:tcBorders>
             <w:shd w:fill="F3F4F6" w:val="clear"/>
-          </w:tcPr>
-          <w:p>
+            <w:tcMar>
+              <w:top w:type="dxa" w:w="60"/>
+              <w:left w:type="dxa" w:w="120"/>
+              <w:bottom w:type="dxa" w:w="60"/>
+              <w:right w:type="dxa" w:w="120"/>
+            </w:tcMar>
+          </w:tcPr>
+          <w:p>
+            <w:pPr>
+              <w:spacing w:after="0" w:before="0" w:line="240"/>
+            </w:pPr>
             <w:r>
               <w:rPr>
                 <w:rFonts w:ascii="Yu Gothic" w:cs="Yu Gothic" w:eastAsia="Yu Gothic" w:hAnsi="Yu Gothic"/>
@@ -1695,7 +2513,7 @@
     </w:p>
     <w:tbl>
       <w:tblPr>
-        <w:tblW w:type="pct" w:w="100%"/>
+        <w:tblW w:type="dxa" w:w="9638"/>
         <w:tblBorders>
           <w:top w:val="single" w:color="auto" w:sz="4"/>
           <w:left w:val="single" w:color="auto" w:sz="4"/>
@@ -1704,11 +2522,12 @@
           <w:insideH w:val="single" w:color="auto" w:sz="4"/>
           <w:insideV w:val="single" w:color="auto" w:sz="4"/>
         </w:tblBorders>
+        <w:tblLayout w:type="fixed"/>
       </w:tblPr>
       <w:tblGrid>
-        <w:gridCol w:w="100"/>
-        <w:gridCol w:w="100"/>
-        <w:gridCol w:w="100"/>
+        <w:gridCol w:w="3212"/>
+        <w:gridCol w:w="3212"/>
+        <w:gridCol w:w="3212"/>
       </w:tblGrid>
       <w:tr>
         <w:trPr>
@@ -1716,11 +2535,24 @@
         </w:trPr>
         <w:tc>
           <w:tcPr>
-            <w:tcW w:type="pct" w:w="33%"/>
+            <w:tcW w:type="dxa" w:w="3212"/>
+            <w:tcBorders>
+              <w:top w:val="single" w:color="D1D5DB" w:sz="4"/>
+              <w:left w:val="single" w:color="D1D5DB" w:sz="4"/>
+              <w:bottom w:val="single" w:color="D1D5DB" w:sz="4"/>
+              <w:right w:val="single" w:color="D1D5DB" w:sz="4"/>
+            </w:tcBorders>
             <w:shd w:fill="2563EB" w:val="clear"/>
-          </w:tcPr>
-          <w:p>
-            <w:pPr>
+            <w:tcMar>
+              <w:top w:type="dxa" w:w="60"/>
+              <w:left w:type="dxa" w:w="120"/>
+              <w:bottom w:type="dxa" w:w="60"/>
+              <w:right w:type="dxa" w:w="120"/>
+            </w:tcMar>
+          </w:tcPr>
+          <w:p>
+            <w:pPr>
+              <w:spacing w:after="0" w:before="0" w:line="240"/>
               <w:jc w:val="center"/>
             </w:pPr>
             <w:r>
@@ -1738,11 +2570,24 @@
         </w:tc>
         <w:tc>
           <w:tcPr>
-            <w:tcW w:type="pct" w:w="33%"/>
+            <w:tcW w:type="dxa" w:w="3212"/>
+            <w:tcBorders>
+              <w:top w:val="single" w:color="D1D5DB" w:sz="4"/>
+              <w:left w:val="single" w:color="D1D5DB" w:sz="4"/>
+              <w:bottom w:val="single" w:color="D1D5DB" w:sz="4"/>
+              <w:right w:val="single" w:color="D1D5DB" w:sz="4"/>
+            </w:tcBorders>
             <w:shd w:fill="2563EB" w:val="clear"/>
-          </w:tcPr>
-          <w:p>
-            <w:pPr>
+            <w:tcMar>
+              <w:top w:type="dxa" w:w="60"/>
+              <w:left w:type="dxa" w:w="120"/>
+              <w:bottom w:type="dxa" w:w="60"/>
+              <w:right w:type="dxa" w:w="120"/>
+            </w:tcMar>
+          </w:tcPr>
+          <w:p>
+            <w:pPr>
+              <w:spacing w:after="0" w:before="0" w:line="240"/>
               <w:jc w:val="center"/>
             </w:pPr>
             <w:r>
@@ -1760,11 +2605,24 @@
         </w:tc>
         <w:tc>
           <w:tcPr>
-            <w:tcW w:type="pct" w:w="33%"/>
+            <w:tcW w:type="dxa" w:w="3212"/>
+            <w:tcBorders>
+              <w:top w:val="single" w:color="D1D5DB" w:sz="4"/>
+              <w:left w:val="single" w:color="D1D5DB" w:sz="4"/>
+              <w:bottom w:val="single" w:color="D1D5DB" w:sz="4"/>
+              <w:right w:val="single" w:color="D1D5DB" w:sz="4"/>
+            </w:tcBorders>
             <w:shd w:fill="2563EB" w:val="clear"/>
-          </w:tcPr>
-          <w:p>
-            <w:pPr>
+            <w:tcMar>
+              <w:top w:type="dxa" w:w="60"/>
+              <w:left w:type="dxa" w:w="120"/>
+              <w:bottom w:type="dxa" w:w="60"/>
+              <w:right w:type="dxa" w:w="120"/>
+            </w:tcMar>
+          </w:tcPr>
+          <w:p>
+            <w:pPr>
+              <w:spacing w:after="0" w:before="0" w:line="240"/>
               <w:jc w:val="center"/>
             </w:pPr>
             <w:r>
@@ -1783,7 +2641,25 @@
       </w:tr>
       <w:tr>
         <w:tc>
-          <w:p>
+          <w:tcPr>
+            <w:tcW w:type="dxa" w:w="3212"/>
+            <w:tcBorders>
+              <w:top w:val="single" w:color="D1D5DB" w:sz="4"/>
+              <w:left w:val="single" w:color="D1D5DB" w:sz="4"/>
+              <w:bottom w:val="single" w:color="D1D5DB" w:sz="4"/>
+              <w:right w:val="single" w:color="D1D5DB" w:sz="4"/>
+            </w:tcBorders>
+            <w:tcMar>
+              <w:top w:type="dxa" w:w="60"/>
+              <w:left w:type="dxa" w:w="120"/>
+              <w:bottom w:type="dxa" w:w="60"/>
+              <w:right w:type="dxa" w:w="120"/>
+            </w:tcMar>
+          </w:tcPr>
+          <w:p>
+            <w:pPr>
+              <w:spacing w:after="0" w:before="0" w:line="240"/>
+            </w:pPr>
             <w:r>
               <w:rPr>
                 <w:rFonts w:ascii="Yu Gothic" w:cs="Yu Gothic" w:eastAsia="Yu Gothic" w:hAnsi="Yu Gothic"/>
@@ -1795,7 +2671,25 @@
           </w:p>
         </w:tc>
         <w:tc>
-          <w:p>
+          <w:tcPr>
+            <w:tcW w:type="dxa" w:w="3212"/>
+            <w:tcBorders>
+              <w:top w:val="single" w:color="D1D5DB" w:sz="4"/>
+              <w:left w:val="single" w:color="D1D5DB" w:sz="4"/>
+              <w:bottom w:val="single" w:color="D1D5DB" w:sz="4"/>
+              <w:right w:val="single" w:color="D1D5DB" w:sz="4"/>
+            </w:tcBorders>
+            <w:tcMar>
+              <w:top w:type="dxa" w:w="60"/>
+              <w:left w:type="dxa" w:w="120"/>
+              <w:bottom w:type="dxa" w:w="60"/>
+              <w:right w:type="dxa" w:w="120"/>
+            </w:tcMar>
+          </w:tcPr>
+          <w:p>
+            <w:pPr>
+              <w:spacing w:after="0" w:before="0" w:line="240"/>
+            </w:pPr>
             <w:r>
               <w:rPr>
                 <w:rFonts w:ascii="Yu Gothic" w:cs="Yu Gothic" w:eastAsia="Yu Gothic" w:hAnsi="Yu Gothic"/>
@@ -1807,7 +2701,25 @@
           </w:p>
         </w:tc>
         <w:tc>
-          <w:p>
+          <w:tcPr>
+            <w:tcW w:type="dxa" w:w="3212"/>
+            <w:tcBorders>
+              <w:top w:val="single" w:color="D1D5DB" w:sz="4"/>
+              <w:left w:val="single" w:color="D1D5DB" w:sz="4"/>
+              <w:bottom w:val="single" w:color="D1D5DB" w:sz="4"/>
+              <w:right w:val="single" w:color="D1D5DB" w:sz="4"/>
+            </w:tcBorders>
+            <w:tcMar>
+              <w:top w:type="dxa" w:w="60"/>
+              <w:left w:type="dxa" w:w="120"/>
+              <w:bottom w:type="dxa" w:w="60"/>
+              <w:right w:type="dxa" w:w="120"/>
+            </w:tcMar>
+          </w:tcPr>
+          <w:p>
+            <w:pPr>
+              <w:spacing w:after="0" w:before="0" w:line="240"/>
+            </w:pPr>
             <w:r>
               <w:rPr>
                 <w:rFonts w:ascii="Yu Gothic" w:cs="Yu Gothic" w:eastAsia="Yu Gothic" w:hAnsi="Yu Gothic"/>
@@ -1822,9 +2734,25 @@
       <w:tr>
         <w:tc>
           <w:tcPr>
+            <w:tcW w:type="dxa" w:w="3212"/>
+            <w:tcBorders>
+              <w:top w:val="single" w:color="D1D5DB" w:sz="4"/>
+              <w:left w:val="single" w:color="D1D5DB" w:sz="4"/>
+              <w:bottom w:val="single" w:color="D1D5DB" w:sz="4"/>
+              <w:right w:val="single" w:color="D1D5DB" w:sz="4"/>
+            </w:tcBorders>
             <w:shd w:fill="F3F4F6" w:val="clear"/>
-          </w:tcPr>
-          <w:p>
+            <w:tcMar>
+              <w:top w:type="dxa" w:w="60"/>
+              <w:left w:type="dxa" w:w="120"/>
+              <w:bottom w:type="dxa" w:w="60"/>
+              <w:right w:type="dxa" w:w="120"/>
+            </w:tcMar>
+          </w:tcPr>
+          <w:p>
+            <w:pPr>
+              <w:spacing w:after="0" w:before="0" w:line="240"/>
+            </w:pPr>
             <w:r>
               <w:rPr>
                 <w:rFonts w:ascii="Yu Gothic" w:cs="Yu Gothic" w:eastAsia="Yu Gothic" w:hAnsi="Yu Gothic"/>
@@ -1837,9 +2765,25 @@
         </w:tc>
         <w:tc>
           <w:tcPr>
+            <w:tcW w:type="dxa" w:w="3212"/>
+            <w:tcBorders>
+              <w:top w:val="single" w:color="D1D5DB" w:sz="4"/>
+              <w:left w:val="single" w:color="D1D5DB" w:sz="4"/>
+              <w:bottom w:val="single" w:color="D1D5DB" w:sz="4"/>
+              <w:right w:val="single" w:color="D1D5DB" w:sz="4"/>
+            </w:tcBorders>
             <w:shd w:fill="F3F4F6" w:val="clear"/>
-          </w:tcPr>
-          <w:p>
+            <w:tcMar>
+              <w:top w:type="dxa" w:w="60"/>
+              <w:left w:type="dxa" w:w="120"/>
+              <w:bottom w:type="dxa" w:w="60"/>
+              <w:right w:type="dxa" w:w="120"/>
+            </w:tcMar>
+          </w:tcPr>
+          <w:p>
+            <w:pPr>
+              <w:spacing w:after="0" w:before="0" w:line="240"/>
+            </w:pPr>
             <w:r>
               <w:rPr>
                 <w:rFonts w:ascii="Yu Gothic" w:cs="Yu Gothic" w:eastAsia="Yu Gothic" w:hAnsi="Yu Gothic"/>
@@ -1852,9 +2796,25 @@
         </w:tc>
         <w:tc>
           <w:tcPr>
+            <w:tcW w:type="dxa" w:w="3212"/>
+            <w:tcBorders>
+              <w:top w:val="single" w:color="D1D5DB" w:sz="4"/>
+              <w:left w:val="single" w:color="D1D5DB" w:sz="4"/>
+              <w:bottom w:val="single" w:color="D1D5DB" w:sz="4"/>
+              <w:right w:val="single" w:color="D1D5DB" w:sz="4"/>
+            </w:tcBorders>
             <w:shd w:fill="F3F4F6" w:val="clear"/>
-          </w:tcPr>
-          <w:p>
+            <w:tcMar>
+              <w:top w:type="dxa" w:w="60"/>
+              <w:left w:type="dxa" w:w="120"/>
+              <w:bottom w:type="dxa" w:w="60"/>
+              <w:right w:type="dxa" w:w="120"/>
+            </w:tcMar>
+          </w:tcPr>
+          <w:p>
+            <w:pPr>
+              <w:spacing w:after="0" w:before="0" w:line="240"/>
+            </w:pPr>
             <w:r>
               <w:rPr>
                 <w:rFonts w:ascii="Yu Gothic" w:cs="Yu Gothic" w:eastAsia="Yu Gothic" w:hAnsi="Yu Gothic"/>
@@ -1880,7 +2840,7 @@
     </w:p>
     <w:tbl>
       <w:tblPr>
-        <w:tblW w:type="pct" w:w="100%"/>
+        <w:tblW w:type="dxa" w:w="9638"/>
         <w:tblBorders>
           <w:top w:val="single" w:color="auto" w:sz="4"/>
           <w:left w:val="single" w:color="auto" w:sz="4"/>
@@ -1889,10 +2849,11 @@
           <w:insideH w:val="single" w:color="auto" w:sz="4"/>
           <w:insideV w:val="single" w:color="auto" w:sz="4"/>
         </w:tblBorders>
+        <w:tblLayout w:type="fixed"/>
       </w:tblPr>
       <w:tblGrid>
-        <w:gridCol w:w="100"/>
-        <w:gridCol w:w="100"/>
+        <w:gridCol w:w="4819"/>
+        <w:gridCol w:w="4819"/>
       </w:tblGrid>
       <w:tr>
         <w:trPr>
@@ -1900,11 +2861,24 @@
         </w:trPr>
         <w:tc>
           <w:tcPr>
-            <w:tcW w:type="pct" w:w="50%"/>
+            <w:tcW w:type="dxa" w:w="4819"/>
+            <w:tcBorders>
+              <w:top w:val="single" w:color="D1D5DB" w:sz="4"/>
+              <w:left w:val="single" w:color="D1D5DB" w:sz="4"/>
+              <w:bottom w:val="single" w:color="D1D5DB" w:sz="4"/>
+              <w:right w:val="single" w:color="D1D5DB" w:sz="4"/>
+            </w:tcBorders>
             <w:shd w:fill="2563EB" w:val="clear"/>
-          </w:tcPr>
-          <w:p>
-            <w:pPr>
+            <w:tcMar>
+              <w:top w:type="dxa" w:w="60"/>
+              <w:left w:type="dxa" w:w="120"/>
+              <w:bottom w:type="dxa" w:w="60"/>
+              <w:right w:type="dxa" w:w="120"/>
+            </w:tcMar>
+          </w:tcPr>
+          <w:p>
+            <w:pPr>
+              <w:spacing w:after="0" w:before="0" w:line="240"/>
               <w:jc w:val="center"/>
             </w:pPr>
             <w:r>
@@ -1922,11 +2896,24 @@
         </w:tc>
         <w:tc>
           <w:tcPr>
-            <w:tcW w:type="pct" w:w="50%"/>
+            <w:tcW w:type="dxa" w:w="4819"/>
+            <w:tcBorders>
+              <w:top w:val="single" w:color="D1D5DB" w:sz="4"/>
+              <w:left w:val="single" w:color="D1D5DB" w:sz="4"/>
+              <w:bottom w:val="single" w:color="D1D5DB" w:sz="4"/>
+              <w:right w:val="single" w:color="D1D5DB" w:sz="4"/>
+            </w:tcBorders>
             <w:shd w:fill="2563EB" w:val="clear"/>
-          </w:tcPr>
-          <w:p>
-            <w:pPr>
+            <w:tcMar>
+              <w:top w:type="dxa" w:w="60"/>
+              <w:left w:type="dxa" w:w="120"/>
+              <w:bottom w:type="dxa" w:w="60"/>
+              <w:right w:type="dxa" w:w="120"/>
+            </w:tcMar>
+          </w:tcPr>
+          <w:p>
+            <w:pPr>
+              <w:spacing w:after="0" w:before="0" w:line="240"/>
               <w:jc w:val="center"/>
             </w:pPr>
             <w:r>
@@ -1945,7 +2932,25 @@
       </w:tr>
       <w:tr>
         <w:tc>
-          <w:p>
+          <w:tcPr>
+            <w:tcW w:type="dxa" w:w="4819"/>
+            <w:tcBorders>
+              <w:top w:val="single" w:color="D1D5DB" w:sz="4"/>
+              <w:left w:val="single" w:color="D1D5DB" w:sz="4"/>
+              <w:bottom w:val="single" w:color="D1D5DB" w:sz="4"/>
+              <w:right w:val="single" w:color="D1D5DB" w:sz="4"/>
+            </w:tcBorders>
+            <w:tcMar>
+              <w:top w:type="dxa" w:w="60"/>
+              <w:left w:type="dxa" w:w="120"/>
+              <w:bottom w:type="dxa" w:w="60"/>
+              <w:right w:type="dxa" w:w="120"/>
+            </w:tcMar>
+          </w:tcPr>
+          <w:p>
+            <w:pPr>
+              <w:spacing w:after="0" w:before="0" w:line="240"/>
+            </w:pPr>
             <w:r>
               <w:rPr>
                 <w:rFonts w:ascii="Yu Gothic" w:cs="Yu Gothic" w:eastAsia="Yu Gothic" w:hAnsi="Yu Gothic"/>
@@ -1957,7 +2962,25 @@
           </w:p>
         </w:tc>
         <w:tc>
-          <w:p>
+          <w:tcPr>
+            <w:tcW w:type="dxa" w:w="4819"/>
+            <w:tcBorders>
+              <w:top w:val="single" w:color="D1D5DB" w:sz="4"/>
+              <w:left w:val="single" w:color="D1D5DB" w:sz="4"/>
+              <w:bottom w:val="single" w:color="D1D5DB" w:sz="4"/>
+              <w:right w:val="single" w:color="D1D5DB" w:sz="4"/>
+            </w:tcBorders>
+            <w:tcMar>
+              <w:top w:type="dxa" w:w="60"/>
+              <w:left w:type="dxa" w:w="120"/>
+              <w:bottom w:type="dxa" w:w="60"/>
+              <w:right w:type="dxa" w:w="120"/>
+            </w:tcMar>
+          </w:tcPr>
+          <w:p>
+            <w:pPr>
+              <w:spacing w:after="0" w:before="0" w:line="240"/>
+            </w:pPr>
             <w:r>
               <w:rPr>
                 <w:rFonts w:ascii="Yu Gothic" w:cs="Yu Gothic" w:eastAsia="Yu Gothic" w:hAnsi="Yu Gothic"/>
@@ -1972,9 +2995,25 @@
       <w:tr>
         <w:tc>
           <w:tcPr>
+            <w:tcW w:type="dxa" w:w="4819"/>
+            <w:tcBorders>
+              <w:top w:val="single" w:color="D1D5DB" w:sz="4"/>
+              <w:left w:val="single" w:color="D1D5DB" w:sz="4"/>
+              <w:bottom w:val="single" w:color="D1D5DB" w:sz="4"/>
+              <w:right w:val="single" w:color="D1D5DB" w:sz="4"/>
+            </w:tcBorders>
             <w:shd w:fill="F3F4F6" w:val="clear"/>
-          </w:tcPr>
-          <w:p>
+            <w:tcMar>
+              <w:top w:type="dxa" w:w="60"/>
+              <w:left w:type="dxa" w:w="120"/>
+              <w:bottom w:type="dxa" w:w="60"/>
+              <w:right w:type="dxa" w:w="120"/>
+            </w:tcMar>
+          </w:tcPr>
+          <w:p>
+            <w:pPr>
+              <w:spacing w:after="0" w:before="0" w:line="240"/>
+            </w:pPr>
             <w:r>
               <w:rPr>
                 <w:rFonts w:ascii="Yu Gothic" w:cs="Yu Gothic" w:eastAsia="Yu Gothic" w:hAnsi="Yu Gothic"/>
@@ -1987,9 +3026,25 @@
         </w:tc>
         <w:tc>
           <w:tcPr>
+            <w:tcW w:type="dxa" w:w="4819"/>
+            <w:tcBorders>
+              <w:top w:val="single" w:color="D1D5DB" w:sz="4"/>
+              <w:left w:val="single" w:color="D1D5DB" w:sz="4"/>
+              <w:bottom w:val="single" w:color="D1D5DB" w:sz="4"/>
+              <w:right w:val="single" w:color="D1D5DB" w:sz="4"/>
+            </w:tcBorders>
             <w:shd w:fill="F3F4F6" w:val="clear"/>
-          </w:tcPr>
-          <w:p>
+            <w:tcMar>
+              <w:top w:type="dxa" w:w="60"/>
+              <w:left w:type="dxa" w:w="120"/>
+              <w:bottom w:type="dxa" w:w="60"/>
+              <w:right w:type="dxa" w:w="120"/>
+            </w:tcMar>
+          </w:tcPr>
+          <w:p>
+            <w:pPr>
+              <w:spacing w:after="0" w:before="0" w:line="240"/>
+            </w:pPr>
             <w:r>
               <w:rPr>
                 <w:rFonts w:ascii="Yu Gothic" w:cs="Yu Gothic" w:eastAsia="Yu Gothic" w:hAnsi="Yu Gothic"/>
@@ -2003,7 +3058,25 @@
       </w:tr>
       <w:tr>
         <w:tc>
-          <w:p>
+          <w:tcPr>
+            <w:tcW w:type="dxa" w:w="4819"/>
+            <w:tcBorders>
+              <w:top w:val="single" w:color="D1D5DB" w:sz="4"/>
+              <w:left w:val="single" w:color="D1D5DB" w:sz="4"/>
+              <w:bottom w:val="single" w:color="D1D5DB" w:sz="4"/>
+              <w:right w:val="single" w:color="D1D5DB" w:sz="4"/>
+            </w:tcBorders>
+            <w:tcMar>
+              <w:top w:type="dxa" w:w="60"/>
+              <w:left w:type="dxa" w:w="120"/>
+              <w:bottom w:type="dxa" w:w="60"/>
+              <w:right w:type="dxa" w:w="120"/>
+            </w:tcMar>
+          </w:tcPr>
+          <w:p>
+            <w:pPr>
+              <w:spacing w:after="0" w:before="0" w:line="240"/>
+            </w:pPr>
             <w:r>
               <w:rPr>
                 <w:rFonts w:ascii="Yu Gothic" w:cs="Yu Gothic" w:eastAsia="Yu Gothic" w:hAnsi="Yu Gothic"/>
@@ -2015,7 +3088,25 @@
           </w:p>
         </w:tc>
         <w:tc>
-          <w:p>
+          <w:tcPr>
+            <w:tcW w:type="dxa" w:w="4819"/>
+            <w:tcBorders>
+              <w:top w:val="single" w:color="D1D5DB" w:sz="4"/>
+              <w:left w:val="single" w:color="D1D5DB" w:sz="4"/>
+              <w:bottom w:val="single" w:color="D1D5DB" w:sz="4"/>
+              <w:right w:val="single" w:color="D1D5DB" w:sz="4"/>
+            </w:tcBorders>
+            <w:tcMar>
+              <w:top w:type="dxa" w:w="60"/>
+              <w:left w:type="dxa" w:w="120"/>
+              <w:bottom w:type="dxa" w:w="60"/>
+              <w:right w:type="dxa" w:w="120"/>
+            </w:tcMar>
+          </w:tcPr>
+          <w:p>
+            <w:pPr>
+              <w:spacing w:after="0" w:before="0" w:line="240"/>
+            </w:pPr>
             <w:r>
               <w:rPr>
                 <w:rFonts w:ascii="Yu Gothic" w:cs="Yu Gothic" w:eastAsia="Yu Gothic" w:hAnsi="Yu Gothic"/>
@@ -2030,9 +3121,25 @@
       <w:tr>
         <w:tc>
           <w:tcPr>
+            <w:tcW w:type="dxa" w:w="4819"/>
+            <w:tcBorders>
+              <w:top w:val="single" w:color="D1D5DB" w:sz="4"/>
+              <w:left w:val="single" w:color="D1D5DB" w:sz="4"/>
+              <w:bottom w:val="single" w:color="D1D5DB" w:sz="4"/>
+              <w:right w:val="single" w:color="D1D5DB" w:sz="4"/>
+            </w:tcBorders>
             <w:shd w:fill="F3F4F6" w:val="clear"/>
-          </w:tcPr>
-          <w:p>
+            <w:tcMar>
+              <w:top w:type="dxa" w:w="60"/>
+              <w:left w:type="dxa" w:w="120"/>
+              <w:bottom w:type="dxa" w:w="60"/>
+              <w:right w:type="dxa" w:w="120"/>
+            </w:tcMar>
+          </w:tcPr>
+          <w:p>
+            <w:pPr>
+              <w:spacing w:after="0" w:before="0" w:line="240"/>
+            </w:pPr>
             <w:r>
               <w:rPr>
                 <w:rFonts w:ascii="Yu Gothic" w:cs="Yu Gothic" w:eastAsia="Yu Gothic" w:hAnsi="Yu Gothic"/>
@@ -2045,9 +3152,25 @@
         </w:tc>
         <w:tc>
           <w:tcPr>
+            <w:tcW w:type="dxa" w:w="4819"/>
+            <w:tcBorders>
+              <w:top w:val="single" w:color="D1D5DB" w:sz="4"/>
+              <w:left w:val="single" w:color="D1D5DB" w:sz="4"/>
+              <w:bottom w:val="single" w:color="D1D5DB" w:sz="4"/>
+              <w:right w:val="single" w:color="D1D5DB" w:sz="4"/>
+            </w:tcBorders>
             <w:shd w:fill="F3F4F6" w:val="clear"/>
-          </w:tcPr>
-          <w:p>
+            <w:tcMar>
+              <w:top w:type="dxa" w:w="60"/>
+              <w:left w:type="dxa" w:w="120"/>
+              <w:bottom w:type="dxa" w:w="60"/>
+              <w:right w:type="dxa" w:w="120"/>
+            </w:tcMar>
+          </w:tcPr>
+          <w:p>
+            <w:pPr>
+              <w:spacing w:after="0" w:before="0" w:line="240"/>
+            </w:pPr>
             <w:r>
               <w:rPr>
                 <w:rFonts w:ascii="Yu Gothic" w:cs="Yu Gothic" w:eastAsia="Yu Gothic" w:hAnsi="Yu Gothic"/>
@@ -2073,7 +3196,7 @@
     </w:p>
     <w:tbl>
       <w:tblPr>
-        <w:tblW w:type="pct" w:w="100%"/>
+        <w:tblW w:type="dxa" w:w="9638"/>
         <w:tblBorders>
           <w:top w:val="single" w:color="auto" w:sz="4"/>
           <w:left w:val="single" w:color="auto" w:sz="4"/>
@@ -2082,10 +3205,11 @@
           <w:insideH w:val="single" w:color="auto" w:sz="4"/>
           <w:insideV w:val="single" w:color="auto" w:sz="4"/>
         </w:tblBorders>
+        <w:tblLayout w:type="fixed"/>
       </w:tblPr>
       <w:tblGrid>
-        <w:gridCol w:w="100"/>
-        <w:gridCol w:w="100"/>
+        <w:gridCol w:w="4819"/>
+        <w:gridCol w:w="4819"/>
       </w:tblGrid>
       <w:tr>
         <w:trPr>
@@ -2093,11 +3217,24 @@
         </w:trPr>
         <w:tc>
           <w:tcPr>
-            <w:tcW w:type="pct" w:w="50%"/>
+            <w:tcW w:type="dxa" w:w="4819"/>
+            <w:tcBorders>
+              <w:top w:val="single" w:color="D1D5DB" w:sz="4"/>
+              <w:left w:val="single" w:color="D1D5DB" w:sz="4"/>
+              <w:bottom w:val="single" w:color="D1D5DB" w:sz="4"/>
+              <w:right w:val="single" w:color="D1D5DB" w:sz="4"/>
+            </w:tcBorders>
             <w:shd w:fill="2563EB" w:val="clear"/>
-          </w:tcPr>
-          <w:p>
-            <w:pPr>
+            <w:tcMar>
+              <w:top w:type="dxa" w:w="60"/>
+              <w:left w:type="dxa" w:w="120"/>
+              <w:bottom w:type="dxa" w:w="60"/>
+              <w:right w:type="dxa" w:w="120"/>
+            </w:tcMar>
+          </w:tcPr>
+          <w:p>
+            <w:pPr>
+              <w:spacing w:after="0" w:before="0" w:line="240"/>
               <w:jc w:val="center"/>
             </w:pPr>
             <w:r>
@@ -2115,11 +3252,24 @@
         </w:tc>
         <w:tc>
           <w:tcPr>
-            <w:tcW w:type="pct" w:w="50%"/>
+            <w:tcW w:type="dxa" w:w="4819"/>
+            <w:tcBorders>
+              <w:top w:val="single" w:color="D1D5DB" w:sz="4"/>
+              <w:left w:val="single" w:color="D1D5DB" w:sz="4"/>
+              <w:bottom w:val="single" w:color="D1D5DB" w:sz="4"/>
+              <w:right w:val="single" w:color="D1D5DB" w:sz="4"/>
+            </w:tcBorders>
             <w:shd w:fill="2563EB" w:val="clear"/>
-          </w:tcPr>
-          <w:p>
-            <w:pPr>
+            <w:tcMar>
+              <w:top w:type="dxa" w:w="60"/>
+              <w:left w:type="dxa" w:w="120"/>
+              <w:bottom w:type="dxa" w:w="60"/>
+              <w:right w:type="dxa" w:w="120"/>
+            </w:tcMar>
+          </w:tcPr>
+          <w:p>
+            <w:pPr>
+              <w:spacing w:after="0" w:before="0" w:line="240"/>
               <w:jc w:val="center"/>
             </w:pPr>
             <w:r>
@@ -2138,7 +3288,25 @@
       </w:tr>
       <w:tr>
         <w:tc>
-          <w:p>
+          <w:tcPr>
+            <w:tcW w:type="dxa" w:w="4819"/>
+            <w:tcBorders>
+              <w:top w:val="single" w:color="D1D5DB" w:sz="4"/>
+              <w:left w:val="single" w:color="D1D5DB" w:sz="4"/>
+              <w:bottom w:val="single" w:color="D1D5DB" w:sz="4"/>
+              <w:right w:val="single" w:color="D1D5DB" w:sz="4"/>
+            </w:tcBorders>
+            <w:tcMar>
+              <w:top w:type="dxa" w:w="60"/>
+              <w:left w:type="dxa" w:w="120"/>
+              <w:bottom w:type="dxa" w:w="60"/>
+              <w:right w:type="dxa" w:w="120"/>
+            </w:tcMar>
+          </w:tcPr>
+          <w:p>
+            <w:pPr>
+              <w:spacing w:after="0" w:before="0" w:line="240"/>
+            </w:pPr>
             <w:r>
               <w:rPr>
                 <w:rFonts w:ascii="Yu Gothic" w:cs="Yu Gothic" w:eastAsia="Yu Gothic" w:hAnsi="Yu Gothic"/>
@@ -2150,7 +3318,25 @@
           </w:p>
         </w:tc>
         <w:tc>
-          <w:p>
+          <w:tcPr>
+            <w:tcW w:type="dxa" w:w="4819"/>
+            <w:tcBorders>
+              <w:top w:val="single" w:color="D1D5DB" w:sz="4"/>
+              <w:left w:val="single" w:color="D1D5DB" w:sz="4"/>
+              <w:bottom w:val="single" w:color="D1D5DB" w:sz="4"/>
+              <w:right w:val="single" w:color="D1D5DB" w:sz="4"/>
+            </w:tcBorders>
+            <w:tcMar>
+              <w:top w:type="dxa" w:w="60"/>
+              <w:left w:type="dxa" w:w="120"/>
+              <w:bottom w:type="dxa" w:w="60"/>
+              <w:right w:type="dxa" w:w="120"/>
+            </w:tcMar>
+          </w:tcPr>
+          <w:p>
+            <w:pPr>
+              <w:spacing w:after="0" w:before="0" w:line="240"/>
+            </w:pPr>
             <w:r>
               <w:rPr>
                 <w:rFonts w:ascii="Yu Gothic" w:cs="Yu Gothic" w:eastAsia="Yu Gothic" w:hAnsi="Yu Gothic"/>
@@ -2165,9 +3351,25 @@
       <w:tr>
         <w:tc>
           <w:tcPr>
+            <w:tcW w:type="dxa" w:w="4819"/>
+            <w:tcBorders>
+              <w:top w:val="single" w:color="D1D5DB" w:sz="4"/>
+              <w:left w:val="single" w:color="D1D5DB" w:sz="4"/>
+              <w:bottom w:val="single" w:color="D1D5DB" w:sz="4"/>
+              <w:right w:val="single" w:color="D1D5DB" w:sz="4"/>
+            </w:tcBorders>
             <w:shd w:fill="F3F4F6" w:val="clear"/>
-          </w:tcPr>
-          <w:p>
+            <w:tcMar>
+              <w:top w:type="dxa" w:w="60"/>
+              <w:left w:type="dxa" w:w="120"/>
+              <w:bottom w:type="dxa" w:w="60"/>
+              <w:right w:type="dxa" w:w="120"/>
+            </w:tcMar>
+          </w:tcPr>
+          <w:p>
+            <w:pPr>
+              <w:spacing w:after="0" w:before="0" w:line="240"/>
+            </w:pPr>
             <w:r>
               <w:rPr>
                 <w:rFonts w:ascii="Yu Gothic" w:cs="Yu Gothic" w:eastAsia="Yu Gothic" w:hAnsi="Yu Gothic"/>
@@ -2180,9 +3382,25 @@
         </w:tc>
         <w:tc>
           <w:tcPr>
+            <w:tcW w:type="dxa" w:w="4819"/>
+            <w:tcBorders>
+              <w:top w:val="single" w:color="D1D5DB" w:sz="4"/>
+              <w:left w:val="single" w:color="D1D5DB" w:sz="4"/>
+              <w:bottom w:val="single" w:color="D1D5DB" w:sz="4"/>
+              <w:right w:val="single" w:color="D1D5DB" w:sz="4"/>
+            </w:tcBorders>
             <w:shd w:fill="F3F4F6" w:val="clear"/>
-          </w:tcPr>
-          <w:p>
+            <w:tcMar>
+              <w:top w:type="dxa" w:w="60"/>
+              <w:left w:type="dxa" w:w="120"/>
+              <w:bottom w:type="dxa" w:w="60"/>
+              <w:right w:type="dxa" w:w="120"/>
+            </w:tcMar>
+          </w:tcPr>
+          <w:p>
+            <w:pPr>
+              <w:spacing w:after="0" w:before="0" w:line="240"/>
+            </w:pPr>
             <w:r>
               <w:rPr>
                 <w:rFonts w:ascii="Yu Gothic" w:cs="Yu Gothic" w:eastAsia="Yu Gothic" w:hAnsi="Yu Gothic"/>
@@ -2196,7 +3414,25 @@
       </w:tr>
       <w:tr>
         <w:tc>
-          <w:p>
+          <w:tcPr>
+            <w:tcW w:type="dxa" w:w="4819"/>
+            <w:tcBorders>
+              <w:top w:val="single" w:color="D1D5DB" w:sz="4"/>
+              <w:left w:val="single" w:color="D1D5DB" w:sz="4"/>
+              <w:bottom w:val="single" w:color="D1D5DB" w:sz="4"/>
+              <w:right w:val="single" w:color="D1D5DB" w:sz="4"/>
+            </w:tcBorders>
+            <w:tcMar>
+              <w:top w:type="dxa" w:w="60"/>
+              <w:left w:type="dxa" w:w="120"/>
+              <w:bottom w:type="dxa" w:w="60"/>
+              <w:right w:type="dxa" w:w="120"/>
+            </w:tcMar>
+          </w:tcPr>
+          <w:p>
+            <w:pPr>
+              <w:spacing w:after="0" w:before="0" w:line="240"/>
+            </w:pPr>
             <w:r>
               <w:rPr>
                 <w:rFonts w:ascii="Yu Gothic" w:cs="Yu Gothic" w:eastAsia="Yu Gothic" w:hAnsi="Yu Gothic"/>
@@ -2208,7 +3444,25 @@
           </w:p>
         </w:tc>
         <w:tc>
-          <w:p>
+          <w:tcPr>
+            <w:tcW w:type="dxa" w:w="4819"/>
+            <w:tcBorders>
+              <w:top w:val="single" w:color="D1D5DB" w:sz="4"/>
+              <w:left w:val="single" w:color="D1D5DB" w:sz="4"/>
+              <w:bottom w:val="single" w:color="D1D5DB" w:sz="4"/>
+              <w:right w:val="single" w:color="D1D5DB" w:sz="4"/>
+            </w:tcBorders>
+            <w:tcMar>
+              <w:top w:type="dxa" w:w="60"/>
+              <w:left w:type="dxa" w:w="120"/>
+              <w:bottom w:type="dxa" w:w="60"/>
+              <w:right w:type="dxa" w:w="120"/>
+            </w:tcMar>
+          </w:tcPr>
+          <w:p>
+            <w:pPr>
+              <w:spacing w:after="0" w:before="0" w:line="240"/>
+            </w:pPr>
             <w:r>
               <w:rPr>
                 <w:rFonts w:ascii="Yu Gothic" w:cs="Yu Gothic" w:eastAsia="Yu Gothic" w:hAnsi="Yu Gothic"/>
@@ -2223,9 +3477,25 @@
       <w:tr>
         <w:tc>
           <w:tcPr>
+            <w:tcW w:type="dxa" w:w="4819"/>
+            <w:tcBorders>
+              <w:top w:val="single" w:color="D1D5DB" w:sz="4"/>
+              <w:left w:val="single" w:color="D1D5DB" w:sz="4"/>
+              <w:bottom w:val="single" w:color="D1D5DB" w:sz="4"/>
+              <w:right w:val="single" w:color="D1D5DB" w:sz="4"/>
+            </w:tcBorders>
             <w:shd w:fill="F3F4F6" w:val="clear"/>
-          </w:tcPr>
-          <w:p>
+            <w:tcMar>
+              <w:top w:type="dxa" w:w="60"/>
+              <w:left w:type="dxa" w:w="120"/>
+              <w:bottom w:type="dxa" w:w="60"/>
+              <w:right w:type="dxa" w:w="120"/>
+            </w:tcMar>
+          </w:tcPr>
+          <w:p>
+            <w:pPr>
+              <w:spacing w:after="0" w:before="0" w:line="240"/>
+            </w:pPr>
             <w:r>
               <w:rPr>
                 <w:rFonts w:ascii="Yu Gothic" w:cs="Yu Gothic" w:eastAsia="Yu Gothic" w:hAnsi="Yu Gothic"/>
@@ -2238,9 +3508,25 @@
         </w:tc>
         <w:tc>
           <w:tcPr>
+            <w:tcW w:type="dxa" w:w="4819"/>
+            <w:tcBorders>
+              <w:top w:val="single" w:color="D1D5DB" w:sz="4"/>
+              <w:left w:val="single" w:color="D1D5DB" w:sz="4"/>
+              <w:bottom w:val="single" w:color="D1D5DB" w:sz="4"/>
+              <w:right w:val="single" w:color="D1D5DB" w:sz="4"/>
+            </w:tcBorders>
             <w:shd w:fill="F3F4F6" w:val="clear"/>
-          </w:tcPr>
-          <w:p>
+            <w:tcMar>
+              <w:top w:type="dxa" w:w="60"/>
+              <w:left w:type="dxa" w:w="120"/>
+              <w:bottom w:type="dxa" w:w="60"/>
+              <w:right w:type="dxa" w:w="120"/>
+            </w:tcMar>
+          </w:tcPr>
+          <w:p>
+            <w:pPr>
+              <w:spacing w:after="0" w:before="0" w:line="240"/>
+            </w:pPr>
             <w:r>
               <w:rPr>
                 <w:rFonts w:ascii="Yu Gothic" w:cs="Yu Gothic" w:eastAsia="Yu Gothic" w:hAnsi="Yu Gothic"/>
@@ -2254,7 +3540,25 @@
       </w:tr>
       <w:tr>
         <w:tc>
-          <w:p>
+          <w:tcPr>
+            <w:tcW w:type="dxa" w:w="4819"/>
+            <w:tcBorders>
+              <w:top w:val="single" w:color="D1D5DB" w:sz="4"/>
+              <w:left w:val="single" w:color="D1D5DB" w:sz="4"/>
+              <w:bottom w:val="single" w:color="D1D5DB" w:sz="4"/>
+              <w:right w:val="single" w:color="D1D5DB" w:sz="4"/>
+            </w:tcBorders>
+            <w:tcMar>
+              <w:top w:type="dxa" w:w="60"/>
+              <w:left w:type="dxa" w:w="120"/>
+              <w:bottom w:type="dxa" w:w="60"/>
+              <w:right w:type="dxa" w:w="120"/>
+            </w:tcMar>
+          </w:tcPr>
+          <w:p>
+            <w:pPr>
+              <w:spacing w:after="0" w:before="0" w:line="240"/>
+            </w:pPr>
             <w:r>
               <w:rPr>
                 <w:rFonts w:ascii="Yu Gothic" w:cs="Yu Gothic" w:eastAsia="Yu Gothic" w:hAnsi="Yu Gothic"/>
@@ -2266,7 +3570,25 @@
           </w:p>
         </w:tc>
         <w:tc>
-          <w:p>
+          <w:tcPr>
+            <w:tcW w:type="dxa" w:w="4819"/>
+            <w:tcBorders>
+              <w:top w:val="single" w:color="D1D5DB" w:sz="4"/>
+              <w:left w:val="single" w:color="D1D5DB" w:sz="4"/>
+              <w:bottom w:val="single" w:color="D1D5DB" w:sz="4"/>
+              <w:right w:val="single" w:color="D1D5DB" w:sz="4"/>
+            </w:tcBorders>
+            <w:tcMar>
+              <w:top w:type="dxa" w:w="60"/>
+              <w:left w:type="dxa" w:w="120"/>
+              <w:bottom w:type="dxa" w:w="60"/>
+              <w:right w:type="dxa" w:w="120"/>
+            </w:tcMar>
+          </w:tcPr>
+          <w:p>
+            <w:pPr>
+              <w:spacing w:after="0" w:before="0" w:line="240"/>
+            </w:pPr>
             <w:r>
               <w:rPr>
                 <w:rFonts w:ascii="Yu Gothic" w:cs="Yu Gothic" w:eastAsia="Yu Gothic" w:hAnsi="Yu Gothic"/>
@@ -2292,7 +3614,7 @@
     </w:p>
     <w:tbl>
       <w:tblPr>
-        <w:tblW w:type="pct" w:w="100%"/>
+        <w:tblW w:type="dxa" w:w="9638"/>
         <w:tblBorders>
           <w:top w:val="single" w:color="auto" w:sz="4"/>
           <w:left w:val="single" w:color="auto" w:sz="4"/>
@@ -2301,10 +3623,11 @@
           <w:insideH w:val="single" w:color="auto" w:sz="4"/>
           <w:insideV w:val="single" w:color="auto" w:sz="4"/>
         </w:tblBorders>
+        <w:tblLayout w:type="fixed"/>
       </w:tblPr>
       <w:tblGrid>
-        <w:gridCol w:w="100"/>
-        <w:gridCol w:w="100"/>
+        <w:gridCol w:w="4819"/>
+        <w:gridCol w:w="4819"/>
       </w:tblGrid>
       <w:tr>
         <w:trPr>
@@ -2312,11 +3635,24 @@
         </w:trPr>
         <w:tc>
           <w:tcPr>
-            <w:tcW w:type="pct" w:w="50%"/>
+            <w:tcW w:type="dxa" w:w="4819"/>
+            <w:tcBorders>
+              <w:top w:val="single" w:color="D1D5DB" w:sz="4"/>
+              <w:left w:val="single" w:color="D1D5DB" w:sz="4"/>
+              <w:bottom w:val="single" w:color="D1D5DB" w:sz="4"/>
+              <w:right w:val="single" w:color="D1D5DB" w:sz="4"/>
+            </w:tcBorders>
             <w:shd w:fill="2563EB" w:val="clear"/>
-          </w:tcPr>
-          <w:p>
-            <w:pPr>
+            <w:tcMar>
+              <w:top w:type="dxa" w:w="60"/>
+              <w:left w:type="dxa" w:w="120"/>
+              <w:bottom w:type="dxa" w:w="60"/>
+              <w:right w:type="dxa" w:w="120"/>
+            </w:tcMar>
+          </w:tcPr>
+          <w:p>
+            <w:pPr>
+              <w:spacing w:after="0" w:before="0" w:line="240"/>
               <w:jc w:val="center"/>
             </w:pPr>
             <w:r>
@@ -2334,11 +3670,24 @@
         </w:tc>
         <w:tc>
           <w:tcPr>
-            <w:tcW w:type="pct" w:w="50%"/>
+            <w:tcW w:type="dxa" w:w="4819"/>
+            <w:tcBorders>
+              <w:top w:val="single" w:color="D1D5DB" w:sz="4"/>
+              <w:left w:val="single" w:color="D1D5DB" w:sz="4"/>
+              <w:bottom w:val="single" w:color="D1D5DB" w:sz="4"/>
+              <w:right w:val="single" w:color="D1D5DB" w:sz="4"/>
+            </w:tcBorders>
             <w:shd w:fill="2563EB" w:val="clear"/>
-          </w:tcPr>
-          <w:p>
-            <w:pPr>
+            <w:tcMar>
+              <w:top w:type="dxa" w:w="60"/>
+              <w:left w:type="dxa" w:w="120"/>
+              <w:bottom w:type="dxa" w:w="60"/>
+              <w:right w:type="dxa" w:w="120"/>
+            </w:tcMar>
+          </w:tcPr>
+          <w:p>
+            <w:pPr>
+              <w:spacing w:after="0" w:before="0" w:line="240"/>
               <w:jc w:val="center"/>
             </w:pPr>
             <w:r>
@@ -2357,7 +3706,25 @@
       </w:tr>
       <w:tr>
         <w:tc>
-          <w:p>
+          <w:tcPr>
+            <w:tcW w:type="dxa" w:w="4819"/>
+            <w:tcBorders>
+              <w:top w:val="single" w:color="D1D5DB" w:sz="4"/>
+              <w:left w:val="single" w:color="D1D5DB" w:sz="4"/>
+              <w:bottom w:val="single" w:color="D1D5DB" w:sz="4"/>
+              <w:right w:val="single" w:color="D1D5DB" w:sz="4"/>
+            </w:tcBorders>
+            <w:tcMar>
+              <w:top w:type="dxa" w:w="60"/>
+              <w:left w:type="dxa" w:w="120"/>
+              <w:bottom w:type="dxa" w:w="60"/>
+              <w:right w:type="dxa" w:w="120"/>
+            </w:tcMar>
+          </w:tcPr>
+          <w:p>
+            <w:pPr>
+              <w:spacing w:after="0" w:before="0" w:line="240"/>
+            </w:pPr>
             <w:r>
               <w:rPr>
                 <w:rFonts w:ascii="Yu Gothic" w:cs="Yu Gothic" w:eastAsia="Yu Gothic" w:hAnsi="Yu Gothic"/>
@@ -2369,7 +3736,25 @@
           </w:p>
         </w:tc>
         <w:tc>
-          <w:p>
+          <w:tcPr>
+            <w:tcW w:type="dxa" w:w="4819"/>
+            <w:tcBorders>
+              <w:top w:val="single" w:color="D1D5DB" w:sz="4"/>
+              <w:left w:val="single" w:color="D1D5DB" w:sz="4"/>
+              <w:bottom w:val="single" w:color="D1D5DB" w:sz="4"/>
+              <w:right w:val="single" w:color="D1D5DB" w:sz="4"/>
+            </w:tcBorders>
+            <w:tcMar>
+              <w:top w:type="dxa" w:w="60"/>
+              <w:left w:type="dxa" w:w="120"/>
+              <w:bottom w:type="dxa" w:w="60"/>
+              <w:right w:type="dxa" w:w="120"/>
+            </w:tcMar>
+          </w:tcPr>
+          <w:p>
+            <w:pPr>
+              <w:spacing w:after="0" w:before="0" w:line="240"/>
+            </w:pPr>
             <w:r>
               <w:rPr>
                 <w:rFonts w:ascii="Yu Gothic" w:cs="Yu Gothic" w:eastAsia="Yu Gothic" w:hAnsi="Yu Gothic"/>
@@ -2384,9 +3769,25 @@
       <w:tr>
         <w:tc>
           <w:tcPr>
+            <w:tcW w:type="dxa" w:w="4819"/>
+            <w:tcBorders>
+              <w:top w:val="single" w:color="D1D5DB" w:sz="4"/>
+              <w:left w:val="single" w:color="D1D5DB" w:sz="4"/>
+              <w:bottom w:val="single" w:color="D1D5DB" w:sz="4"/>
+              <w:right w:val="single" w:color="D1D5DB" w:sz="4"/>
+            </w:tcBorders>
             <w:shd w:fill="F3F4F6" w:val="clear"/>
-          </w:tcPr>
-          <w:p>
+            <w:tcMar>
+              <w:top w:type="dxa" w:w="60"/>
+              <w:left w:type="dxa" w:w="120"/>
+              <w:bottom w:type="dxa" w:w="60"/>
+              <w:right w:type="dxa" w:w="120"/>
+            </w:tcMar>
+          </w:tcPr>
+          <w:p>
+            <w:pPr>
+              <w:spacing w:after="0" w:before="0" w:line="240"/>
+            </w:pPr>
             <w:r>
               <w:rPr>
                 <w:rFonts w:ascii="Yu Gothic" w:cs="Yu Gothic" w:eastAsia="Yu Gothic" w:hAnsi="Yu Gothic"/>
@@ -2399,9 +3800,25 @@
         </w:tc>
         <w:tc>
           <w:tcPr>
+            <w:tcW w:type="dxa" w:w="4819"/>
+            <w:tcBorders>
+              <w:top w:val="single" w:color="D1D5DB" w:sz="4"/>
+              <w:left w:val="single" w:color="D1D5DB" w:sz="4"/>
+              <w:bottom w:val="single" w:color="D1D5DB" w:sz="4"/>
+              <w:right w:val="single" w:color="D1D5DB" w:sz="4"/>
+            </w:tcBorders>
             <w:shd w:fill="F3F4F6" w:val="clear"/>
-          </w:tcPr>
-          <w:p>
+            <w:tcMar>
+              <w:top w:type="dxa" w:w="60"/>
+              <w:left w:type="dxa" w:w="120"/>
+              <w:bottom w:type="dxa" w:w="60"/>
+              <w:right w:type="dxa" w:w="120"/>
+            </w:tcMar>
+          </w:tcPr>
+          <w:p>
+            <w:pPr>
+              <w:spacing w:after="0" w:before="0" w:line="240"/>
+            </w:pPr>
             <w:r>
               <w:rPr>
                 <w:rFonts w:ascii="Yu Gothic" w:cs="Yu Gothic" w:eastAsia="Yu Gothic" w:hAnsi="Yu Gothic"/>
@@ -2415,7 +3832,25 @@
       </w:tr>
       <w:tr>
         <w:tc>
-          <w:p>
+          <w:tcPr>
+            <w:tcW w:type="dxa" w:w="4819"/>
+            <w:tcBorders>
+              <w:top w:val="single" w:color="D1D5DB" w:sz="4"/>
+              <w:left w:val="single" w:color="D1D5DB" w:sz="4"/>
+              <w:bottom w:val="single" w:color="D1D5DB" w:sz="4"/>
+              <w:right w:val="single" w:color="D1D5DB" w:sz="4"/>
+            </w:tcBorders>
+            <w:tcMar>
+              <w:top w:type="dxa" w:w="60"/>
+              <w:left w:type="dxa" w:w="120"/>
+              <w:bottom w:type="dxa" w:w="60"/>
+              <w:right w:type="dxa" w:w="120"/>
+            </w:tcMar>
+          </w:tcPr>
+          <w:p>
+            <w:pPr>
+              <w:spacing w:after="0" w:before="0" w:line="240"/>
+            </w:pPr>
             <w:r>
               <w:rPr>
                 <w:rFonts w:ascii="Yu Gothic" w:cs="Yu Gothic" w:eastAsia="Yu Gothic" w:hAnsi="Yu Gothic"/>
@@ -2427,7 +3862,25 @@
           </w:p>
         </w:tc>
         <w:tc>
-          <w:p>
+          <w:tcPr>
+            <w:tcW w:type="dxa" w:w="4819"/>
+            <w:tcBorders>
+              <w:top w:val="single" w:color="D1D5DB" w:sz="4"/>
+              <w:left w:val="single" w:color="D1D5DB" w:sz="4"/>
+              <w:bottom w:val="single" w:color="D1D5DB" w:sz="4"/>
+              <w:right w:val="single" w:color="D1D5DB" w:sz="4"/>
+            </w:tcBorders>
+            <w:tcMar>
+              <w:top w:type="dxa" w:w="60"/>
+              <w:left w:type="dxa" w:w="120"/>
+              <w:bottom w:type="dxa" w:w="60"/>
+              <w:right w:type="dxa" w:w="120"/>
+            </w:tcMar>
+          </w:tcPr>
+          <w:p>
+            <w:pPr>
+              <w:spacing w:after="0" w:before="0" w:line="240"/>
+            </w:pPr>
             <w:r>
               <w:rPr>
                 <w:rFonts w:ascii="Yu Gothic" w:cs="Yu Gothic" w:eastAsia="Yu Gothic" w:hAnsi="Yu Gothic"/>
@@ -2541,7 +3994,7 @@
     </w:p>
     <w:tbl>
       <w:tblPr>
-        <w:tblW w:type="pct" w:w="100%"/>
+        <w:tblW w:type="dxa" w:w="9638"/>
         <w:tblBorders>
           <w:top w:val="single" w:color="auto" w:sz="4"/>
           <w:left w:val="single" w:color="auto" w:sz="4"/>
@@ -2550,10 +4003,11 @@
           <w:insideH w:val="single" w:color="auto" w:sz="4"/>
           <w:insideV w:val="single" w:color="auto" w:sz="4"/>
         </w:tblBorders>
+        <w:tblLayout w:type="fixed"/>
       </w:tblPr>
       <w:tblGrid>
-        <w:gridCol w:w="100"/>
-        <w:gridCol w:w="100"/>
+        <w:gridCol w:w="4819"/>
+        <w:gridCol w:w="4819"/>
       </w:tblGrid>
       <w:tr>
         <w:trPr>
@@ -2561,11 +4015,24 @@
         </w:trPr>
         <w:tc>
           <w:tcPr>
-            <w:tcW w:type="pct" w:w="50%"/>
+            <w:tcW w:type="dxa" w:w="4819"/>
+            <w:tcBorders>
+              <w:top w:val="single" w:color="D1D5DB" w:sz="4"/>
+              <w:left w:val="single" w:color="D1D5DB" w:sz="4"/>
+              <w:bottom w:val="single" w:color="D1D5DB" w:sz="4"/>
+              <w:right w:val="single" w:color="D1D5DB" w:sz="4"/>
+            </w:tcBorders>
             <w:shd w:fill="2563EB" w:val="clear"/>
-          </w:tcPr>
-          <w:p>
-            <w:pPr>
+            <w:tcMar>
+              <w:top w:type="dxa" w:w="60"/>
+              <w:left w:type="dxa" w:w="120"/>
+              <w:bottom w:type="dxa" w:w="60"/>
+              <w:right w:type="dxa" w:w="120"/>
+            </w:tcMar>
+          </w:tcPr>
+          <w:p>
+            <w:pPr>
+              <w:spacing w:after="0" w:before="0" w:line="240"/>
               <w:jc w:val="center"/>
             </w:pPr>
             <w:r>
@@ -2583,11 +4050,24 @@
         </w:tc>
         <w:tc>
           <w:tcPr>
-            <w:tcW w:type="pct" w:w="50%"/>
+            <w:tcW w:type="dxa" w:w="4819"/>
+            <w:tcBorders>
+              <w:top w:val="single" w:color="D1D5DB" w:sz="4"/>
+              <w:left w:val="single" w:color="D1D5DB" w:sz="4"/>
+              <w:bottom w:val="single" w:color="D1D5DB" w:sz="4"/>
+              <w:right w:val="single" w:color="D1D5DB" w:sz="4"/>
+            </w:tcBorders>
             <w:shd w:fill="2563EB" w:val="clear"/>
-          </w:tcPr>
-          <w:p>
-            <w:pPr>
+            <w:tcMar>
+              <w:top w:type="dxa" w:w="60"/>
+              <w:left w:type="dxa" w:w="120"/>
+              <w:bottom w:type="dxa" w:w="60"/>
+              <w:right w:type="dxa" w:w="120"/>
+            </w:tcMar>
+          </w:tcPr>
+          <w:p>
+            <w:pPr>
+              <w:spacing w:after="0" w:before="0" w:line="240"/>
               <w:jc w:val="center"/>
             </w:pPr>
             <w:r>
@@ -2606,7 +4086,25 @@
       </w:tr>
       <w:tr>
         <w:tc>
-          <w:p>
+          <w:tcPr>
+            <w:tcW w:type="dxa" w:w="4819"/>
+            <w:tcBorders>
+              <w:top w:val="single" w:color="D1D5DB" w:sz="4"/>
+              <w:left w:val="single" w:color="D1D5DB" w:sz="4"/>
+              <w:bottom w:val="single" w:color="D1D5DB" w:sz="4"/>
+              <w:right w:val="single" w:color="D1D5DB" w:sz="4"/>
+            </w:tcBorders>
+            <w:tcMar>
+              <w:top w:type="dxa" w:w="60"/>
+              <w:left w:type="dxa" w:w="120"/>
+              <w:bottom w:type="dxa" w:w="60"/>
+              <w:right w:type="dxa" w:w="120"/>
+            </w:tcMar>
+          </w:tcPr>
+          <w:p>
+            <w:pPr>
+              <w:spacing w:after="0" w:before="0" w:line="240"/>
+            </w:pPr>
             <w:r>
               <w:rPr>
                 <w:rFonts w:ascii="Yu Gothic" w:cs="Yu Gothic" w:eastAsia="Yu Gothic" w:hAnsi="Yu Gothic"/>
@@ -2618,7 +4116,25 @@
           </w:p>
         </w:tc>
         <w:tc>
-          <w:p>
+          <w:tcPr>
+            <w:tcW w:type="dxa" w:w="4819"/>
+            <w:tcBorders>
+              <w:top w:val="single" w:color="D1D5DB" w:sz="4"/>
+              <w:left w:val="single" w:color="D1D5DB" w:sz="4"/>
+              <w:bottom w:val="single" w:color="D1D5DB" w:sz="4"/>
+              <w:right w:val="single" w:color="D1D5DB" w:sz="4"/>
+            </w:tcBorders>
+            <w:tcMar>
+              <w:top w:type="dxa" w:w="60"/>
+              <w:left w:type="dxa" w:w="120"/>
+              <w:bottom w:type="dxa" w:w="60"/>
+              <w:right w:type="dxa" w:w="120"/>
+            </w:tcMar>
+          </w:tcPr>
+          <w:p>
+            <w:pPr>
+              <w:spacing w:after="0" w:before="0" w:line="240"/>
+            </w:pPr>
             <w:r>
               <w:rPr>
                 <w:rFonts w:ascii="Yu Gothic" w:cs="Yu Gothic" w:eastAsia="Yu Gothic" w:hAnsi="Yu Gothic"/>
@@ -2633,9 +4149,25 @@
       <w:tr>
         <w:tc>
           <w:tcPr>
+            <w:tcW w:type="dxa" w:w="4819"/>
+            <w:tcBorders>
+              <w:top w:val="single" w:color="D1D5DB" w:sz="4"/>
+              <w:left w:val="single" w:color="D1D5DB" w:sz="4"/>
+              <w:bottom w:val="single" w:color="D1D5DB" w:sz="4"/>
+              <w:right w:val="single" w:color="D1D5DB" w:sz="4"/>
+            </w:tcBorders>
             <w:shd w:fill="F3F4F6" w:val="clear"/>
-          </w:tcPr>
-          <w:p>
+            <w:tcMar>
+              <w:top w:type="dxa" w:w="60"/>
+              <w:left w:type="dxa" w:w="120"/>
+              <w:bottom w:type="dxa" w:w="60"/>
+              <w:right w:type="dxa" w:w="120"/>
+            </w:tcMar>
+          </w:tcPr>
+          <w:p>
+            <w:pPr>
+              <w:spacing w:after="0" w:before="0" w:line="240"/>
+            </w:pPr>
             <w:r>
               <w:rPr>
                 <w:rFonts w:ascii="Yu Gothic" w:cs="Yu Gothic" w:eastAsia="Yu Gothic" w:hAnsi="Yu Gothic"/>
@@ -2648,9 +4180,25 @@
         </w:tc>
         <w:tc>
           <w:tcPr>
+            <w:tcW w:type="dxa" w:w="4819"/>
+            <w:tcBorders>
+              <w:top w:val="single" w:color="D1D5DB" w:sz="4"/>
+              <w:left w:val="single" w:color="D1D5DB" w:sz="4"/>
+              <w:bottom w:val="single" w:color="D1D5DB" w:sz="4"/>
+              <w:right w:val="single" w:color="D1D5DB" w:sz="4"/>
+            </w:tcBorders>
             <w:shd w:fill="F3F4F6" w:val="clear"/>
-          </w:tcPr>
-          <w:p>
+            <w:tcMar>
+              <w:top w:type="dxa" w:w="60"/>
+              <w:left w:type="dxa" w:w="120"/>
+              <w:bottom w:type="dxa" w:w="60"/>
+              <w:right w:type="dxa" w:w="120"/>
+            </w:tcMar>
+          </w:tcPr>
+          <w:p>
+            <w:pPr>
+              <w:spacing w:after="0" w:before="0" w:line="240"/>
+            </w:pPr>
             <w:r>
               <w:rPr>
                 <w:rFonts w:ascii="Yu Gothic" w:cs="Yu Gothic" w:eastAsia="Yu Gothic" w:hAnsi="Yu Gothic"/>
@@ -2664,7 +4212,25 @@
       </w:tr>
       <w:tr>
         <w:tc>
-          <w:p>
+          <w:tcPr>
+            <w:tcW w:type="dxa" w:w="4819"/>
+            <w:tcBorders>
+              <w:top w:val="single" w:color="D1D5DB" w:sz="4"/>
+              <w:left w:val="single" w:color="D1D5DB" w:sz="4"/>
+              <w:bottom w:val="single" w:color="D1D5DB" w:sz="4"/>
+              <w:right w:val="single" w:color="D1D5DB" w:sz="4"/>
+            </w:tcBorders>
+            <w:tcMar>
+              <w:top w:type="dxa" w:w="60"/>
+              <w:left w:type="dxa" w:w="120"/>
+              <w:bottom w:type="dxa" w:w="60"/>
+              <w:right w:type="dxa" w:w="120"/>
+            </w:tcMar>
+          </w:tcPr>
+          <w:p>
+            <w:pPr>
+              <w:spacing w:after="0" w:before="0" w:line="240"/>
+            </w:pPr>
             <w:r>
               <w:rPr>
                 <w:rFonts w:ascii="Yu Gothic" w:cs="Yu Gothic" w:eastAsia="Yu Gothic" w:hAnsi="Yu Gothic"/>
@@ -2676,7 +4242,25 @@
           </w:p>
         </w:tc>
         <w:tc>
-          <w:p>
+          <w:tcPr>
+            <w:tcW w:type="dxa" w:w="4819"/>
+            <w:tcBorders>
+              <w:top w:val="single" w:color="D1D5DB" w:sz="4"/>
+              <w:left w:val="single" w:color="D1D5DB" w:sz="4"/>
+              <w:bottom w:val="single" w:color="D1D5DB" w:sz="4"/>
+              <w:right w:val="single" w:color="D1D5DB" w:sz="4"/>
+            </w:tcBorders>
+            <w:tcMar>
+              <w:top w:type="dxa" w:w="60"/>
+              <w:left w:type="dxa" w:w="120"/>
+              <w:bottom w:type="dxa" w:w="60"/>
+              <w:right w:type="dxa" w:w="120"/>
+            </w:tcMar>
+          </w:tcPr>
+          <w:p>
+            <w:pPr>
+              <w:spacing w:after="0" w:before="0" w:line="240"/>
+            </w:pPr>
             <w:r>
               <w:rPr>
                 <w:rFonts w:ascii="Yu Gothic" w:cs="Yu Gothic" w:eastAsia="Yu Gothic" w:hAnsi="Yu Gothic"/>
@@ -2691,9 +4275,25 @@
       <w:tr>
         <w:tc>
           <w:tcPr>
+            <w:tcW w:type="dxa" w:w="4819"/>
+            <w:tcBorders>
+              <w:top w:val="single" w:color="D1D5DB" w:sz="4"/>
+              <w:left w:val="single" w:color="D1D5DB" w:sz="4"/>
+              <w:bottom w:val="single" w:color="D1D5DB" w:sz="4"/>
+              <w:right w:val="single" w:color="D1D5DB" w:sz="4"/>
+            </w:tcBorders>
             <w:shd w:fill="F3F4F6" w:val="clear"/>
-          </w:tcPr>
-          <w:p>
+            <w:tcMar>
+              <w:top w:type="dxa" w:w="60"/>
+              <w:left w:type="dxa" w:w="120"/>
+              <w:bottom w:type="dxa" w:w="60"/>
+              <w:right w:type="dxa" w:w="120"/>
+            </w:tcMar>
+          </w:tcPr>
+          <w:p>
+            <w:pPr>
+              <w:spacing w:after="0" w:before="0" w:line="240"/>
+            </w:pPr>
             <w:r>
               <w:rPr>
                 <w:rFonts w:ascii="Yu Gothic" w:cs="Yu Gothic" w:eastAsia="Yu Gothic" w:hAnsi="Yu Gothic"/>
@@ -2706,9 +4306,25 @@
         </w:tc>
         <w:tc>
           <w:tcPr>
+            <w:tcW w:type="dxa" w:w="4819"/>
+            <w:tcBorders>
+              <w:top w:val="single" w:color="D1D5DB" w:sz="4"/>
+              <w:left w:val="single" w:color="D1D5DB" w:sz="4"/>
+              <w:bottom w:val="single" w:color="D1D5DB" w:sz="4"/>
+              <w:right w:val="single" w:color="D1D5DB" w:sz="4"/>
+            </w:tcBorders>
             <w:shd w:fill="F3F4F6" w:val="clear"/>
-          </w:tcPr>
-          <w:p>
+            <w:tcMar>
+              <w:top w:type="dxa" w:w="60"/>
+              <w:left w:type="dxa" w:w="120"/>
+              <w:bottom w:type="dxa" w:w="60"/>
+              <w:right w:type="dxa" w:w="120"/>
+            </w:tcMar>
+          </w:tcPr>
+          <w:p>
+            <w:pPr>
+              <w:spacing w:after="0" w:before="0" w:line="240"/>
+            </w:pPr>
             <w:r>
               <w:rPr>
                 <w:rFonts w:ascii="Yu Gothic" w:cs="Yu Gothic" w:eastAsia="Yu Gothic" w:hAnsi="Yu Gothic"/>
@@ -2722,7 +4338,25 @@
       </w:tr>
       <w:tr>
         <w:tc>
-          <w:p>
+          <w:tcPr>
+            <w:tcW w:type="dxa" w:w="4819"/>
+            <w:tcBorders>
+              <w:top w:val="single" w:color="D1D5DB" w:sz="4"/>
+              <w:left w:val="single" w:color="D1D5DB" w:sz="4"/>
+              <w:bottom w:val="single" w:color="D1D5DB" w:sz="4"/>
+              <w:right w:val="single" w:color="D1D5DB" w:sz="4"/>
+            </w:tcBorders>
+            <w:tcMar>
+              <w:top w:type="dxa" w:w="60"/>
+              <w:left w:type="dxa" w:w="120"/>
+              <w:bottom w:type="dxa" w:w="60"/>
+              <w:right w:type="dxa" w:w="120"/>
+            </w:tcMar>
+          </w:tcPr>
+          <w:p>
+            <w:pPr>
+              <w:spacing w:after="0" w:before="0" w:line="240"/>
+            </w:pPr>
             <w:r>
               <w:rPr>
                 <w:rFonts w:ascii="Yu Gothic" w:cs="Yu Gothic" w:eastAsia="Yu Gothic" w:hAnsi="Yu Gothic"/>
@@ -2734,7 +4368,25 @@
           </w:p>
         </w:tc>
         <w:tc>
-          <w:p>
+          <w:tcPr>
+            <w:tcW w:type="dxa" w:w="4819"/>
+            <w:tcBorders>
+              <w:top w:val="single" w:color="D1D5DB" w:sz="4"/>
+              <w:left w:val="single" w:color="D1D5DB" w:sz="4"/>
+              <w:bottom w:val="single" w:color="D1D5DB" w:sz="4"/>
+              <w:right w:val="single" w:color="D1D5DB" w:sz="4"/>
+            </w:tcBorders>
+            <w:tcMar>
+              <w:top w:type="dxa" w:w="60"/>
+              <w:left w:type="dxa" w:w="120"/>
+              <w:bottom w:type="dxa" w:w="60"/>
+              <w:right w:type="dxa" w:w="120"/>
+            </w:tcMar>
+          </w:tcPr>
+          <w:p>
+            <w:pPr>
+              <w:spacing w:after="0" w:before="0" w:line="240"/>
+            </w:pPr>
             <w:r>
               <w:rPr>
                 <w:rFonts w:ascii="Yu Gothic" w:cs="Yu Gothic" w:eastAsia="Yu Gothic" w:hAnsi="Yu Gothic"/>
@@ -2749,9 +4401,25 @@
       <w:tr>
         <w:tc>
           <w:tcPr>
+            <w:tcW w:type="dxa" w:w="4819"/>
+            <w:tcBorders>
+              <w:top w:val="single" w:color="D1D5DB" w:sz="4"/>
+              <w:left w:val="single" w:color="D1D5DB" w:sz="4"/>
+              <w:bottom w:val="single" w:color="D1D5DB" w:sz="4"/>
+              <w:right w:val="single" w:color="D1D5DB" w:sz="4"/>
+            </w:tcBorders>
             <w:shd w:fill="F3F4F6" w:val="clear"/>
-          </w:tcPr>
-          <w:p>
+            <w:tcMar>
+              <w:top w:type="dxa" w:w="60"/>
+              <w:left w:type="dxa" w:w="120"/>
+              <w:bottom w:type="dxa" w:w="60"/>
+              <w:right w:type="dxa" w:w="120"/>
+            </w:tcMar>
+          </w:tcPr>
+          <w:p>
+            <w:pPr>
+              <w:spacing w:after="0" w:before="0" w:line="240"/>
+            </w:pPr>
             <w:r>
               <w:rPr>
                 <w:rFonts w:ascii="Yu Gothic" w:cs="Yu Gothic" w:eastAsia="Yu Gothic" w:hAnsi="Yu Gothic"/>
@@ -2764,9 +4432,25 @@
         </w:tc>
         <w:tc>
           <w:tcPr>
+            <w:tcW w:type="dxa" w:w="4819"/>
+            <w:tcBorders>
+              <w:top w:val="single" w:color="D1D5DB" w:sz="4"/>
+              <w:left w:val="single" w:color="D1D5DB" w:sz="4"/>
+              <w:bottom w:val="single" w:color="D1D5DB" w:sz="4"/>
+              <w:right w:val="single" w:color="D1D5DB" w:sz="4"/>
+            </w:tcBorders>
             <w:shd w:fill="F3F4F6" w:val="clear"/>
-          </w:tcPr>
-          <w:p>
+            <w:tcMar>
+              <w:top w:type="dxa" w:w="60"/>
+              <w:left w:type="dxa" w:w="120"/>
+              <w:bottom w:type="dxa" w:w="60"/>
+              <w:right w:type="dxa" w:w="120"/>
+            </w:tcMar>
+          </w:tcPr>
+          <w:p>
+            <w:pPr>
+              <w:spacing w:after="0" w:before="0" w:line="240"/>
+            </w:pPr>
             <w:r>
               <w:rPr>
                 <w:rFonts w:ascii="Yu Gothic" w:cs="Yu Gothic" w:eastAsia="Yu Gothic" w:hAnsi="Yu Gothic"/>
@@ -2780,7 +4464,25 @@
       </w:tr>
       <w:tr>
         <w:tc>
-          <w:p>
+          <w:tcPr>
+            <w:tcW w:type="dxa" w:w="4819"/>
+            <w:tcBorders>
+              <w:top w:val="single" w:color="D1D5DB" w:sz="4"/>
+              <w:left w:val="single" w:color="D1D5DB" w:sz="4"/>
+              <w:bottom w:val="single" w:color="D1D5DB" w:sz="4"/>
+              <w:right w:val="single" w:color="D1D5DB" w:sz="4"/>
+            </w:tcBorders>
+            <w:tcMar>
+              <w:top w:type="dxa" w:w="60"/>
+              <w:left w:type="dxa" w:w="120"/>
+              <w:bottom w:type="dxa" w:w="60"/>
+              <w:right w:type="dxa" w:w="120"/>
+            </w:tcMar>
+          </w:tcPr>
+          <w:p>
+            <w:pPr>
+              <w:spacing w:after="0" w:before="0" w:line="240"/>
+            </w:pPr>
             <w:r>
               <w:rPr>
                 <w:rFonts w:ascii="Yu Gothic" w:cs="Yu Gothic" w:eastAsia="Yu Gothic" w:hAnsi="Yu Gothic"/>
@@ -2792,7 +4494,25 @@
           </w:p>
         </w:tc>
         <w:tc>
-          <w:p>
+          <w:tcPr>
+            <w:tcW w:type="dxa" w:w="4819"/>
+            <w:tcBorders>
+              <w:top w:val="single" w:color="D1D5DB" w:sz="4"/>
+              <w:left w:val="single" w:color="D1D5DB" w:sz="4"/>
+              <w:bottom w:val="single" w:color="D1D5DB" w:sz="4"/>
+              <w:right w:val="single" w:color="D1D5DB" w:sz="4"/>
+            </w:tcBorders>
+            <w:tcMar>
+              <w:top w:type="dxa" w:w="60"/>
+              <w:left w:type="dxa" w:w="120"/>
+              <w:bottom w:type="dxa" w:w="60"/>
+              <w:right w:type="dxa" w:w="120"/>
+            </w:tcMar>
+          </w:tcPr>
+          <w:p>
+            <w:pPr>
+              <w:spacing w:after="0" w:before="0" w:line="240"/>
+            </w:pPr>
             <w:r>
               <w:rPr>
                 <w:rFonts w:ascii="Yu Gothic" w:cs="Yu Gothic" w:eastAsia="Yu Gothic" w:hAnsi="Yu Gothic"/>
@@ -3059,7 +4779,7 @@
     </w:p>
     <w:tbl>
       <w:tblPr>
-        <w:tblW w:type="pct" w:w="100%"/>
+        <w:tblW w:type="dxa" w:w="9638"/>
         <w:tblBorders>
           <w:top w:val="single" w:color="auto" w:sz="4"/>
           <w:left w:val="single" w:color="auto" w:sz="4"/>
@@ -3068,10 +4788,11 @@
           <w:insideH w:val="single" w:color="auto" w:sz="4"/>
           <w:insideV w:val="single" w:color="auto" w:sz="4"/>
         </w:tblBorders>
+        <w:tblLayout w:type="fixed"/>
       </w:tblPr>
       <w:tblGrid>
-        <w:gridCol w:w="100"/>
-        <w:gridCol w:w="100"/>
+        <w:gridCol w:w="4819"/>
+        <w:gridCol w:w="4819"/>
       </w:tblGrid>
       <w:tr>
         <w:trPr>
@@ -3079,11 +4800,24 @@
         </w:trPr>
         <w:tc>
           <w:tcPr>
-            <w:tcW w:type="pct" w:w="50%"/>
+            <w:tcW w:type="dxa" w:w="4819"/>
+            <w:tcBorders>
+              <w:top w:val="single" w:color="D1D5DB" w:sz="4"/>
+              <w:left w:val="single" w:color="D1D5DB" w:sz="4"/>
+              <w:bottom w:val="single" w:color="D1D5DB" w:sz="4"/>
+              <w:right w:val="single" w:color="D1D5DB" w:sz="4"/>
+            </w:tcBorders>
             <w:shd w:fill="2563EB" w:val="clear"/>
-          </w:tcPr>
-          <w:p>
-            <w:pPr>
+            <w:tcMar>
+              <w:top w:type="dxa" w:w="60"/>
+              <w:left w:type="dxa" w:w="120"/>
+              <w:bottom w:type="dxa" w:w="60"/>
+              <w:right w:type="dxa" w:w="120"/>
+            </w:tcMar>
+          </w:tcPr>
+          <w:p>
+            <w:pPr>
+              <w:spacing w:after="0" w:before="0" w:line="240"/>
               <w:jc w:val="center"/>
             </w:pPr>
             <w:r>
@@ -3101,11 +4835,24 @@
         </w:tc>
         <w:tc>
           <w:tcPr>
-            <w:tcW w:type="pct" w:w="50%"/>
+            <w:tcW w:type="dxa" w:w="4819"/>
+            <w:tcBorders>
+              <w:top w:val="single" w:color="D1D5DB" w:sz="4"/>
+              <w:left w:val="single" w:color="D1D5DB" w:sz="4"/>
+              <w:bottom w:val="single" w:color="D1D5DB" w:sz="4"/>
+              <w:right w:val="single" w:color="D1D5DB" w:sz="4"/>
+            </w:tcBorders>
             <w:shd w:fill="2563EB" w:val="clear"/>
-          </w:tcPr>
-          <w:p>
-            <w:pPr>
+            <w:tcMar>
+              <w:top w:type="dxa" w:w="60"/>
+              <w:left w:type="dxa" w:w="120"/>
+              <w:bottom w:type="dxa" w:w="60"/>
+              <w:right w:type="dxa" w:w="120"/>
+            </w:tcMar>
+          </w:tcPr>
+          <w:p>
+            <w:pPr>
+              <w:spacing w:after="0" w:before="0" w:line="240"/>
               <w:jc w:val="center"/>
             </w:pPr>
             <w:r>
@@ -3124,7 +4871,25 @@
       </w:tr>
       <w:tr>
         <w:tc>
-          <w:p>
+          <w:tcPr>
+            <w:tcW w:type="dxa" w:w="4819"/>
+            <w:tcBorders>
+              <w:top w:val="single" w:color="D1D5DB" w:sz="4"/>
+              <w:left w:val="single" w:color="D1D5DB" w:sz="4"/>
+              <w:bottom w:val="single" w:color="D1D5DB" w:sz="4"/>
+              <w:right w:val="single" w:color="D1D5DB" w:sz="4"/>
+            </w:tcBorders>
+            <w:tcMar>
+              <w:top w:type="dxa" w:w="60"/>
+              <w:left w:type="dxa" w:w="120"/>
+              <w:bottom w:type="dxa" w:w="60"/>
+              <w:right w:type="dxa" w:w="120"/>
+            </w:tcMar>
+          </w:tcPr>
+          <w:p>
+            <w:pPr>
+              <w:spacing w:after="0" w:before="0" w:line="240"/>
+            </w:pPr>
             <w:r>
               <w:rPr>
                 <w:rFonts w:ascii="Yu Gothic" w:cs="Yu Gothic" w:eastAsia="Yu Gothic" w:hAnsi="Yu Gothic"/>
@@ -3136,7 +4901,25 @@
           </w:p>
         </w:tc>
         <w:tc>
-          <w:p>
+          <w:tcPr>
+            <w:tcW w:type="dxa" w:w="4819"/>
+            <w:tcBorders>
+              <w:top w:val="single" w:color="D1D5DB" w:sz="4"/>
+              <w:left w:val="single" w:color="D1D5DB" w:sz="4"/>
+              <w:bottom w:val="single" w:color="D1D5DB" w:sz="4"/>
+              <w:right w:val="single" w:color="D1D5DB" w:sz="4"/>
+            </w:tcBorders>
+            <w:tcMar>
+              <w:top w:type="dxa" w:w="60"/>
+              <w:left w:type="dxa" w:w="120"/>
+              <w:bottom w:type="dxa" w:w="60"/>
+              <w:right w:type="dxa" w:w="120"/>
+            </w:tcMar>
+          </w:tcPr>
+          <w:p>
+            <w:pPr>
+              <w:spacing w:after="0" w:before="0" w:line="240"/>
+            </w:pPr>
             <w:r>
               <w:rPr>
                 <w:rFonts w:ascii="Yu Gothic" w:cs="Yu Gothic" w:eastAsia="Yu Gothic" w:hAnsi="Yu Gothic"/>
@@ -3151,9 +4934,25 @@
       <w:tr>
         <w:tc>
           <w:tcPr>
+            <w:tcW w:type="dxa" w:w="4819"/>
+            <w:tcBorders>
+              <w:top w:val="single" w:color="D1D5DB" w:sz="4"/>
+              <w:left w:val="single" w:color="D1D5DB" w:sz="4"/>
+              <w:bottom w:val="single" w:color="D1D5DB" w:sz="4"/>
+              <w:right w:val="single" w:color="D1D5DB" w:sz="4"/>
+            </w:tcBorders>
             <w:shd w:fill="F3F4F6" w:val="clear"/>
-          </w:tcPr>
-          <w:p>
+            <w:tcMar>
+              <w:top w:type="dxa" w:w="60"/>
+              <w:left w:type="dxa" w:w="120"/>
+              <w:bottom w:type="dxa" w:w="60"/>
+              <w:right w:type="dxa" w:w="120"/>
+            </w:tcMar>
+          </w:tcPr>
+          <w:p>
+            <w:pPr>
+              <w:spacing w:after="0" w:before="0" w:line="240"/>
+            </w:pPr>
             <w:r>
               <w:rPr>
                 <w:rFonts w:ascii="Yu Gothic" w:cs="Yu Gothic" w:eastAsia="Yu Gothic" w:hAnsi="Yu Gothic"/>
@@ -3166,9 +4965,25 @@
         </w:tc>
         <w:tc>
           <w:tcPr>
+            <w:tcW w:type="dxa" w:w="4819"/>
+            <w:tcBorders>
+              <w:top w:val="single" w:color="D1D5DB" w:sz="4"/>
+              <w:left w:val="single" w:color="D1D5DB" w:sz="4"/>
+              <w:bottom w:val="single" w:color="D1D5DB" w:sz="4"/>
+              <w:right w:val="single" w:color="D1D5DB" w:sz="4"/>
+            </w:tcBorders>
             <w:shd w:fill="F3F4F6" w:val="clear"/>
-          </w:tcPr>
-          <w:p>
+            <w:tcMar>
+              <w:top w:type="dxa" w:w="60"/>
+              <w:left w:type="dxa" w:w="120"/>
+              <w:bottom w:type="dxa" w:w="60"/>
+              <w:right w:type="dxa" w:w="120"/>
+            </w:tcMar>
+          </w:tcPr>
+          <w:p>
+            <w:pPr>
+              <w:spacing w:after="0" w:before="0" w:line="240"/>
+            </w:pPr>
             <w:r>
               <w:rPr>
                 <w:rFonts w:ascii="Yu Gothic" w:cs="Yu Gothic" w:eastAsia="Yu Gothic" w:hAnsi="Yu Gothic"/>
@@ -3182,7 +4997,25 @@
       </w:tr>
       <w:tr>
         <w:tc>
-          <w:p>
+          <w:tcPr>
+            <w:tcW w:type="dxa" w:w="4819"/>
+            <w:tcBorders>
+              <w:top w:val="single" w:color="D1D5DB" w:sz="4"/>
+              <w:left w:val="single" w:color="D1D5DB" w:sz="4"/>
+              <w:bottom w:val="single" w:color="D1D5DB" w:sz="4"/>
+              <w:right w:val="single" w:color="D1D5DB" w:sz="4"/>
+            </w:tcBorders>
+            <w:tcMar>
+              <w:top w:type="dxa" w:w="60"/>
+              <w:left w:type="dxa" w:w="120"/>
+              <w:bottom w:type="dxa" w:w="60"/>
+              <w:right w:type="dxa" w:w="120"/>
+            </w:tcMar>
+          </w:tcPr>
+          <w:p>
+            <w:pPr>
+              <w:spacing w:after="0" w:before="0" w:line="240"/>
+            </w:pPr>
             <w:r>
               <w:rPr>
                 <w:rFonts w:ascii="Yu Gothic" w:cs="Yu Gothic" w:eastAsia="Yu Gothic" w:hAnsi="Yu Gothic"/>
@@ -3194,7 +5027,25 @@
           </w:p>
         </w:tc>
         <w:tc>
-          <w:p>
+          <w:tcPr>
+            <w:tcW w:type="dxa" w:w="4819"/>
+            <w:tcBorders>
+              <w:top w:val="single" w:color="D1D5DB" w:sz="4"/>
+              <w:left w:val="single" w:color="D1D5DB" w:sz="4"/>
+              <w:bottom w:val="single" w:color="D1D5DB" w:sz="4"/>
+              <w:right w:val="single" w:color="D1D5DB" w:sz="4"/>
+            </w:tcBorders>
+            <w:tcMar>
+              <w:top w:type="dxa" w:w="60"/>
+              <w:left w:type="dxa" w:w="120"/>
+              <w:bottom w:type="dxa" w:w="60"/>
+              <w:right w:type="dxa" w:w="120"/>
+            </w:tcMar>
+          </w:tcPr>
+          <w:p>
+            <w:pPr>
+              <w:spacing w:after="0" w:before="0" w:line="240"/>
+            </w:pPr>
             <w:r>
               <w:rPr>
                 <w:rFonts w:ascii="Yu Gothic" w:cs="Yu Gothic" w:eastAsia="Yu Gothic" w:hAnsi="Yu Gothic"/>
@@ -3228,7 +5079,7 @@
     </w:p>
     <w:tbl>
       <w:tblPr>
-        <w:tblW w:type="pct" w:w="100%"/>
+        <w:tblW w:type="dxa" w:w="9638"/>
         <w:tblBorders>
           <w:top w:val="single" w:color="auto" w:sz="4"/>
           <w:left w:val="single" w:color="auto" w:sz="4"/>
@@ -3237,10 +5088,11 @@
           <w:insideH w:val="single" w:color="auto" w:sz="4"/>
           <w:insideV w:val="single" w:color="auto" w:sz="4"/>
         </w:tblBorders>
+        <w:tblLayout w:type="fixed"/>
       </w:tblPr>
       <w:tblGrid>
-        <w:gridCol w:w="100"/>
-        <w:gridCol w:w="100"/>
+        <w:gridCol w:w="4819"/>
+        <w:gridCol w:w="4819"/>
       </w:tblGrid>
       <w:tr>
         <w:trPr>
@@ -3248,11 +5100,24 @@
         </w:trPr>
         <w:tc>
           <w:tcPr>
-            <w:tcW w:type="pct" w:w="50%"/>
+            <w:tcW w:type="dxa" w:w="4819"/>
+            <w:tcBorders>
+              <w:top w:val="single" w:color="D1D5DB" w:sz="4"/>
+              <w:left w:val="single" w:color="D1D5DB" w:sz="4"/>
+              <w:bottom w:val="single" w:color="D1D5DB" w:sz="4"/>
+              <w:right w:val="single" w:color="D1D5DB" w:sz="4"/>
+            </w:tcBorders>
             <w:shd w:fill="2563EB" w:val="clear"/>
-          </w:tcPr>
-          <w:p>
-            <w:pPr>
+            <w:tcMar>
+              <w:top w:type="dxa" w:w="60"/>
+              <w:left w:type="dxa" w:w="120"/>
+              <w:bottom w:type="dxa" w:w="60"/>
+              <w:right w:type="dxa" w:w="120"/>
+            </w:tcMar>
+          </w:tcPr>
+          <w:p>
+            <w:pPr>
+              <w:spacing w:after="0" w:before="0" w:line="240"/>
               <w:jc w:val="center"/>
             </w:pPr>
             <w:r>
@@ -3270,11 +5135,24 @@
         </w:tc>
         <w:tc>
           <w:tcPr>
-            <w:tcW w:type="pct" w:w="50%"/>
+            <w:tcW w:type="dxa" w:w="4819"/>
+            <w:tcBorders>
+              <w:top w:val="single" w:color="D1D5DB" w:sz="4"/>
+              <w:left w:val="single" w:color="D1D5DB" w:sz="4"/>
+              <w:bottom w:val="single" w:color="D1D5DB" w:sz="4"/>
+              <w:right w:val="single" w:color="D1D5DB" w:sz="4"/>
+            </w:tcBorders>
             <w:shd w:fill="2563EB" w:val="clear"/>
-          </w:tcPr>
-          <w:p>
-            <w:pPr>
+            <w:tcMar>
+              <w:top w:type="dxa" w:w="60"/>
+              <w:left w:type="dxa" w:w="120"/>
+              <w:bottom w:type="dxa" w:w="60"/>
+              <w:right w:type="dxa" w:w="120"/>
+            </w:tcMar>
+          </w:tcPr>
+          <w:p>
+            <w:pPr>
+              <w:spacing w:after="0" w:before="0" w:line="240"/>
               <w:jc w:val="center"/>
             </w:pPr>
             <w:r>
@@ -3293,7 +5171,25 @@
       </w:tr>
       <w:tr>
         <w:tc>
-          <w:p>
+          <w:tcPr>
+            <w:tcW w:type="dxa" w:w="4819"/>
+            <w:tcBorders>
+              <w:top w:val="single" w:color="D1D5DB" w:sz="4"/>
+              <w:left w:val="single" w:color="D1D5DB" w:sz="4"/>
+              <w:bottom w:val="single" w:color="D1D5DB" w:sz="4"/>
+              <w:right w:val="single" w:color="D1D5DB" w:sz="4"/>
+            </w:tcBorders>
+            <w:tcMar>
+              <w:top w:type="dxa" w:w="60"/>
+              <w:left w:type="dxa" w:w="120"/>
+              <w:bottom w:type="dxa" w:w="60"/>
+              <w:right w:type="dxa" w:w="120"/>
+            </w:tcMar>
+          </w:tcPr>
+          <w:p>
+            <w:pPr>
+              <w:spacing w:after="0" w:before="0" w:line="240"/>
+            </w:pPr>
             <w:r>
               <w:rPr>
                 <w:rFonts w:ascii="Yu Gothic" w:cs="Yu Gothic" w:eastAsia="Yu Gothic" w:hAnsi="Yu Gothic"/>
@@ -3305,7 +5201,25 @@
           </w:p>
         </w:tc>
         <w:tc>
-          <w:p>
+          <w:tcPr>
+            <w:tcW w:type="dxa" w:w="4819"/>
+            <w:tcBorders>
+              <w:top w:val="single" w:color="D1D5DB" w:sz="4"/>
+              <w:left w:val="single" w:color="D1D5DB" w:sz="4"/>
+              <w:bottom w:val="single" w:color="D1D5DB" w:sz="4"/>
+              <w:right w:val="single" w:color="D1D5DB" w:sz="4"/>
+            </w:tcBorders>
+            <w:tcMar>
+              <w:top w:type="dxa" w:w="60"/>
+              <w:left w:type="dxa" w:w="120"/>
+              <w:bottom w:type="dxa" w:w="60"/>
+              <w:right w:type="dxa" w:w="120"/>
+            </w:tcMar>
+          </w:tcPr>
+          <w:p>
+            <w:pPr>
+              <w:spacing w:after="0" w:before="0" w:line="240"/>
+            </w:pPr>
             <w:r>
               <w:rPr>
                 <w:rFonts w:ascii="Yu Gothic" w:cs="Yu Gothic" w:eastAsia="Yu Gothic" w:hAnsi="Yu Gothic"/>
@@ -3320,9 +5234,25 @@
       <w:tr>
         <w:tc>
           <w:tcPr>
+            <w:tcW w:type="dxa" w:w="4819"/>
+            <w:tcBorders>
+              <w:top w:val="single" w:color="D1D5DB" w:sz="4"/>
+              <w:left w:val="single" w:color="D1D5DB" w:sz="4"/>
+              <w:bottom w:val="single" w:color="D1D5DB" w:sz="4"/>
+              <w:right w:val="single" w:color="D1D5DB" w:sz="4"/>
+            </w:tcBorders>
             <w:shd w:fill="F3F4F6" w:val="clear"/>
-          </w:tcPr>
-          <w:p>
+            <w:tcMar>
+              <w:top w:type="dxa" w:w="60"/>
+              <w:left w:type="dxa" w:w="120"/>
+              <w:bottom w:type="dxa" w:w="60"/>
+              <w:right w:type="dxa" w:w="120"/>
+            </w:tcMar>
+          </w:tcPr>
+          <w:p>
+            <w:pPr>
+              <w:spacing w:after="0" w:before="0" w:line="240"/>
+            </w:pPr>
             <w:r>
               <w:rPr>
                 <w:rFonts w:ascii="Yu Gothic" w:cs="Yu Gothic" w:eastAsia="Yu Gothic" w:hAnsi="Yu Gothic"/>
@@ -3335,9 +5265,25 @@
         </w:tc>
         <w:tc>
           <w:tcPr>
+            <w:tcW w:type="dxa" w:w="4819"/>
+            <w:tcBorders>
+              <w:top w:val="single" w:color="D1D5DB" w:sz="4"/>
+              <w:left w:val="single" w:color="D1D5DB" w:sz="4"/>
+              <w:bottom w:val="single" w:color="D1D5DB" w:sz="4"/>
+              <w:right w:val="single" w:color="D1D5DB" w:sz="4"/>
+            </w:tcBorders>
             <w:shd w:fill="F3F4F6" w:val="clear"/>
-          </w:tcPr>
-          <w:p>
+            <w:tcMar>
+              <w:top w:type="dxa" w:w="60"/>
+              <w:left w:type="dxa" w:w="120"/>
+              <w:bottom w:type="dxa" w:w="60"/>
+              <w:right w:type="dxa" w:w="120"/>
+            </w:tcMar>
+          </w:tcPr>
+          <w:p>
+            <w:pPr>
+              <w:spacing w:after="0" w:before="0" w:line="240"/>
+            </w:pPr>
             <w:r>
               <w:rPr>
                 <w:rFonts w:ascii="Yu Gothic" w:cs="Yu Gothic" w:eastAsia="Yu Gothic" w:hAnsi="Yu Gothic"/>
@@ -3351,7 +5297,25 @@
       </w:tr>
       <w:tr>
         <w:tc>
-          <w:p>
+          <w:tcPr>
+            <w:tcW w:type="dxa" w:w="4819"/>
+            <w:tcBorders>
+              <w:top w:val="single" w:color="D1D5DB" w:sz="4"/>
+              <w:left w:val="single" w:color="D1D5DB" w:sz="4"/>
+              <w:bottom w:val="single" w:color="D1D5DB" w:sz="4"/>
+              <w:right w:val="single" w:color="D1D5DB" w:sz="4"/>
+            </w:tcBorders>
+            <w:tcMar>
+              <w:top w:type="dxa" w:w="60"/>
+              <w:left w:type="dxa" w:w="120"/>
+              <w:bottom w:type="dxa" w:w="60"/>
+              <w:right w:type="dxa" w:w="120"/>
+            </w:tcMar>
+          </w:tcPr>
+          <w:p>
+            <w:pPr>
+              <w:spacing w:after="0" w:before="0" w:line="240"/>
+            </w:pPr>
             <w:r>
               <w:rPr>
                 <w:rFonts w:ascii="Yu Gothic" w:cs="Yu Gothic" w:eastAsia="Yu Gothic" w:hAnsi="Yu Gothic"/>
@@ -3363,7 +5327,25 @@
           </w:p>
         </w:tc>
         <w:tc>
-          <w:p>
+          <w:tcPr>
+            <w:tcW w:type="dxa" w:w="4819"/>
+            <w:tcBorders>
+              <w:top w:val="single" w:color="D1D5DB" w:sz="4"/>
+              <w:left w:val="single" w:color="D1D5DB" w:sz="4"/>
+              <w:bottom w:val="single" w:color="D1D5DB" w:sz="4"/>
+              <w:right w:val="single" w:color="D1D5DB" w:sz="4"/>
+            </w:tcBorders>
+            <w:tcMar>
+              <w:top w:type="dxa" w:w="60"/>
+              <w:left w:type="dxa" w:w="120"/>
+              <w:bottom w:type="dxa" w:w="60"/>
+              <w:right w:type="dxa" w:w="120"/>
+            </w:tcMar>
+          </w:tcPr>
+          <w:p>
+            <w:pPr>
+              <w:spacing w:after="0" w:before="0" w:line="240"/>
+            </w:pPr>
             <w:r>
               <w:rPr>
                 <w:rFonts w:ascii="Yu Gothic" w:cs="Yu Gothic" w:eastAsia="Yu Gothic" w:hAnsi="Yu Gothic"/>
@@ -3378,9 +5360,25 @@
       <w:tr>
         <w:tc>
           <w:tcPr>
+            <w:tcW w:type="dxa" w:w="4819"/>
+            <w:tcBorders>
+              <w:top w:val="single" w:color="D1D5DB" w:sz="4"/>
+              <w:left w:val="single" w:color="D1D5DB" w:sz="4"/>
+              <w:bottom w:val="single" w:color="D1D5DB" w:sz="4"/>
+              <w:right w:val="single" w:color="D1D5DB" w:sz="4"/>
+            </w:tcBorders>
             <w:shd w:fill="F3F4F6" w:val="clear"/>
-          </w:tcPr>
-          <w:p>
+            <w:tcMar>
+              <w:top w:type="dxa" w:w="60"/>
+              <w:left w:type="dxa" w:w="120"/>
+              <w:bottom w:type="dxa" w:w="60"/>
+              <w:right w:type="dxa" w:w="120"/>
+            </w:tcMar>
+          </w:tcPr>
+          <w:p>
+            <w:pPr>
+              <w:spacing w:after="0" w:before="0" w:line="240"/>
+            </w:pPr>
             <w:r>
               <w:rPr>
                 <w:rFonts w:ascii="Yu Gothic" w:cs="Yu Gothic" w:eastAsia="Yu Gothic" w:hAnsi="Yu Gothic"/>
@@ -3393,9 +5391,25 @@
         </w:tc>
         <w:tc>
           <w:tcPr>
+            <w:tcW w:type="dxa" w:w="4819"/>
+            <w:tcBorders>
+              <w:top w:val="single" w:color="D1D5DB" w:sz="4"/>
+              <w:left w:val="single" w:color="D1D5DB" w:sz="4"/>
+              <w:bottom w:val="single" w:color="D1D5DB" w:sz="4"/>
+              <w:right w:val="single" w:color="D1D5DB" w:sz="4"/>
+            </w:tcBorders>
             <w:shd w:fill="F3F4F6" w:val="clear"/>
-          </w:tcPr>
-          <w:p>
+            <w:tcMar>
+              <w:top w:type="dxa" w:w="60"/>
+              <w:left w:type="dxa" w:w="120"/>
+              <w:bottom w:type="dxa" w:w="60"/>
+              <w:right w:type="dxa" w:w="120"/>
+            </w:tcMar>
+          </w:tcPr>
+          <w:p>
+            <w:pPr>
+              <w:spacing w:after="0" w:before="0" w:line="240"/>
+            </w:pPr>
             <w:r>
               <w:rPr>
                 <w:rFonts w:ascii="Yu Gothic" w:cs="Yu Gothic" w:eastAsia="Yu Gothic" w:hAnsi="Yu Gothic"/>
@@ -3409,7 +5423,25 @@
       </w:tr>
       <w:tr>
         <w:tc>
-          <w:p>
+          <w:tcPr>
+            <w:tcW w:type="dxa" w:w="4819"/>
+            <w:tcBorders>
+              <w:top w:val="single" w:color="D1D5DB" w:sz="4"/>
+              <w:left w:val="single" w:color="D1D5DB" w:sz="4"/>
+              <w:bottom w:val="single" w:color="D1D5DB" w:sz="4"/>
+              <w:right w:val="single" w:color="D1D5DB" w:sz="4"/>
+            </w:tcBorders>
+            <w:tcMar>
+              <w:top w:type="dxa" w:w="60"/>
+              <w:left w:type="dxa" w:w="120"/>
+              <w:bottom w:type="dxa" w:w="60"/>
+              <w:right w:type="dxa" w:w="120"/>
+            </w:tcMar>
+          </w:tcPr>
+          <w:p>
+            <w:pPr>
+              <w:spacing w:after="0" w:before="0" w:line="240"/>
+            </w:pPr>
             <w:r>
               <w:rPr>
                 <w:rFonts w:ascii="Yu Gothic" w:cs="Yu Gothic" w:eastAsia="Yu Gothic" w:hAnsi="Yu Gothic"/>
@@ -3421,7 +5453,25 @@
           </w:p>
         </w:tc>
         <w:tc>
-          <w:p>
+          <w:tcPr>
+            <w:tcW w:type="dxa" w:w="4819"/>
+            <w:tcBorders>
+              <w:top w:val="single" w:color="D1D5DB" w:sz="4"/>
+              <w:left w:val="single" w:color="D1D5DB" w:sz="4"/>
+              <w:bottom w:val="single" w:color="D1D5DB" w:sz="4"/>
+              <w:right w:val="single" w:color="D1D5DB" w:sz="4"/>
+            </w:tcBorders>
+            <w:tcMar>
+              <w:top w:type="dxa" w:w="60"/>
+              <w:left w:type="dxa" w:w="120"/>
+              <w:bottom w:type="dxa" w:w="60"/>
+              <w:right w:type="dxa" w:w="120"/>
+            </w:tcMar>
+          </w:tcPr>
+          <w:p>
+            <w:pPr>
+              <w:spacing w:after="0" w:before="0" w:line="240"/>
+            </w:pPr>
             <w:r>
               <w:rPr>
                 <w:rFonts w:ascii="Yu Gothic" w:cs="Yu Gothic" w:eastAsia="Yu Gothic" w:hAnsi="Yu Gothic"/>
@@ -3483,7 +5533,7 @@
     </w:p>
     <w:tbl>
       <w:tblPr>
-        <w:tblW w:type="pct" w:w="100%"/>
+        <w:tblW w:type="dxa" w:w="9638"/>
         <w:tblBorders>
           <w:top w:val="single" w:color="auto" w:sz="4"/>
           <w:left w:val="single" w:color="auto" w:sz="4"/>
@@ -3492,11 +5542,12 @@
           <w:insideH w:val="single" w:color="auto" w:sz="4"/>
           <w:insideV w:val="single" w:color="auto" w:sz="4"/>
         </w:tblBorders>
+        <w:tblLayout w:type="fixed"/>
       </w:tblPr>
       <w:tblGrid>
-        <w:gridCol w:w="100"/>
-        <w:gridCol w:w="100"/>
-        <w:gridCol w:w="100"/>
+        <w:gridCol w:w="3212"/>
+        <w:gridCol w:w="3212"/>
+        <w:gridCol w:w="3212"/>
       </w:tblGrid>
       <w:tr>
         <w:trPr>
@@ -3504,11 +5555,24 @@
         </w:trPr>
         <w:tc>
           <w:tcPr>
-            <w:tcW w:type="pct" w:w="33%"/>
+            <w:tcW w:type="dxa" w:w="3212"/>
+            <w:tcBorders>
+              <w:top w:val="single" w:color="D1D5DB" w:sz="4"/>
+              <w:left w:val="single" w:color="D1D5DB" w:sz="4"/>
+              <w:bottom w:val="single" w:color="D1D5DB" w:sz="4"/>
+              <w:right w:val="single" w:color="D1D5DB" w:sz="4"/>
+            </w:tcBorders>
             <w:shd w:fill="2563EB" w:val="clear"/>
-          </w:tcPr>
-          <w:p>
-            <w:pPr>
+            <w:tcMar>
+              <w:top w:type="dxa" w:w="60"/>
+              <w:left w:type="dxa" w:w="120"/>
+              <w:bottom w:type="dxa" w:w="60"/>
+              <w:right w:type="dxa" w:w="120"/>
+            </w:tcMar>
+          </w:tcPr>
+          <w:p>
+            <w:pPr>
+              <w:spacing w:after="0" w:before="0" w:line="240"/>
               <w:jc w:val="center"/>
             </w:pPr>
             <w:r>
@@ -3526,11 +5590,24 @@
         </w:tc>
         <w:tc>
           <w:tcPr>
-            <w:tcW w:type="pct" w:w="33%"/>
+            <w:tcW w:type="dxa" w:w="3212"/>
+            <w:tcBorders>
+              <w:top w:val="single" w:color="D1D5DB" w:sz="4"/>
+              <w:left w:val="single" w:color="D1D5DB" w:sz="4"/>
+              <w:bottom w:val="single" w:color="D1D5DB" w:sz="4"/>
+              <w:right w:val="single" w:color="D1D5DB" w:sz="4"/>
+            </w:tcBorders>
             <w:shd w:fill="2563EB" w:val="clear"/>
-          </w:tcPr>
-          <w:p>
-            <w:pPr>
+            <w:tcMar>
+              <w:top w:type="dxa" w:w="60"/>
+              <w:left w:type="dxa" w:w="120"/>
+              <w:bottom w:type="dxa" w:w="60"/>
+              <w:right w:type="dxa" w:w="120"/>
+            </w:tcMar>
+          </w:tcPr>
+          <w:p>
+            <w:pPr>
+              <w:spacing w:after="0" w:before="0" w:line="240"/>
               <w:jc w:val="center"/>
             </w:pPr>
             <w:r>
@@ -3548,11 +5625,24 @@
         </w:tc>
         <w:tc>
           <w:tcPr>
-            <w:tcW w:type="pct" w:w="33%"/>
+            <w:tcW w:type="dxa" w:w="3212"/>
+            <w:tcBorders>
+              <w:top w:val="single" w:color="D1D5DB" w:sz="4"/>
+              <w:left w:val="single" w:color="D1D5DB" w:sz="4"/>
+              <w:bottom w:val="single" w:color="D1D5DB" w:sz="4"/>
+              <w:right w:val="single" w:color="D1D5DB" w:sz="4"/>
+            </w:tcBorders>
             <w:shd w:fill="2563EB" w:val="clear"/>
-          </w:tcPr>
-          <w:p>
-            <w:pPr>
+            <w:tcMar>
+              <w:top w:type="dxa" w:w="60"/>
+              <w:left w:type="dxa" w:w="120"/>
+              <w:bottom w:type="dxa" w:w="60"/>
+              <w:right w:type="dxa" w:w="120"/>
+            </w:tcMar>
+          </w:tcPr>
+          <w:p>
+            <w:pPr>
+              <w:spacing w:after="0" w:before="0" w:line="240"/>
               <w:jc w:val="center"/>
             </w:pPr>
             <w:r>
@@ -3571,7 +5661,25 @@
       </w:tr>
       <w:tr>
         <w:tc>
-          <w:p>
+          <w:tcPr>
+            <w:tcW w:type="dxa" w:w="3212"/>
+            <w:tcBorders>
+              <w:top w:val="single" w:color="D1D5DB" w:sz="4"/>
+              <w:left w:val="single" w:color="D1D5DB" w:sz="4"/>
+              <w:bottom w:val="single" w:color="D1D5DB" w:sz="4"/>
+              <w:right w:val="single" w:color="D1D5DB" w:sz="4"/>
+            </w:tcBorders>
+            <w:tcMar>
+              <w:top w:type="dxa" w:w="60"/>
+              <w:left w:type="dxa" w:w="120"/>
+              <w:bottom w:type="dxa" w:w="60"/>
+              <w:right w:type="dxa" w:w="120"/>
+            </w:tcMar>
+          </w:tcPr>
+          <w:p>
+            <w:pPr>
+              <w:spacing w:after="0" w:before="0" w:line="240"/>
+            </w:pPr>
             <w:r>
               <w:rPr>
                 <w:rFonts w:ascii="Yu Gothic" w:cs="Yu Gothic" w:eastAsia="Yu Gothic" w:hAnsi="Yu Gothic"/>
@@ -3583,7 +5691,25 @@
           </w:p>
         </w:tc>
         <w:tc>
-          <w:p>
+          <w:tcPr>
+            <w:tcW w:type="dxa" w:w="3212"/>
+            <w:tcBorders>
+              <w:top w:val="single" w:color="D1D5DB" w:sz="4"/>
+              <w:left w:val="single" w:color="D1D5DB" w:sz="4"/>
+              <w:bottom w:val="single" w:color="D1D5DB" w:sz="4"/>
+              <w:right w:val="single" w:color="D1D5DB" w:sz="4"/>
+            </w:tcBorders>
+            <w:tcMar>
+              <w:top w:type="dxa" w:w="60"/>
+              <w:left w:type="dxa" w:w="120"/>
+              <w:bottom w:type="dxa" w:w="60"/>
+              <w:right w:type="dxa" w:w="120"/>
+            </w:tcMar>
+          </w:tcPr>
+          <w:p>
+            <w:pPr>
+              <w:spacing w:after="0" w:before="0" w:line="240"/>
+            </w:pPr>
             <w:r>
               <w:rPr>
                 <w:rFonts w:ascii="Yu Gothic" w:cs="Yu Gothic" w:eastAsia="Yu Gothic" w:hAnsi="Yu Gothic"/>
@@ -3595,7 +5721,25 @@
           </w:p>
         </w:tc>
         <w:tc>
-          <w:p>
+          <w:tcPr>
+            <w:tcW w:type="dxa" w:w="3212"/>
+            <w:tcBorders>
+              <w:top w:val="single" w:color="D1D5DB" w:sz="4"/>
+              <w:left w:val="single" w:color="D1D5DB" w:sz="4"/>
+              <w:bottom w:val="single" w:color="D1D5DB" w:sz="4"/>
+              <w:right w:val="single" w:color="D1D5DB" w:sz="4"/>
+            </w:tcBorders>
+            <w:tcMar>
+              <w:top w:type="dxa" w:w="60"/>
+              <w:left w:type="dxa" w:w="120"/>
+              <w:bottom w:type="dxa" w:w="60"/>
+              <w:right w:type="dxa" w:w="120"/>
+            </w:tcMar>
+          </w:tcPr>
+          <w:p>
+            <w:pPr>
+              <w:spacing w:after="0" w:before="0" w:line="240"/>
+            </w:pPr>
             <w:r>
               <w:rPr>
                 <w:rFonts w:ascii="Yu Gothic" w:cs="Yu Gothic" w:eastAsia="Yu Gothic" w:hAnsi="Yu Gothic"/>
@@ -3610,9 +5754,25 @@
       <w:tr>
         <w:tc>
           <w:tcPr>
+            <w:tcW w:type="dxa" w:w="3212"/>
+            <w:tcBorders>
+              <w:top w:val="single" w:color="D1D5DB" w:sz="4"/>
+              <w:left w:val="single" w:color="D1D5DB" w:sz="4"/>
+              <w:bottom w:val="single" w:color="D1D5DB" w:sz="4"/>
+              <w:right w:val="single" w:color="D1D5DB" w:sz="4"/>
+            </w:tcBorders>
             <w:shd w:fill="F3F4F6" w:val="clear"/>
-          </w:tcPr>
-          <w:p>
+            <w:tcMar>
+              <w:top w:type="dxa" w:w="60"/>
+              <w:left w:type="dxa" w:w="120"/>
+              <w:bottom w:type="dxa" w:w="60"/>
+              <w:right w:type="dxa" w:w="120"/>
+            </w:tcMar>
+          </w:tcPr>
+          <w:p>
+            <w:pPr>
+              <w:spacing w:after="0" w:before="0" w:line="240"/>
+            </w:pPr>
             <w:r>
               <w:rPr>
                 <w:rFonts w:ascii="Yu Gothic" w:cs="Yu Gothic" w:eastAsia="Yu Gothic" w:hAnsi="Yu Gothic"/>
@@ -3625,9 +5785,25 @@
         </w:tc>
         <w:tc>
           <w:tcPr>
+            <w:tcW w:type="dxa" w:w="3212"/>
+            <w:tcBorders>
+              <w:top w:val="single" w:color="D1D5DB" w:sz="4"/>
+              <w:left w:val="single" w:color="D1D5DB" w:sz="4"/>
+              <w:bottom w:val="single" w:color="D1D5DB" w:sz="4"/>
+              <w:right w:val="single" w:color="D1D5DB" w:sz="4"/>
+            </w:tcBorders>
             <w:shd w:fill="F3F4F6" w:val="clear"/>
-          </w:tcPr>
-          <w:p>
+            <w:tcMar>
+              <w:top w:type="dxa" w:w="60"/>
+              <w:left w:type="dxa" w:w="120"/>
+              <w:bottom w:type="dxa" w:w="60"/>
+              <w:right w:type="dxa" w:w="120"/>
+            </w:tcMar>
+          </w:tcPr>
+          <w:p>
+            <w:pPr>
+              <w:spacing w:after="0" w:before="0" w:line="240"/>
+            </w:pPr>
             <w:r>
               <w:rPr>
                 <w:rFonts w:ascii="Yu Gothic" w:cs="Yu Gothic" w:eastAsia="Yu Gothic" w:hAnsi="Yu Gothic"/>
@@ -3640,9 +5816,25 @@
         </w:tc>
         <w:tc>
           <w:tcPr>
+            <w:tcW w:type="dxa" w:w="3212"/>
+            <w:tcBorders>
+              <w:top w:val="single" w:color="D1D5DB" w:sz="4"/>
+              <w:left w:val="single" w:color="D1D5DB" w:sz="4"/>
+              <w:bottom w:val="single" w:color="D1D5DB" w:sz="4"/>
+              <w:right w:val="single" w:color="D1D5DB" w:sz="4"/>
+            </w:tcBorders>
             <w:shd w:fill="F3F4F6" w:val="clear"/>
-          </w:tcPr>
-          <w:p>
+            <w:tcMar>
+              <w:top w:type="dxa" w:w="60"/>
+              <w:left w:type="dxa" w:w="120"/>
+              <w:bottom w:type="dxa" w:w="60"/>
+              <w:right w:type="dxa" w:w="120"/>
+            </w:tcMar>
+          </w:tcPr>
+          <w:p>
+            <w:pPr>
+              <w:spacing w:after="0" w:before="0" w:line="240"/>
+            </w:pPr>
             <w:r>
               <w:rPr>
                 <w:rFonts w:ascii="Yu Gothic" w:cs="Yu Gothic" w:eastAsia="Yu Gothic" w:hAnsi="Yu Gothic"/>
@@ -3656,7 +5848,25 @@
       </w:tr>
       <w:tr>
         <w:tc>
-          <w:p>
+          <w:tcPr>
+            <w:tcW w:type="dxa" w:w="3212"/>
+            <w:tcBorders>
+              <w:top w:val="single" w:color="D1D5DB" w:sz="4"/>
+              <w:left w:val="single" w:color="D1D5DB" w:sz="4"/>
+              <w:bottom w:val="single" w:color="D1D5DB" w:sz="4"/>
+              <w:right w:val="single" w:color="D1D5DB" w:sz="4"/>
+            </w:tcBorders>
+            <w:tcMar>
+              <w:top w:type="dxa" w:w="60"/>
+              <w:left w:type="dxa" w:w="120"/>
+              <w:bottom w:type="dxa" w:w="60"/>
+              <w:right w:type="dxa" w:w="120"/>
+            </w:tcMar>
+          </w:tcPr>
+          <w:p>
+            <w:pPr>
+              <w:spacing w:after="0" w:before="0" w:line="240"/>
+            </w:pPr>
             <w:r>
               <w:rPr>
                 <w:rFonts w:ascii="Yu Gothic" w:cs="Yu Gothic" w:eastAsia="Yu Gothic" w:hAnsi="Yu Gothic"/>
@@ -3668,7 +5878,25 @@
           </w:p>
         </w:tc>
         <w:tc>
-          <w:p>
+          <w:tcPr>
+            <w:tcW w:type="dxa" w:w="3212"/>
+            <w:tcBorders>
+              <w:top w:val="single" w:color="D1D5DB" w:sz="4"/>
+              <w:left w:val="single" w:color="D1D5DB" w:sz="4"/>
+              <w:bottom w:val="single" w:color="D1D5DB" w:sz="4"/>
+              <w:right w:val="single" w:color="D1D5DB" w:sz="4"/>
+            </w:tcBorders>
+            <w:tcMar>
+              <w:top w:type="dxa" w:w="60"/>
+              <w:left w:type="dxa" w:w="120"/>
+              <w:bottom w:type="dxa" w:w="60"/>
+              <w:right w:type="dxa" w:w="120"/>
+            </w:tcMar>
+          </w:tcPr>
+          <w:p>
+            <w:pPr>
+              <w:spacing w:after="0" w:before="0" w:line="240"/>
+            </w:pPr>
             <w:r>
               <w:rPr>
                 <w:rFonts w:ascii="Yu Gothic" w:cs="Yu Gothic" w:eastAsia="Yu Gothic" w:hAnsi="Yu Gothic"/>
@@ -3680,7 +5908,25 @@
           </w:p>
         </w:tc>
         <w:tc>
-          <w:p>
+          <w:tcPr>
+            <w:tcW w:type="dxa" w:w="3212"/>
+            <w:tcBorders>
+              <w:top w:val="single" w:color="D1D5DB" w:sz="4"/>
+              <w:left w:val="single" w:color="D1D5DB" w:sz="4"/>
+              <w:bottom w:val="single" w:color="D1D5DB" w:sz="4"/>
+              <w:right w:val="single" w:color="D1D5DB" w:sz="4"/>
+            </w:tcBorders>
+            <w:tcMar>
+              <w:top w:type="dxa" w:w="60"/>
+              <w:left w:type="dxa" w:w="120"/>
+              <w:bottom w:type="dxa" w:w="60"/>
+              <w:right w:type="dxa" w:w="120"/>
+            </w:tcMar>
+          </w:tcPr>
+          <w:p>
+            <w:pPr>
+              <w:spacing w:after="0" w:before="0" w:line="240"/>
+            </w:pPr>
             <w:r>
               <w:rPr>
                 <w:rFonts w:ascii="Yu Gothic" w:cs="Yu Gothic" w:eastAsia="Yu Gothic" w:hAnsi="Yu Gothic"/>
@@ -3695,9 +5941,25 @@
       <w:tr>
         <w:tc>
           <w:tcPr>
+            <w:tcW w:type="dxa" w:w="3212"/>
+            <w:tcBorders>
+              <w:top w:val="single" w:color="D1D5DB" w:sz="4"/>
+              <w:left w:val="single" w:color="D1D5DB" w:sz="4"/>
+              <w:bottom w:val="single" w:color="D1D5DB" w:sz="4"/>
+              <w:right w:val="single" w:color="D1D5DB" w:sz="4"/>
+            </w:tcBorders>
             <w:shd w:fill="F3F4F6" w:val="clear"/>
-          </w:tcPr>
-          <w:p>
+            <w:tcMar>
+              <w:top w:type="dxa" w:w="60"/>
+              <w:left w:type="dxa" w:w="120"/>
+              <w:bottom w:type="dxa" w:w="60"/>
+              <w:right w:type="dxa" w:w="120"/>
+            </w:tcMar>
+          </w:tcPr>
+          <w:p>
+            <w:pPr>
+              <w:spacing w:after="0" w:before="0" w:line="240"/>
+            </w:pPr>
             <w:r>
               <w:rPr>
                 <w:rFonts w:ascii="Yu Gothic" w:cs="Yu Gothic" w:eastAsia="Yu Gothic" w:hAnsi="Yu Gothic"/>
@@ -3710,9 +5972,25 @@
         </w:tc>
         <w:tc>
           <w:tcPr>
+            <w:tcW w:type="dxa" w:w="3212"/>
+            <w:tcBorders>
+              <w:top w:val="single" w:color="D1D5DB" w:sz="4"/>
+              <w:left w:val="single" w:color="D1D5DB" w:sz="4"/>
+              <w:bottom w:val="single" w:color="D1D5DB" w:sz="4"/>
+              <w:right w:val="single" w:color="D1D5DB" w:sz="4"/>
+            </w:tcBorders>
             <w:shd w:fill="F3F4F6" w:val="clear"/>
-          </w:tcPr>
-          <w:p>
+            <w:tcMar>
+              <w:top w:type="dxa" w:w="60"/>
+              <w:left w:type="dxa" w:w="120"/>
+              <w:bottom w:type="dxa" w:w="60"/>
+              <w:right w:type="dxa" w:w="120"/>
+            </w:tcMar>
+          </w:tcPr>
+          <w:p>
+            <w:pPr>
+              <w:spacing w:after="0" w:before="0" w:line="240"/>
+            </w:pPr>
             <w:r>
               <w:rPr>
                 <w:rFonts w:ascii="Yu Gothic" w:cs="Yu Gothic" w:eastAsia="Yu Gothic" w:hAnsi="Yu Gothic"/>
@@ -3725,9 +6003,25 @@
         </w:tc>
         <w:tc>
           <w:tcPr>
+            <w:tcW w:type="dxa" w:w="3212"/>
+            <w:tcBorders>
+              <w:top w:val="single" w:color="D1D5DB" w:sz="4"/>
+              <w:left w:val="single" w:color="D1D5DB" w:sz="4"/>
+              <w:bottom w:val="single" w:color="D1D5DB" w:sz="4"/>
+              <w:right w:val="single" w:color="D1D5DB" w:sz="4"/>
+            </w:tcBorders>
             <w:shd w:fill="F3F4F6" w:val="clear"/>
-          </w:tcPr>
-          <w:p>
+            <w:tcMar>
+              <w:top w:type="dxa" w:w="60"/>
+              <w:left w:type="dxa" w:w="120"/>
+              <w:bottom w:type="dxa" w:w="60"/>
+              <w:right w:type="dxa" w:w="120"/>
+            </w:tcMar>
+          </w:tcPr>
+          <w:p>
+            <w:pPr>
+              <w:spacing w:after="0" w:before="0" w:line="240"/>
+            </w:pPr>
             <w:r>
               <w:rPr>
                 <w:rFonts w:ascii="Yu Gothic" w:cs="Yu Gothic" w:eastAsia="Yu Gothic" w:hAnsi="Yu Gothic"/>
@@ -3741,7 +6035,25 @@
       </w:tr>
       <w:tr>
         <w:tc>
-          <w:p>
+          <w:tcPr>
+            <w:tcW w:type="dxa" w:w="3212"/>
+            <w:tcBorders>
+              <w:top w:val="single" w:color="D1D5DB" w:sz="4"/>
+              <w:left w:val="single" w:color="D1D5DB" w:sz="4"/>
+              <w:bottom w:val="single" w:color="D1D5DB" w:sz="4"/>
+              <w:right w:val="single" w:color="D1D5DB" w:sz="4"/>
+            </w:tcBorders>
+            <w:tcMar>
+              <w:top w:type="dxa" w:w="60"/>
+              <w:left w:type="dxa" w:w="120"/>
+              <w:bottom w:type="dxa" w:w="60"/>
+              <w:right w:type="dxa" w:w="120"/>
+            </w:tcMar>
+          </w:tcPr>
+          <w:p>
+            <w:pPr>
+              <w:spacing w:after="0" w:before="0" w:line="240"/>
+            </w:pPr>
             <w:r>
               <w:rPr>
                 <w:rFonts w:ascii="Yu Gothic" w:cs="Yu Gothic" w:eastAsia="Yu Gothic" w:hAnsi="Yu Gothic"/>
@@ -3753,7 +6065,25 @@
           </w:p>
         </w:tc>
         <w:tc>
-          <w:p>
+          <w:tcPr>
+            <w:tcW w:type="dxa" w:w="3212"/>
+            <w:tcBorders>
+              <w:top w:val="single" w:color="D1D5DB" w:sz="4"/>
+              <w:left w:val="single" w:color="D1D5DB" w:sz="4"/>
+              <w:bottom w:val="single" w:color="D1D5DB" w:sz="4"/>
+              <w:right w:val="single" w:color="D1D5DB" w:sz="4"/>
+            </w:tcBorders>
+            <w:tcMar>
+              <w:top w:type="dxa" w:w="60"/>
+              <w:left w:type="dxa" w:w="120"/>
+              <w:bottom w:type="dxa" w:w="60"/>
+              <w:right w:type="dxa" w:w="120"/>
+            </w:tcMar>
+          </w:tcPr>
+          <w:p>
+            <w:pPr>
+              <w:spacing w:after="0" w:before="0" w:line="240"/>
+            </w:pPr>
             <w:r>
               <w:rPr>
                 <w:rFonts w:ascii="Yu Gothic" w:cs="Yu Gothic" w:eastAsia="Yu Gothic" w:hAnsi="Yu Gothic"/>
@@ -3765,7 +6095,25 @@
           </w:p>
         </w:tc>
         <w:tc>
-          <w:p>
+          <w:tcPr>
+            <w:tcW w:type="dxa" w:w="3212"/>
+            <w:tcBorders>
+              <w:top w:val="single" w:color="D1D5DB" w:sz="4"/>
+              <w:left w:val="single" w:color="D1D5DB" w:sz="4"/>
+              <w:bottom w:val="single" w:color="D1D5DB" w:sz="4"/>
+              <w:right w:val="single" w:color="D1D5DB" w:sz="4"/>
+            </w:tcBorders>
+            <w:tcMar>
+              <w:top w:type="dxa" w:w="60"/>
+              <w:left w:type="dxa" w:w="120"/>
+              <w:bottom w:type="dxa" w:w="60"/>
+              <w:right w:type="dxa" w:w="120"/>
+            </w:tcMar>
+          </w:tcPr>
+          <w:p>
+            <w:pPr>
+              <w:spacing w:after="0" w:before="0" w:line="240"/>
+            </w:pPr>
             <w:r>
               <w:rPr>
                 <w:rFonts w:ascii="Yu Gothic" w:cs="Yu Gothic" w:eastAsia="Yu Gothic" w:hAnsi="Yu Gothic"/>
@@ -4159,7 +6507,7 @@
     </w:p>
     <w:tbl>
       <w:tblPr>
-        <w:tblW w:type="pct" w:w="100%"/>
+        <w:tblW w:type="dxa" w:w="9638"/>
         <w:tblBorders>
           <w:top w:val="single" w:color="auto" w:sz="4"/>
           <w:left w:val="single" w:color="auto" w:sz="4"/>
@@ -4168,11 +6516,12 @@
           <w:insideH w:val="single" w:color="auto" w:sz="4"/>
           <w:insideV w:val="single" w:color="auto" w:sz="4"/>
         </w:tblBorders>
+        <w:tblLayout w:type="fixed"/>
       </w:tblPr>
       <w:tblGrid>
-        <w:gridCol w:w="100"/>
-        <w:gridCol w:w="100"/>
-        <w:gridCol w:w="100"/>
+        <w:gridCol w:w="3212"/>
+        <w:gridCol w:w="3212"/>
+        <w:gridCol w:w="3212"/>
       </w:tblGrid>
       <w:tr>
         <w:trPr>
@@ -4180,11 +6529,24 @@
         </w:trPr>
         <w:tc>
           <w:tcPr>
-            <w:tcW w:type="pct" w:w="33%"/>
+            <w:tcW w:type="dxa" w:w="3212"/>
+            <w:tcBorders>
+              <w:top w:val="single" w:color="D1D5DB" w:sz="4"/>
+              <w:left w:val="single" w:color="D1D5DB" w:sz="4"/>
+              <w:bottom w:val="single" w:color="D1D5DB" w:sz="4"/>
+              <w:right w:val="single" w:color="D1D5DB" w:sz="4"/>
+            </w:tcBorders>
             <w:shd w:fill="2563EB" w:val="clear"/>
-          </w:tcPr>
-          <w:p>
-            <w:pPr>
+            <w:tcMar>
+              <w:top w:type="dxa" w:w="60"/>
+              <w:left w:type="dxa" w:w="120"/>
+              <w:bottom w:type="dxa" w:w="60"/>
+              <w:right w:type="dxa" w:w="120"/>
+            </w:tcMar>
+          </w:tcPr>
+          <w:p>
+            <w:pPr>
+              <w:spacing w:after="0" w:before="0" w:line="240"/>
               <w:jc w:val="center"/>
             </w:pPr>
             <w:r>
@@ -4202,11 +6564,24 @@
         </w:tc>
         <w:tc>
           <w:tcPr>
-            <w:tcW w:type="pct" w:w="33%"/>
+            <w:tcW w:type="dxa" w:w="3212"/>
+            <w:tcBorders>
+              <w:top w:val="single" w:color="D1D5DB" w:sz="4"/>
+              <w:left w:val="single" w:color="D1D5DB" w:sz="4"/>
+              <w:bottom w:val="single" w:color="D1D5DB" w:sz="4"/>
+              <w:right w:val="single" w:color="D1D5DB" w:sz="4"/>
+            </w:tcBorders>
             <w:shd w:fill="2563EB" w:val="clear"/>
-          </w:tcPr>
-          <w:p>
-            <w:pPr>
+            <w:tcMar>
+              <w:top w:type="dxa" w:w="60"/>
+              <w:left w:type="dxa" w:w="120"/>
+              <w:bottom w:type="dxa" w:w="60"/>
+              <w:right w:type="dxa" w:w="120"/>
+            </w:tcMar>
+          </w:tcPr>
+          <w:p>
+            <w:pPr>
+              <w:spacing w:after="0" w:before="0" w:line="240"/>
               <w:jc w:val="center"/>
             </w:pPr>
             <w:r>
@@ -4224,11 +6599,24 @@
         </w:tc>
         <w:tc>
           <w:tcPr>
-            <w:tcW w:type="pct" w:w="33%"/>
+            <w:tcW w:type="dxa" w:w="3212"/>
+            <w:tcBorders>
+              <w:top w:val="single" w:color="D1D5DB" w:sz="4"/>
+              <w:left w:val="single" w:color="D1D5DB" w:sz="4"/>
+              <w:bottom w:val="single" w:color="D1D5DB" w:sz="4"/>
+              <w:right w:val="single" w:color="D1D5DB" w:sz="4"/>
+            </w:tcBorders>
             <w:shd w:fill="2563EB" w:val="clear"/>
-          </w:tcPr>
-          <w:p>
-            <w:pPr>
+            <w:tcMar>
+              <w:top w:type="dxa" w:w="60"/>
+              <w:left w:type="dxa" w:w="120"/>
+              <w:bottom w:type="dxa" w:w="60"/>
+              <w:right w:type="dxa" w:w="120"/>
+            </w:tcMar>
+          </w:tcPr>
+          <w:p>
+            <w:pPr>
+              <w:spacing w:after="0" w:before="0" w:line="240"/>
               <w:jc w:val="center"/>
             </w:pPr>
             <w:r>
@@ -4247,7 +6635,25 @@
       </w:tr>
       <w:tr>
         <w:tc>
-          <w:p>
+          <w:tcPr>
+            <w:tcW w:type="dxa" w:w="3212"/>
+            <w:tcBorders>
+              <w:top w:val="single" w:color="D1D5DB" w:sz="4"/>
+              <w:left w:val="single" w:color="D1D5DB" w:sz="4"/>
+              <w:bottom w:val="single" w:color="D1D5DB" w:sz="4"/>
+              <w:right w:val="single" w:color="D1D5DB" w:sz="4"/>
+            </w:tcBorders>
+            <w:tcMar>
+              <w:top w:type="dxa" w:w="60"/>
+              <w:left w:type="dxa" w:w="120"/>
+              <w:bottom w:type="dxa" w:w="60"/>
+              <w:right w:type="dxa" w:w="120"/>
+            </w:tcMar>
+          </w:tcPr>
+          <w:p>
+            <w:pPr>
+              <w:spacing w:after="0" w:before="0" w:line="240"/>
+            </w:pPr>
             <w:r>
               <w:rPr>
                 <w:rFonts w:ascii="Yu Gothic" w:cs="Yu Gothic" w:eastAsia="Yu Gothic" w:hAnsi="Yu Gothic"/>
@@ -4259,7 +6665,25 @@
           </w:p>
         </w:tc>
         <w:tc>
-          <w:p>
+          <w:tcPr>
+            <w:tcW w:type="dxa" w:w="3212"/>
+            <w:tcBorders>
+              <w:top w:val="single" w:color="D1D5DB" w:sz="4"/>
+              <w:left w:val="single" w:color="D1D5DB" w:sz="4"/>
+              <w:bottom w:val="single" w:color="D1D5DB" w:sz="4"/>
+              <w:right w:val="single" w:color="D1D5DB" w:sz="4"/>
+            </w:tcBorders>
+            <w:tcMar>
+              <w:top w:type="dxa" w:w="60"/>
+              <w:left w:type="dxa" w:w="120"/>
+              <w:bottom w:type="dxa" w:w="60"/>
+              <w:right w:type="dxa" w:w="120"/>
+            </w:tcMar>
+          </w:tcPr>
+          <w:p>
+            <w:pPr>
+              <w:spacing w:after="0" w:before="0" w:line="240"/>
+            </w:pPr>
             <w:r>
               <w:rPr>
                 <w:rFonts w:ascii="Yu Gothic" w:cs="Yu Gothic" w:eastAsia="Yu Gothic" w:hAnsi="Yu Gothic"/>
@@ -4271,7 +6695,25 @@
           </w:p>
         </w:tc>
         <w:tc>
-          <w:p>
+          <w:tcPr>
+            <w:tcW w:type="dxa" w:w="3212"/>
+            <w:tcBorders>
+              <w:top w:val="single" w:color="D1D5DB" w:sz="4"/>
+              <w:left w:val="single" w:color="D1D5DB" w:sz="4"/>
+              <w:bottom w:val="single" w:color="D1D5DB" w:sz="4"/>
+              <w:right w:val="single" w:color="D1D5DB" w:sz="4"/>
+            </w:tcBorders>
+            <w:tcMar>
+              <w:top w:type="dxa" w:w="60"/>
+              <w:left w:type="dxa" w:w="120"/>
+              <w:bottom w:type="dxa" w:w="60"/>
+              <w:right w:type="dxa" w:w="120"/>
+            </w:tcMar>
+          </w:tcPr>
+          <w:p>
+            <w:pPr>
+              <w:spacing w:after="0" w:before="0" w:line="240"/>
+            </w:pPr>
             <w:r>
               <w:rPr>
                 <w:rFonts w:ascii="Yu Gothic" w:cs="Yu Gothic" w:eastAsia="Yu Gothic" w:hAnsi="Yu Gothic"/>
@@ -4286,9 +6728,25 @@
       <w:tr>
         <w:tc>
           <w:tcPr>
+            <w:tcW w:type="dxa" w:w="3212"/>
+            <w:tcBorders>
+              <w:top w:val="single" w:color="D1D5DB" w:sz="4"/>
+              <w:left w:val="single" w:color="D1D5DB" w:sz="4"/>
+              <w:bottom w:val="single" w:color="D1D5DB" w:sz="4"/>
+              <w:right w:val="single" w:color="D1D5DB" w:sz="4"/>
+            </w:tcBorders>
             <w:shd w:fill="F3F4F6" w:val="clear"/>
-          </w:tcPr>
-          <w:p>
+            <w:tcMar>
+              <w:top w:type="dxa" w:w="60"/>
+              <w:left w:type="dxa" w:w="120"/>
+              <w:bottom w:type="dxa" w:w="60"/>
+              <w:right w:type="dxa" w:w="120"/>
+            </w:tcMar>
+          </w:tcPr>
+          <w:p>
+            <w:pPr>
+              <w:spacing w:after="0" w:before="0" w:line="240"/>
+            </w:pPr>
             <w:r>
               <w:rPr>
                 <w:rFonts w:ascii="Yu Gothic" w:cs="Yu Gothic" w:eastAsia="Yu Gothic" w:hAnsi="Yu Gothic"/>
@@ -4301,9 +6759,25 @@
         </w:tc>
         <w:tc>
           <w:tcPr>
+            <w:tcW w:type="dxa" w:w="3212"/>
+            <w:tcBorders>
+              <w:top w:val="single" w:color="D1D5DB" w:sz="4"/>
+              <w:left w:val="single" w:color="D1D5DB" w:sz="4"/>
+              <w:bottom w:val="single" w:color="D1D5DB" w:sz="4"/>
+              <w:right w:val="single" w:color="D1D5DB" w:sz="4"/>
+            </w:tcBorders>
             <w:shd w:fill="F3F4F6" w:val="clear"/>
-          </w:tcPr>
-          <w:p>
+            <w:tcMar>
+              <w:top w:type="dxa" w:w="60"/>
+              <w:left w:type="dxa" w:w="120"/>
+              <w:bottom w:type="dxa" w:w="60"/>
+              <w:right w:type="dxa" w:w="120"/>
+            </w:tcMar>
+          </w:tcPr>
+          <w:p>
+            <w:pPr>
+              <w:spacing w:after="0" w:before="0" w:line="240"/>
+            </w:pPr>
             <w:r>
               <w:rPr>
                 <w:rFonts w:ascii="Yu Gothic" w:cs="Yu Gothic" w:eastAsia="Yu Gothic" w:hAnsi="Yu Gothic"/>
@@ -4316,9 +6790,25 @@
         </w:tc>
         <w:tc>
           <w:tcPr>
+            <w:tcW w:type="dxa" w:w="3212"/>
+            <w:tcBorders>
+              <w:top w:val="single" w:color="D1D5DB" w:sz="4"/>
+              <w:left w:val="single" w:color="D1D5DB" w:sz="4"/>
+              <w:bottom w:val="single" w:color="D1D5DB" w:sz="4"/>
+              <w:right w:val="single" w:color="D1D5DB" w:sz="4"/>
+            </w:tcBorders>
             <w:shd w:fill="F3F4F6" w:val="clear"/>
-          </w:tcPr>
-          <w:p>
+            <w:tcMar>
+              <w:top w:type="dxa" w:w="60"/>
+              <w:left w:type="dxa" w:w="120"/>
+              <w:bottom w:type="dxa" w:w="60"/>
+              <w:right w:type="dxa" w:w="120"/>
+            </w:tcMar>
+          </w:tcPr>
+          <w:p>
+            <w:pPr>
+              <w:spacing w:after="0" w:before="0" w:line="240"/>
+            </w:pPr>
             <w:r>
               <w:rPr>
                 <w:rFonts w:ascii="Yu Gothic" w:cs="Yu Gothic" w:eastAsia="Yu Gothic" w:hAnsi="Yu Gothic"/>
@@ -4332,7 +6822,25 @@
       </w:tr>
       <w:tr>
         <w:tc>
-          <w:p>
+          <w:tcPr>
+            <w:tcW w:type="dxa" w:w="3212"/>
+            <w:tcBorders>
+              <w:top w:val="single" w:color="D1D5DB" w:sz="4"/>
+              <w:left w:val="single" w:color="D1D5DB" w:sz="4"/>
+              <w:bottom w:val="single" w:color="D1D5DB" w:sz="4"/>
+              <w:right w:val="single" w:color="D1D5DB" w:sz="4"/>
+            </w:tcBorders>
+            <w:tcMar>
+              <w:top w:type="dxa" w:w="60"/>
+              <w:left w:type="dxa" w:w="120"/>
+              <w:bottom w:type="dxa" w:w="60"/>
+              <w:right w:type="dxa" w:w="120"/>
+            </w:tcMar>
+          </w:tcPr>
+          <w:p>
+            <w:pPr>
+              <w:spacing w:after="0" w:before="0" w:line="240"/>
+            </w:pPr>
             <w:r>
               <w:rPr>
                 <w:rFonts w:ascii="Yu Gothic" w:cs="Yu Gothic" w:eastAsia="Yu Gothic" w:hAnsi="Yu Gothic"/>
@@ -4344,7 +6852,25 @@
           </w:p>
         </w:tc>
         <w:tc>
-          <w:p>
+          <w:tcPr>
+            <w:tcW w:type="dxa" w:w="3212"/>
+            <w:tcBorders>
+              <w:top w:val="single" w:color="D1D5DB" w:sz="4"/>
+              <w:left w:val="single" w:color="D1D5DB" w:sz="4"/>
+              <w:bottom w:val="single" w:color="D1D5DB" w:sz="4"/>
+              <w:right w:val="single" w:color="D1D5DB" w:sz="4"/>
+            </w:tcBorders>
+            <w:tcMar>
+              <w:top w:type="dxa" w:w="60"/>
+              <w:left w:type="dxa" w:w="120"/>
+              <w:bottom w:type="dxa" w:w="60"/>
+              <w:right w:type="dxa" w:w="120"/>
+            </w:tcMar>
+          </w:tcPr>
+          <w:p>
+            <w:pPr>
+              <w:spacing w:after="0" w:before="0" w:line="240"/>
+            </w:pPr>
             <w:r>
               <w:rPr>
                 <w:rFonts w:ascii="Yu Gothic" w:cs="Yu Gothic" w:eastAsia="Yu Gothic" w:hAnsi="Yu Gothic"/>
@@ -4356,7 +6882,25 @@
           </w:p>
         </w:tc>
         <w:tc>
-          <w:p>
+          <w:tcPr>
+            <w:tcW w:type="dxa" w:w="3212"/>
+            <w:tcBorders>
+              <w:top w:val="single" w:color="D1D5DB" w:sz="4"/>
+              <w:left w:val="single" w:color="D1D5DB" w:sz="4"/>
+              <w:bottom w:val="single" w:color="D1D5DB" w:sz="4"/>
+              <w:right w:val="single" w:color="D1D5DB" w:sz="4"/>
+            </w:tcBorders>
+            <w:tcMar>
+              <w:top w:type="dxa" w:w="60"/>
+              <w:left w:type="dxa" w:w="120"/>
+              <w:bottom w:type="dxa" w:w="60"/>
+              <w:right w:type="dxa" w:w="120"/>
+            </w:tcMar>
+          </w:tcPr>
+          <w:p>
+            <w:pPr>
+              <w:spacing w:after="0" w:before="0" w:line="240"/>
+            </w:pPr>
             <w:r>
               <w:rPr>
                 <w:rFonts w:ascii="Yu Gothic" w:cs="Yu Gothic" w:eastAsia="Yu Gothic" w:hAnsi="Yu Gothic"/>
@@ -4371,9 +6915,25 @@
       <w:tr>
         <w:tc>
           <w:tcPr>
+            <w:tcW w:type="dxa" w:w="3212"/>
+            <w:tcBorders>
+              <w:top w:val="single" w:color="D1D5DB" w:sz="4"/>
+              <w:left w:val="single" w:color="D1D5DB" w:sz="4"/>
+              <w:bottom w:val="single" w:color="D1D5DB" w:sz="4"/>
+              <w:right w:val="single" w:color="D1D5DB" w:sz="4"/>
+            </w:tcBorders>
             <w:shd w:fill="F3F4F6" w:val="clear"/>
-          </w:tcPr>
-          <w:p>
+            <w:tcMar>
+              <w:top w:type="dxa" w:w="60"/>
+              <w:left w:type="dxa" w:w="120"/>
+              <w:bottom w:type="dxa" w:w="60"/>
+              <w:right w:type="dxa" w:w="120"/>
+            </w:tcMar>
+          </w:tcPr>
+          <w:p>
+            <w:pPr>
+              <w:spacing w:after="0" w:before="0" w:line="240"/>
+            </w:pPr>
             <w:r>
               <w:rPr>
                 <w:rFonts w:ascii="Yu Gothic" w:cs="Yu Gothic" w:eastAsia="Yu Gothic" w:hAnsi="Yu Gothic"/>
@@ -4386,9 +6946,25 @@
         </w:tc>
         <w:tc>
           <w:tcPr>
+            <w:tcW w:type="dxa" w:w="3212"/>
+            <w:tcBorders>
+              <w:top w:val="single" w:color="D1D5DB" w:sz="4"/>
+              <w:left w:val="single" w:color="D1D5DB" w:sz="4"/>
+              <w:bottom w:val="single" w:color="D1D5DB" w:sz="4"/>
+              <w:right w:val="single" w:color="D1D5DB" w:sz="4"/>
+            </w:tcBorders>
             <w:shd w:fill="F3F4F6" w:val="clear"/>
-          </w:tcPr>
-          <w:p>
+            <w:tcMar>
+              <w:top w:type="dxa" w:w="60"/>
+              <w:left w:type="dxa" w:w="120"/>
+              <w:bottom w:type="dxa" w:w="60"/>
+              <w:right w:type="dxa" w:w="120"/>
+            </w:tcMar>
+          </w:tcPr>
+          <w:p>
+            <w:pPr>
+              <w:spacing w:after="0" w:before="0" w:line="240"/>
+            </w:pPr>
             <w:r>
               <w:rPr>
                 <w:rFonts w:ascii="Yu Gothic" w:cs="Yu Gothic" w:eastAsia="Yu Gothic" w:hAnsi="Yu Gothic"/>
@@ -4401,9 +6977,25 @@
         </w:tc>
         <w:tc>
           <w:tcPr>
+            <w:tcW w:type="dxa" w:w="3212"/>
+            <w:tcBorders>
+              <w:top w:val="single" w:color="D1D5DB" w:sz="4"/>
+              <w:left w:val="single" w:color="D1D5DB" w:sz="4"/>
+              <w:bottom w:val="single" w:color="D1D5DB" w:sz="4"/>
+              <w:right w:val="single" w:color="D1D5DB" w:sz="4"/>
+            </w:tcBorders>
             <w:shd w:fill="F3F4F6" w:val="clear"/>
-          </w:tcPr>
-          <w:p>
+            <w:tcMar>
+              <w:top w:type="dxa" w:w="60"/>
+              <w:left w:type="dxa" w:w="120"/>
+              <w:bottom w:type="dxa" w:w="60"/>
+              <w:right w:type="dxa" w:w="120"/>
+            </w:tcMar>
+          </w:tcPr>
+          <w:p>
+            <w:pPr>
+              <w:spacing w:after="0" w:before="0" w:line="240"/>
+            </w:pPr>
             <w:r>
               <w:rPr>
                 <w:rFonts w:ascii="Yu Gothic" w:cs="Yu Gothic" w:eastAsia="Yu Gothic" w:hAnsi="Yu Gothic"/>
@@ -4544,7 +7136,7 @@
     </w:p>
     <w:tbl>
       <w:tblPr>
-        <w:tblW w:type="pct" w:w="100%"/>
+        <w:tblW w:type="dxa" w:w="9638"/>
         <w:tblBorders>
           <w:top w:val="single" w:color="auto" w:sz="4"/>
           <w:left w:val="single" w:color="auto" w:sz="4"/>
@@ -4553,10 +7145,11 @@
           <w:insideH w:val="single" w:color="auto" w:sz="4"/>
           <w:insideV w:val="single" w:color="auto" w:sz="4"/>
         </w:tblBorders>
+        <w:tblLayout w:type="fixed"/>
       </w:tblPr>
       <w:tblGrid>
-        <w:gridCol w:w="100"/>
-        <w:gridCol w:w="100"/>
+        <w:gridCol w:w="4819"/>
+        <w:gridCol w:w="4819"/>
       </w:tblGrid>
       <w:tr>
         <w:trPr>
@@ -4564,11 +7157,24 @@
         </w:trPr>
         <w:tc>
           <w:tcPr>
-            <w:tcW w:type="pct" w:w="50%"/>
+            <w:tcW w:type="dxa" w:w="4819"/>
+            <w:tcBorders>
+              <w:top w:val="single" w:color="D1D5DB" w:sz="4"/>
+              <w:left w:val="single" w:color="D1D5DB" w:sz="4"/>
+              <w:bottom w:val="single" w:color="D1D5DB" w:sz="4"/>
+              <w:right w:val="single" w:color="D1D5DB" w:sz="4"/>
+            </w:tcBorders>
             <w:shd w:fill="2563EB" w:val="clear"/>
-          </w:tcPr>
-          <w:p>
-            <w:pPr>
+            <w:tcMar>
+              <w:top w:type="dxa" w:w="60"/>
+              <w:left w:type="dxa" w:w="120"/>
+              <w:bottom w:type="dxa" w:w="60"/>
+              <w:right w:type="dxa" w:w="120"/>
+            </w:tcMar>
+          </w:tcPr>
+          <w:p>
+            <w:pPr>
+              <w:spacing w:after="0" w:before="0" w:line="240"/>
               <w:jc w:val="center"/>
             </w:pPr>
             <w:r>
@@ -4586,11 +7192,24 @@
         </w:tc>
         <w:tc>
           <w:tcPr>
-            <w:tcW w:type="pct" w:w="50%"/>
+            <w:tcW w:type="dxa" w:w="4819"/>
+            <w:tcBorders>
+              <w:top w:val="single" w:color="D1D5DB" w:sz="4"/>
+              <w:left w:val="single" w:color="D1D5DB" w:sz="4"/>
+              <w:bottom w:val="single" w:color="D1D5DB" w:sz="4"/>
+              <w:right w:val="single" w:color="D1D5DB" w:sz="4"/>
+            </w:tcBorders>
             <w:shd w:fill="2563EB" w:val="clear"/>
-          </w:tcPr>
-          <w:p>
-            <w:pPr>
+            <w:tcMar>
+              <w:top w:type="dxa" w:w="60"/>
+              <w:left w:type="dxa" w:w="120"/>
+              <w:bottom w:type="dxa" w:w="60"/>
+              <w:right w:type="dxa" w:w="120"/>
+            </w:tcMar>
+          </w:tcPr>
+          <w:p>
+            <w:pPr>
+              <w:spacing w:after="0" w:before="0" w:line="240"/>
               <w:jc w:val="center"/>
             </w:pPr>
             <w:r>
@@ -4609,7 +7228,25 @@
       </w:tr>
       <w:tr>
         <w:tc>
-          <w:p>
+          <w:tcPr>
+            <w:tcW w:type="dxa" w:w="4819"/>
+            <w:tcBorders>
+              <w:top w:val="single" w:color="D1D5DB" w:sz="4"/>
+              <w:left w:val="single" w:color="D1D5DB" w:sz="4"/>
+              <w:bottom w:val="single" w:color="D1D5DB" w:sz="4"/>
+              <w:right w:val="single" w:color="D1D5DB" w:sz="4"/>
+            </w:tcBorders>
+            <w:tcMar>
+              <w:top w:type="dxa" w:w="60"/>
+              <w:left w:type="dxa" w:w="120"/>
+              <w:bottom w:type="dxa" w:w="60"/>
+              <w:right w:type="dxa" w:w="120"/>
+            </w:tcMar>
+          </w:tcPr>
+          <w:p>
+            <w:pPr>
+              <w:spacing w:after="0" w:before="0" w:line="240"/>
+            </w:pPr>
             <w:r>
               <w:rPr>
                 <w:rFonts w:ascii="Yu Gothic" w:cs="Yu Gothic" w:eastAsia="Yu Gothic" w:hAnsi="Yu Gothic"/>
@@ -4621,7 +7258,25 @@
           </w:p>
         </w:tc>
         <w:tc>
-          <w:p>
+          <w:tcPr>
+            <w:tcW w:type="dxa" w:w="4819"/>
+            <w:tcBorders>
+              <w:top w:val="single" w:color="D1D5DB" w:sz="4"/>
+              <w:left w:val="single" w:color="D1D5DB" w:sz="4"/>
+              <w:bottom w:val="single" w:color="D1D5DB" w:sz="4"/>
+              <w:right w:val="single" w:color="D1D5DB" w:sz="4"/>
+            </w:tcBorders>
+            <w:tcMar>
+              <w:top w:type="dxa" w:w="60"/>
+              <w:left w:type="dxa" w:w="120"/>
+              <w:bottom w:type="dxa" w:w="60"/>
+              <w:right w:type="dxa" w:w="120"/>
+            </w:tcMar>
+          </w:tcPr>
+          <w:p>
+            <w:pPr>
+              <w:spacing w:after="0" w:before="0" w:line="240"/>
+            </w:pPr>
             <w:r>
               <w:rPr>
                 <w:rFonts w:ascii="Yu Gothic" w:cs="Yu Gothic" w:eastAsia="Yu Gothic" w:hAnsi="Yu Gothic"/>
@@ -4636,9 +7291,25 @@
       <w:tr>
         <w:tc>
           <w:tcPr>
+            <w:tcW w:type="dxa" w:w="4819"/>
+            <w:tcBorders>
+              <w:top w:val="single" w:color="D1D5DB" w:sz="4"/>
+              <w:left w:val="single" w:color="D1D5DB" w:sz="4"/>
+              <w:bottom w:val="single" w:color="D1D5DB" w:sz="4"/>
+              <w:right w:val="single" w:color="D1D5DB" w:sz="4"/>
+            </w:tcBorders>
             <w:shd w:fill="F3F4F6" w:val="clear"/>
-          </w:tcPr>
-          <w:p>
+            <w:tcMar>
+              <w:top w:type="dxa" w:w="60"/>
+              <w:left w:type="dxa" w:w="120"/>
+              <w:bottom w:type="dxa" w:w="60"/>
+              <w:right w:type="dxa" w:w="120"/>
+            </w:tcMar>
+          </w:tcPr>
+          <w:p>
+            <w:pPr>
+              <w:spacing w:after="0" w:before="0" w:line="240"/>
+            </w:pPr>
             <w:r>
               <w:rPr>
                 <w:rFonts w:ascii="Yu Gothic" w:cs="Yu Gothic" w:eastAsia="Yu Gothic" w:hAnsi="Yu Gothic"/>
@@ -4651,9 +7322,25 @@
         </w:tc>
         <w:tc>
           <w:tcPr>
+            <w:tcW w:type="dxa" w:w="4819"/>
+            <w:tcBorders>
+              <w:top w:val="single" w:color="D1D5DB" w:sz="4"/>
+              <w:left w:val="single" w:color="D1D5DB" w:sz="4"/>
+              <w:bottom w:val="single" w:color="D1D5DB" w:sz="4"/>
+              <w:right w:val="single" w:color="D1D5DB" w:sz="4"/>
+            </w:tcBorders>
             <w:shd w:fill="F3F4F6" w:val="clear"/>
-          </w:tcPr>
-          <w:p>
+            <w:tcMar>
+              <w:top w:type="dxa" w:w="60"/>
+              <w:left w:type="dxa" w:w="120"/>
+              <w:bottom w:type="dxa" w:w="60"/>
+              <w:right w:type="dxa" w:w="120"/>
+            </w:tcMar>
+          </w:tcPr>
+          <w:p>
+            <w:pPr>
+              <w:spacing w:after="0" w:before="0" w:line="240"/>
+            </w:pPr>
             <w:r>
               <w:rPr>
                 <w:rFonts w:ascii="Yu Gothic" w:cs="Yu Gothic" w:eastAsia="Yu Gothic" w:hAnsi="Yu Gothic"/>
@@ -4679,7 +7366,7 @@
     </w:p>
     <w:tbl>
       <w:tblPr>
-        <w:tblW w:type="pct" w:w="100%"/>
+        <w:tblW w:type="dxa" w:w="9638"/>
         <w:tblBorders>
           <w:top w:val="single" w:color="auto" w:sz="4"/>
           <w:left w:val="single" w:color="auto" w:sz="4"/>
@@ -4688,10 +7375,11 @@
           <w:insideH w:val="single" w:color="auto" w:sz="4"/>
           <w:insideV w:val="single" w:color="auto" w:sz="4"/>
         </w:tblBorders>
+        <w:tblLayout w:type="fixed"/>
       </w:tblPr>
       <w:tblGrid>
-        <w:gridCol w:w="100"/>
-        <w:gridCol w:w="100"/>
+        <w:gridCol w:w="4819"/>
+        <w:gridCol w:w="4819"/>
       </w:tblGrid>
       <w:tr>
         <w:trPr>
@@ -4699,11 +7387,24 @@
         </w:trPr>
         <w:tc>
           <w:tcPr>
-            <w:tcW w:type="pct" w:w="50%"/>
+            <w:tcW w:type="dxa" w:w="4819"/>
+            <w:tcBorders>
+              <w:top w:val="single" w:color="D1D5DB" w:sz="4"/>
+              <w:left w:val="single" w:color="D1D5DB" w:sz="4"/>
+              <w:bottom w:val="single" w:color="D1D5DB" w:sz="4"/>
+              <w:right w:val="single" w:color="D1D5DB" w:sz="4"/>
+            </w:tcBorders>
             <w:shd w:fill="2563EB" w:val="clear"/>
-          </w:tcPr>
-          <w:p>
-            <w:pPr>
+            <w:tcMar>
+              <w:top w:type="dxa" w:w="60"/>
+              <w:left w:type="dxa" w:w="120"/>
+              <w:bottom w:type="dxa" w:w="60"/>
+              <w:right w:type="dxa" w:w="120"/>
+            </w:tcMar>
+          </w:tcPr>
+          <w:p>
+            <w:pPr>
+              <w:spacing w:after="0" w:before="0" w:line="240"/>
               <w:jc w:val="center"/>
             </w:pPr>
             <w:r>
@@ -4721,11 +7422,24 @@
         </w:tc>
         <w:tc>
           <w:tcPr>
-            <w:tcW w:type="pct" w:w="50%"/>
+            <w:tcW w:type="dxa" w:w="4819"/>
+            <w:tcBorders>
+              <w:top w:val="single" w:color="D1D5DB" w:sz="4"/>
+              <w:left w:val="single" w:color="D1D5DB" w:sz="4"/>
+              <w:bottom w:val="single" w:color="D1D5DB" w:sz="4"/>
+              <w:right w:val="single" w:color="D1D5DB" w:sz="4"/>
+            </w:tcBorders>
             <w:shd w:fill="2563EB" w:val="clear"/>
-          </w:tcPr>
-          <w:p>
-            <w:pPr>
+            <w:tcMar>
+              <w:top w:type="dxa" w:w="60"/>
+              <w:left w:type="dxa" w:w="120"/>
+              <w:bottom w:type="dxa" w:w="60"/>
+              <w:right w:type="dxa" w:w="120"/>
+            </w:tcMar>
+          </w:tcPr>
+          <w:p>
+            <w:pPr>
+              <w:spacing w:after="0" w:before="0" w:line="240"/>
               <w:jc w:val="center"/>
             </w:pPr>
             <w:r>
@@ -4744,7 +7458,25 @@
       </w:tr>
       <w:tr>
         <w:tc>
-          <w:p>
+          <w:tcPr>
+            <w:tcW w:type="dxa" w:w="4819"/>
+            <w:tcBorders>
+              <w:top w:val="single" w:color="D1D5DB" w:sz="4"/>
+              <w:left w:val="single" w:color="D1D5DB" w:sz="4"/>
+              <w:bottom w:val="single" w:color="D1D5DB" w:sz="4"/>
+              <w:right w:val="single" w:color="D1D5DB" w:sz="4"/>
+            </w:tcBorders>
+            <w:tcMar>
+              <w:top w:type="dxa" w:w="60"/>
+              <w:left w:type="dxa" w:w="120"/>
+              <w:bottom w:type="dxa" w:w="60"/>
+              <w:right w:type="dxa" w:w="120"/>
+            </w:tcMar>
+          </w:tcPr>
+          <w:p>
+            <w:pPr>
+              <w:spacing w:after="0" w:before="0" w:line="240"/>
+            </w:pPr>
             <w:r>
               <w:rPr>
                 <w:rFonts w:ascii="Yu Gothic" w:cs="Yu Gothic" w:eastAsia="Yu Gothic" w:hAnsi="Yu Gothic"/>
@@ -4756,7 +7488,25 @@
           </w:p>
         </w:tc>
         <w:tc>
-          <w:p>
+          <w:tcPr>
+            <w:tcW w:type="dxa" w:w="4819"/>
+            <w:tcBorders>
+              <w:top w:val="single" w:color="D1D5DB" w:sz="4"/>
+              <w:left w:val="single" w:color="D1D5DB" w:sz="4"/>
+              <w:bottom w:val="single" w:color="D1D5DB" w:sz="4"/>
+              <w:right w:val="single" w:color="D1D5DB" w:sz="4"/>
+            </w:tcBorders>
+            <w:tcMar>
+              <w:top w:type="dxa" w:w="60"/>
+              <w:left w:type="dxa" w:w="120"/>
+              <w:bottom w:type="dxa" w:w="60"/>
+              <w:right w:type="dxa" w:w="120"/>
+            </w:tcMar>
+          </w:tcPr>
+          <w:p>
+            <w:pPr>
+              <w:spacing w:after="0" w:before="0" w:line="240"/>
+            </w:pPr>
             <w:r>
               <w:rPr>
                 <w:rFonts w:ascii="Yu Gothic" w:cs="Yu Gothic" w:eastAsia="Yu Gothic" w:hAnsi="Yu Gothic"/>
@@ -4771,9 +7521,25 @@
       <w:tr>
         <w:tc>
           <w:tcPr>
+            <w:tcW w:type="dxa" w:w="4819"/>
+            <w:tcBorders>
+              <w:top w:val="single" w:color="D1D5DB" w:sz="4"/>
+              <w:left w:val="single" w:color="D1D5DB" w:sz="4"/>
+              <w:bottom w:val="single" w:color="D1D5DB" w:sz="4"/>
+              <w:right w:val="single" w:color="D1D5DB" w:sz="4"/>
+            </w:tcBorders>
             <w:shd w:fill="F3F4F6" w:val="clear"/>
-          </w:tcPr>
-          <w:p>
+            <w:tcMar>
+              <w:top w:type="dxa" w:w="60"/>
+              <w:left w:type="dxa" w:w="120"/>
+              <w:bottom w:type="dxa" w:w="60"/>
+              <w:right w:type="dxa" w:w="120"/>
+            </w:tcMar>
+          </w:tcPr>
+          <w:p>
+            <w:pPr>
+              <w:spacing w:after="0" w:before="0" w:line="240"/>
+            </w:pPr>
             <w:r>
               <w:rPr>
                 <w:rFonts w:ascii="Yu Gothic" w:cs="Yu Gothic" w:eastAsia="Yu Gothic" w:hAnsi="Yu Gothic"/>
@@ -4786,9 +7552,25 @@
         </w:tc>
         <w:tc>
           <w:tcPr>
+            <w:tcW w:type="dxa" w:w="4819"/>
+            <w:tcBorders>
+              <w:top w:val="single" w:color="D1D5DB" w:sz="4"/>
+              <w:left w:val="single" w:color="D1D5DB" w:sz="4"/>
+              <w:bottom w:val="single" w:color="D1D5DB" w:sz="4"/>
+              <w:right w:val="single" w:color="D1D5DB" w:sz="4"/>
+            </w:tcBorders>
             <w:shd w:fill="F3F4F6" w:val="clear"/>
-          </w:tcPr>
-          <w:p>
+            <w:tcMar>
+              <w:top w:type="dxa" w:w="60"/>
+              <w:left w:type="dxa" w:w="120"/>
+              <w:bottom w:type="dxa" w:w="60"/>
+              <w:right w:type="dxa" w:w="120"/>
+            </w:tcMar>
+          </w:tcPr>
+          <w:p>
+            <w:pPr>
+              <w:spacing w:after="0" w:before="0" w:line="240"/>
+            </w:pPr>
             <w:r>
               <w:rPr>
                 <w:rFonts w:ascii="Yu Gothic" w:cs="Yu Gothic" w:eastAsia="Yu Gothic" w:hAnsi="Yu Gothic"/>
@@ -4802,7 +7584,25 @@
       </w:tr>
       <w:tr>
         <w:tc>
-          <w:p>
+          <w:tcPr>
+            <w:tcW w:type="dxa" w:w="4819"/>
+            <w:tcBorders>
+              <w:top w:val="single" w:color="D1D5DB" w:sz="4"/>
+              <w:left w:val="single" w:color="D1D5DB" w:sz="4"/>
+              <w:bottom w:val="single" w:color="D1D5DB" w:sz="4"/>
+              <w:right w:val="single" w:color="D1D5DB" w:sz="4"/>
+            </w:tcBorders>
+            <w:tcMar>
+              <w:top w:type="dxa" w:w="60"/>
+              <w:left w:type="dxa" w:w="120"/>
+              <w:bottom w:type="dxa" w:w="60"/>
+              <w:right w:type="dxa" w:w="120"/>
+            </w:tcMar>
+          </w:tcPr>
+          <w:p>
+            <w:pPr>
+              <w:spacing w:after="0" w:before="0" w:line="240"/>
+            </w:pPr>
             <w:r>
               <w:rPr>
                 <w:rFonts w:ascii="Yu Gothic" w:cs="Yu Gothic" w:eastAsia="Yu Gothic" w:hAnsi="Yu Gothic"/>
@@ -4814,7 +7614,25 @@
           </w:p>
         </w:tc>
         <w:tc>
-          <w:p>
+          <w:tcPr>
+            <w:tcW w:type="dxa" w:w="4819"/>
+            <w:tcBorders>
+              <w:top w:val="single" w:color="D1D5DB" w:sz="4"/>
+              <w:left w:val="single" w:color="D1D5DB" w:sz="4"/>
+              <w:bottom w:val="single" w:color="D1D5DB" w:sz="4"/>
+              <w:right w:val="single" w:color="D1D5DB" w:sz="4"/>
+            </w:tcBorders>
+            <w:tcMar>
+              <w:top w:type="dxa" w:w="60"/>
+              <w:left w:type="dxa" w:w="120"/>
+              <w:bottom w:type="dxa" w:w="60"/>
+              <w:right w:type="dxa" w:w="120"/>
+            </w:tcMar>
+          </w:tcPr>
+          <w:p>
+            <w:pPr>
+              <w:spacing w:after="0" w:before="0" w:line="240"/>
+            </w:pPr>
             <w:r>
               <w:rPr>
                 <w:rFonts w:ascii="Yu Gothic" w:cs="Yu Gothic" w:eastAsia="Yu Gothic" w:hAnsi="Yu Gothic"/>
@@ -4829,9 +7647,25 @@
       <w:tr>
         <w:tc>
           <w:tcPr>
+            <w:tcW w:type="dxa" w:w="4819"/>
+            <w:tcBorders>
+              <w:top w:val="single" w:color="D1D5DB" w:sz="4"/>
+              <w:left w:val="single" w:color="D1D5DB" w:sz="4"/>
+              <w:bottom w:val="single" w:color="D1D5DB" w:sz="4"/>
+              <w:right w:val="single" w:color="D1D5DB" w:sz="4"/>
+            </w:tcBorders>
             <w:shd w:fill="F3F4F6" w:val="clear"/>
-          </w:tcPr>
-          <w:p>
+            <w:tcMar>
+              <w:top w:type="dxa" w:w="60"/>
+              <w:left w:type="dxa" w:w="120"/>
+              <w:bottom w:type="dxa" w:w="60"/>
+              <w:right w:type="dxa" w:w="120"/>
+            </w:tcMar>
+          </w:tcPr>
+          <w:p>
+            <w:pPr>
+              <w:spacing w:after="0" w:before="0" w:line="240"/>
+            </w:pPr>
             <w:r>
               <w:rPr>
                 <w:rFonts w:ascii="Yu Gothic" w:cs="Yu Gothic" w:eastAsia="Yu Gothic" w:hAnsi="Yu Gothic"/>
@@ -4844,9 +7678,25 @@
         </w:tc>
         <w:tc>
           <w:tcPr>
+            <w:tcW w:type="dxa" w:w="4819"/>
+            <w:tcBorders>
+              <w:top w:val="single" w:color="D1D5DB" w:sz="4"/>
+              <w:left w:val="single" w:color="D1D5DB" w:sz="4"/>
+              <w:bottom w:val="single" w:color="D1D5DB" w:sz="4"/>
+              <w:right w:val="single" w:color="D1D5DB" w:sz="4"/>
+            </w:tcBorders>
             <w:shd w:fill="F3F4F6" w:val="clear"/>
-          </w:tcPr>
-          <w:p>
+            <w:tcMar>
+              <w:top w:type="dxa" w:w="60"/>
+              <w:left w:type="dxa" w:w="120"/>
+              <w:bottom w:type="dxa" w:w="60"/>
+              <w:right w:type="dxa" w:w="120"/>
+            </w:tcMar>
+          </w:tcPr>
+          <w:p>
+            <w:pPr>
+              <w:spacing w:after="0" w:before="0" w:line="240"/>
+            </w:pPr>
             <w:r>
               <w:rPr>
                 <w:rFonts w:ascii="Yu Gothic" w:cs="Yu Gothic" w:eastAsia="Yu Gothic" w:hAnsi="Yu Gothic"/>
@@ -4860,7 +7710,25 @@
       </w:tr>
       <w:tr>
         <w:tc>
-          <w:p>
+          <w:tcPr>
+            <w:tcW w:type="dxa" w:w="4819"/>
+            <w:tcBorders>
+              <w:top w:val="single" w:color="D1D5DB" w:sz="4"/>
+              <w:left w:val="single" w:color="D1D5DB" w:sz="4"/>
+              <w:bottom w:val="single" w:color="D1D5DB" w:sz="4"/>
+              <w:right w:val="single" w:color="D1D5DB" w:sz="4"/>
+            </w:tcBorders>
+            <w:tcMar>
+              <w:top w:type="dxa" w:w="60"/>
+              <w:left w:type="dxa" w:w="120"/>
+              <w:bottom w:type="dxa" w:w="60"/>
+              <w:right w:type="dxa" w:w="120"/>
+            </w:tcMar>
+          </w:tcPr>
+          <w:p>
+            <w:pPr>
+              <w:spacing w:after="0" w:before="0" w:line="240"/>
+            </w:pPr>
             <w:r>
               <w:rPr>
                 <w:rFonts w:ascii="Yu Gothic" w:cs="Yu Gothic" w:eastAsia="Yu Gothic" w:hAnsi="Yu Gothic"/>
@@ -4872,7 +7740,25 @@
           </w:p>
         </w:tc>
         <w:tc>
-          <w:p>
+          <w:tcPr>
+            <w:tcW w:type="dxa" w:w="4819"/>
+            <w:tcBorders>
+              <w:top w:val="single" w:color="D1D5DB" w:sz="4"/>
+              <w:left w:val="single" w:color="D1D5DB" w:sz="4"/>
+              <w:bottom w:val="single" w:color="D1D5DB" w:sz="4"/>
+              <w:right w:val="single" w:color="D1D5DB" w:sz="4"/>
+            </w:tcBorders>
+            <w:tcMar>
+              <w:top w:type="dxa" w:w="60"/>
+              <w:left w:type="dxa" w:w="120"/>
+              <w:bottom w:type="dxa" w:w="60"/>
+              <w:right w:type="dxa" w:w="120"/>
+            </w:tcMar>
+          </w:tcPr>
+          <w:p>
+            <w:pPr>
+              <w:spacing w:after="0" w:before="0" w:line="240"/>
+            </w:pPr>
             <w:r>
               <w:rPr>
                 <w:rFonts w:ascii="Yu Gothic" w:cs="Yu Gothic" w:eastAsia="Yu Gothic" w:hAnsi="Yu Gothic"/>
@@ -4887,9 +7773,25 @@
       <w:tr>
         <w:tc>
           <w:tcPr>
+            <w:tcW w:type="dxa" w:w="4819"/>
+            <w:tcBorders>
+              <w:top w:val="single" w:color="D1D5DB" w:sz="4"/>
+              <w:left w:val="single" w:color="D1D5DB" w:sz="4"/>
+              <w:bottom w:val="single" w:color="D1D5DB" w:sz="4"/>
+              <w:right w:val="single" w:color="D1D5DB" w:sz="4"/>
+            </w:tcBorders>
             <w:shd w:fill="F3F4F6" w:val="clear"/>
-          </w:tcPr>
-          <w:p>
+            <w:tcMar>
+              <w:top w:type="dxa" w:w="60"/>
+              <w:left w:type="dxa" w:w="120"/>
+              <w:bottom w:type="dxa" w:w="60"/>
+              <w:right w:type="dxa" w:w="120"/>
+            </w:tcMar>
+          </w:tcPr>
+          <w:p>
+            <w:pPr>
+              <w:spacing w:after="0" w:before="0" w:line="240"/>
+            </w:pPr>
             <w:r>
               <w:rPr>
                 <w:rFonts w:ascii="Yu Gothic" w:cs="Yu Gothic" w:eastAsia="Yu Gothic" w:hAnsi="Yu Gothic"/>
@@ -4902,9 +7804,25 @@
         </w:tc>
         <w:tc>
           <w:tcPr>
+            <w:tcW w:type="dxa" w:w="4819"/>
+            <w:tcBorders>
+              <w:top w:val="single" w:color="D1D5DB" w:sz="4"/>
+              <w:left w:val="single" w:color="D1D5DB" w:sz="4"/>
+              <w:bottom w:val="single" w:color="D1D5DB" w:sz="4"/>
+              <w:right w:val="single" w:color="D1D5DB" w:sz="4"/>
+            </w:tcBorders>
             <w:shd w:fill="F3F4F6" w:val="clear"/>
-          </w:tcPr>
-          <w:p>
+            <w:tcMar>
+              <w:top w:type="dxa" w:w="60"/>
+              <w:left w:type="dxa" w:w="120"/>
+              <w:bottom w:type="dxa" w:w="60"/>
+              <w:right w:type="dxa" w:w="120"/>
+            </w:tcMar>
+          </w:tcPr>
+          <w:p>
+            <w:pPr>
+              <w:spacing w:after="0" w:before="0" w:line="240"/>
+            </w:pPr>
             <w:r>
               <w:rPr>
                 <w:rFonts w:ascii="Yu Gothic" w:cs="Yu Gothic" w:eastAsia="Yu Gothic" w:hAnsi="Yu Gothic"/>
@@ -4918,7 +7836,25 @@
       </w:tr>
       <w:tr>
         <w:tc>
-          <w:p>
+          <w:tcPr>
+            <w:tcW w:type="dxa" w:w="4819"/>
+            <w:tcBorders>
+              <w:top w:val="single" w:color="D1D5DB" w:sz="4"/>
+              <w:left w:val="single" w:color="D1D5DB" w:sz="4"/>
+              <w:bottom w:val="single" w:color="D1D5DB" w:sz="4"/>
+              <w:right w:val="single" w:color="D1D5DB" w:sz="4"/>
+            </w:tcBorders>
+            <w:tcMar>
+              <w:top w:type="dxa" w:w="60"/>
+              <w:left w:type="dxa" w:w="120"/>
+              <w:bottom w:type="dxa" w:w="60"/>
+              <w:right w:type="dxa" w:w="120"/>
+            </w:tcMar>
+          </w:tcPr>
+          <w:p>
+            <w:pPr>
+              <w:spacing w:after="0" w:before="0" w:line="240"/>
+            </w:pPr>
             <w:r>
               <w:rPr>
                 <w:rFonts w:ascii="Yu Gothic" w:cs="Yu Gothic" w:eastAsia="Yu Gothic" w:hAnsi="Yu Gothic"/>
@@ -4930,7 +7866,25 @@
           </w:p>
         </w:tc>
         <w:tc>
-          <w:p>
+          <w:tcPr>
+            <w:tcW w:type="dxa" w:w="4819"/>
+            <w:tcBorders>
+              <w:top w:val="single" w:color="D1D5DB" w:sz="4"/>
+              <w:left w:val="single" w:color="D1D5DB" w:sz="4"/>
+              <w:bottom w:val="single" w:color="D1D5DB" w:sz="4"/>
+              <w:right w:val="single" w:color="D1D5DB" w:sz="4"/>
+            </w:tcBorders>
+            <w:tcMar>
+              <w:top w:type="dxa" w:w="60"/>
+              <w:left w:type="dxa" w:w="120"/>
+              <w:bottom w:type="dxa" w:w="60"/>
+              <w:right w:type="dxa" w:w="120"/>
+            </w:tcMar>
+          </w:tcPr>
+          <w:p>
+            <w:pPr>
+              <w:spacing w:after="0" w:before="0" w:line="240"/>
+            </w:pPr>
             <w:r>
               <w:rPr>
                 <w:rFonts w:ascii="Yu Gothic" w:cs="Yu Gothic" w:eastAsia="Yu Gothic" w:hAnsi="Yu Gothic"/>
